--- a/OS/Laboratory_03/Отчет_ЛР3.docx
+++ b/OS/Laboratory_03/Отчет_ЛР3.docx
@@ -159,10 +159,7 @@
       </w:r>
       <w:r>
         <w:br/>
-        <w:t xml:space="preserve">студент 3 </w:t>
-      </w:r>
-      <w:r>
-        <w:t>курса 9 группы</w:t>
+        <w:t>студент 3 курса 9 группы</w:t>
       </w:r>
       <w:r>
         <w:br/>
@@ -242,7 +239,7 @@
       <w:r>
         <w:fldChar w:fldCharType="separate"/>
       </w:r>
-      <w:hyperlink w:anchor="_Toc241609296" w:history="1">
+      <w:hyperlink w:anchor="_Toc242198885" w:history="1">
         <w:r>
           <w:rPr>
             <w:rStyle w:val="aff8"/>
@@ -269,7 +266,7 @@
             <w:noProof/>
             <w:webHidden/>
           </w:rPr>
-          <w:instrText xml:space="preserve"> PAGEREF _Toc241609296 \h </w:instrText>
+          <w:instrText xml:space="preserve"> PAGEREF _Toc242198885 \h </w:instrText>
         </w:r>
         <w:r>
           <w:rPr>
@@ -314,7 +311,7 @@
           <w:lang w:val="ru-RU" w:eastAsia="ru-RU"/>
         </w:rPr>
       </w:pPr>
-      <w:hyperlink w:anchor="_Toc241609297" w:history="1">
+      <w:hyperlink w:anchor="_Toc242198886" w:history="1">
         <w:r>
           <w:rPr>
             <w:rStyle w:val="aff8"/>
@@ -341,7 +338,7 @@
             <w:noProof/>
             <w:webHidden/>
           </w:rPr>
-          <w:instrText xml:space="preserve"> PAGEREF _Toc241609297 \h </w:instrText>
+          <w:instrText xml:space="preserve"> PAGEREF _Toc242198886 \h </w:instrText>
         </w:r>
         <w:r>
           <w:rPr>
@@ -386,7 +383,7 @@
           <w:lang w:val="ru-RU" w:eastAsia="ru-RU"/>
         </w:rPr>
       </w:pPr>
-      <w:hyperlink w:anchor="_Toc241609298" w:history="1">
+      <w:hyperlink w:anchor="_Toc242198887" w:history="1">
         <w:r>
           <w:rPr>
             <w:rStyle w:val="aff8"/>
@@ -413,7 +410,7 @@
             <w:noProof/>
             <w:webHidden/>
           </w:rPr>
-          <w:instrText xml:space="preserve"> PAGEREF _Toc241609298 \h </w:instrText>
+          <w:instrText xml:space="preserve"> PAGEREF _Toc242198887 \h </w:instrText>
         </w:r>
         <w:r>
           <w:rPr>
@@ -458,7 +455,7 @@
           <w:lang w:val="ru-RU" w:eastAsia="ru-RU"/>
         </w:rPr>
       </w:pPr>
-      <w:hyperlink w:anchor="_Toc241609299" w:history="1">
+      <w:hyperlink w:anchor="_Toc242198888" w:history="1">
         <w:r>
           <w:rPr>
             <w:rStyle w:val="aff8"/>
@@ -485,7 +482,7 @@
             <w:noProof/>
             <w:webHidden/>
           </w:rPr>
-          <w:instrText xml:space="preserve"> PAGEREF _Toc241609299 \h </w:instrText>
+          <w:instrText xml:space="preserve"> PAGEREF _Toc242198888 \h </w:instrText>
         </w:r>
         <w:r>
           <w:rPr>
@@ -530,13 +527,14 @@
           <w:lang w:val="ru-RU" w:eastAsia="ru-RU"/>
         </w:rPr>
       </w:pPr>
-      <w:hyperlink w:anchor="_Toc241609300" w:history="1">
+      <w:hyperlink w:anchor="_Toc242198889" w:history="1">
         <w:r>
           <w:rPr>
             <w:rStyle w:val="aff8"/>
-            <w:noProof/>
-          </w:rPr>
-          <w:t>2 Создание и исследование процессов Windows уровней 4–5</w:t>
+            <w:rFonts w:eastAsiaTheme="majorEastAsia"/>
+            <w:noProof/>
+          </w:rPr>
+          <w:t>2 Создание и исследование процессов Windows</w:t>
         </w:r>
         <w:r>
           <w:rPr>
@@ -557,7 +555,7 @@
             <w:noProof/>
             <w:webHidden/>
           </w:rPr>
-          <w:instrText xml:space="preserve"> PAGEREF _Toc241609300 \h </w:instrText>
+          <w:instrText xml:space="preserve"> PAGEREF _Toc242198889 \h </w:instrText>
         </w:r>
         <w:r>
           <w:rPr>
@@ -602,7 +600,7 @@
           <w:lang w:val="ru-RU" w:eastAsia="ru-RU"/>
         </w:rPr>
       </w:pPr>
-      <w:hyperlink w:anchor="_Toc241609301" w:history="1">
+      <w:hyperlink w:anchor="_Toc242198890" w:history="1">
         <w:r>
           <w:rPr>
             <w:rStyle w:val="aff8"/>
@@ -629,7 +627,7 @@
             <w:noProof/>
             <w:webHidden/>
           </w:rPr>
-          <w:instrText xml:space="preserve"> PAGEREF _Toc241609301 \h </w:instrText>
+          <w:instrText xml:space="preserve"> PAGEREF _Toc242198890 \h </w:instrText>
         </w:r>
         <w:r>
           <w:rPr>
@@ -674,7 +672,7 @@
           <w:lang w:val="ru-RU" w:eastAsia="ru-RU"/>
         </w:rPr>
       </w:pPr>
-      <w:hyperlink w:anchor="_Toc241609302" w:history="1">
+      <w:hyperlink w:anchor="_Toc242198891" w:history="1">
         <w:r>
           <w:rPr>
             <w:rStyle w:val="aff8"/>
@@ -701,7 +699,7 @@
             <w:noProof/>
             <w:webHidden/>
           </w:rPr>
-          <w:instrText xml:space="preserve"> PAGEREF _Toc241609302 \h </w:instrText>
+          <w:instrText xml:space="preserve"> PAGEREF _Toc242198891 \h </w:instrText>
         </w:r>
         <w:r>
           <w:rPr>
@@ -746,7 +744,7 @@
           <w:lang w:val="ru-RU" w:eastAsia="ru-RU"/>
         </w:rPr>
       </w:pPr>
-      <w:hyperlink w:anchor="_Toc241609303" w:history="1">
+      <w:hyperlink w:anchor="_Toc242198892" w:history="1">
         <w:r>
           <w:rPr>
             <w:rStyle w:val="aff8"/>
@@ -773,7 +771,7 @@
             <w:noProof/>
             <w:webHidden/>
           </w:rPr>
-          <w:instrText xml:space="preserve"> PAGEREF _Toc241609303 \h </w:instrText>
+          <w:instrText xml:space="preserve"> PAGEREF _Toc242198892 \h </w:instrText>
         </w:r>
         <w:r>
           <w:rPr>
@@ -793,7 +791,7 @@
             <w:noProof/>
             <w:webHidden/>
           </w:rPr>
-          <w:t>9</w:t>
+          <w:t>10</w:t>
         </w:r>
         <w:r>
           <w:rPr>
@@ -818,7 +816,7 @@
           <w:lang w:val="ru-RU" w:eastAsia="ru-RU"/>
         </w:rPr>
       </w:pPr>
-      <w:hyperlink w:anchor="_Toc241609304" w:history="1">
+      <w:hyperlink w:anchor="_Toc242198893" w:history="1">
         <w:r>
           <w:rPr>
             <w:rStyle w:val="aff8"/>
@@ -845,7 +843,7 @@
             <w:noProof/>
             <w:webHidden/>
           </w:rPr>
-          <w:instrText xml:space="preserve"> PAGEREF _Toc241609304 \h </w:instrText>
+          <w:instrText xml:space="preserve"> PAGEREF _Toc242198893 \h </w:instrText>
         </w:r>
         <w:r>
           <w:rPr>
@@ -865,7 +863,7 @@
             <w:noProof/>
             <w:webHidden/>
           </w:rPr>
-          <w:t>9</w:t>
+          <w:t>10</w:t>
         </w:r>
         <w:r>
           <w:rPr>
@@ -890,7 +888,7 @@
           <w:lang w:val="ru-RU" w:eastAsia="ru-RU"/>
         </w:rPr>
       </w:pPr>
-      <w:hyperlink w:anchor="_Toc241609305" w:history="1">
+      <w:hyperlink w:anchor="_Toc242198894" w:history="1">
         <w:r>
           <w:rPr>
             <w:rStyle w:val="aff8"/>
@@ -917,7 +915,7 @@
             <w:noProof/>
             <w:webHidden/>
           </w:rPr>
-          <w:instrText xml:space="preserve"> PAGEREF _Toc241609305 \h </w:instrText>
+          <w:instrText xml:space="preserve"> PAGEREF _Toc242198894 \h </w:instrText>
         </w:r>
         <w:r>
           <w:rPr>
@@ -937,7 +935,7 @@
             <w:noProof/>
             <w:webHidden/>
           </w:rPr>
-          <w:t>10</w:t>
+          <w:t>11</w:t>
         </w:r>
         <w:r>
           <w:rPr>
@@ -950,7 +948,7 @@
     </w:p>
     <w:p>
       <w:pPr>
-        <w:pStyle w:val="14"/>
+        <w:pStyle w:val="2c"/>
         <w:tabs>
           <w:tab w:val="right" w:leader="dot" w:pos="9345"/>
         </w:tabs>
@@ -962,13 +960,14 @@
           <w:lang w:val="ru-RU" w:eastAsia="ru-RU"/>
         </w:rPr>
       </w:pPr>
-      <w:hyperlink w:anchor="_Toc241609306" w:history="1">
+      <w:hyperlink w:anchor="_Toc242198895" w:history="1">
         <w:r>
           <w:rPr>
             <w:rStyle w:val="aff8"/>
-            <w:noProof/>
-          </w:rPr>
-          <w:t>3 Анонимные каналы Windows уровней 7–8</w:t>
+            <w:rFonts w:eastAsiaTheme="majorEastAsia"/>
+            <w:noProof/>
+          </w:rPr>
+          <w:t>2.6 Наблюдение за процессами через cmd и Диспетчер задач</w:t>
         </w:r>
         <w:r>
           <w:rPr>
@@ -989,7 +988,7 @@
             <w:noProof/>
             <w:webHidden/>
           </w:rPr>
-          <w:instrText xml:space="preserve"> PAGEREF _Toc241609306 \h </w:instrText>
+          <w:instrText xml:space="preserve"> PAGEREF _Toc242198895 \h </w:instrText>
         </w:r>
         <w:r>
           <w:rPr>
@@ -1009,7 +1008,7 @@
             <w:noProof/>
             <w:webHidden/>
           </w:rPr>
-          <w:t>11</w:t>
+          <w:t>12</w:t>
         </w:r>
         <w:r>
           <w:rPr>
@@ -1022,7 +1021,7 @@
     </w:p>
     <w:p>
       <w:pPr>
-        <w:pStyle w:val="2c"/>
+        <w:pStyle w:val="14"/>
         <w:tabs>
           <w:tab w:val="right" w:leader="dot" w:pos="9345"/>
         </w:tabs>
@@ -1034,13 +1033,14 @@
           <w:lang w:val="ru-RU" w:eastAsia="ru-RU"/>
         </w:rPr>
       </w:pPr>
-      <w:hyperlink w:anchor="_Toc241609307" w:history="1">
+      <w:hyperlink w:anchor="_Toc242198896" w:history="1">
         <w:r>
           <w:rPr>
             <w:rStyle w:val="aff8"/>
-            <w:noProof/>
-          </w:rPr>
-          <w:t>3.1 Приложение Lab-03d-client</w:t>
+            <w:rFonts w:eastAsiaTheme="majorEastAsia"/>
+            <w:noProof/>
+          </w:rPr>
+          <w:t>3 Анонимные каналы Windows</w:t>
         </w:r>
         <w:r>
           <w:rPr>
@@ -1061,7 +1061,7 @@
             <w:noProof/>
             <w:webHidden/>
           </w:rPr>
-          <w:instrText xml:space="preserve"> PAGEREF _Toc241609307 \h </w:instrText>
+          <w:instrText xml:space="preserve"> PAGEREF _Toc242198896 \h </w:instrText>
         </w:r>
         <w:r>
           <w:rPr>
@@ -1081,7 +1081,7 @@
             <w:noProof/>
             <w:webHidden/>
           </w:rPr>
-          <w:t>11</w:t>
+          <w:t>13</w:t>
         </w:r>
         <w:r>
           <w:rPr>
@@ -1106,13 +1106,13 @@
           <w:lang w:val="ru-RU" w:eastAsia="ru-RU"/>
         </w:rPr>
       </w:pPr>
-      <w:hyperlink w:anchor="_Toc241609308" w:history="1">
+      <w:hyperlink w:anchor="_Toc242198897" w:history="1">
         <w:r>
           <w:rPr>
             <w:rStyle w:val="aff8"/>
             <w:noProof/>
           </w:rPr>
-          <w:t>3.2 Приложение Lab-03d-server</w:t>
+          <w:t>3.1 Приложение Lab-03d-client</w:t>
         </w:r>
         <w:r>
           <w:rPr>
@@ -1133,7 +1133,7 @@
             <w:noProof/>
             <w:webHidden/>
           </w:rPr>
-          <w:instrText xml:space="preserve"> PAGEREF _Toc241609308 \h </w:instrText>
+          <w:instrText xml:space="preserve"> PAGEREF _Toc242198897 \h </w:instrText>
         </w:r>
         <w:r>
           <w:rPr>
@@ -1153,7 +1153,7 @@
             <w:noProof/>
             <w:webHidden/>
           </w:rPr>
-          <w:t>11</w:t>
+          <w:t>13</w:t>
         </w:r>
         <w:r>
           <w:rPr>
@@ -1166,7 +1166,7 @@
     </w:p>
     <w:p>
       <w:pPr>
-        <w:pStyle w:val="14"/>
+        <w:pStyle w:val="2c"/>
         <w:tabs>
           <w:tab w:val="right" w:leader="dot" w:pos="9345"/>
         </w:tabs>
@@ -1178,13 +1178,13 @@
           <w:lang w:val="ru-RU" w:eastAsia="ru-RU"/>
         </w:rPr>
       </w:pPr>
-      <w:hyperlink w:anchor="_Toc241609309" w:history="1">
+      <w:hyperlink w:anchor="_Toc242198898" w:history="1">
         <w:r>
           <w:rPr>
             <w:rStyle w:val="aff8"/>
             <w:noProof/>
           </w:rPr>
-          <w:t>4 Передача данных через STARTUPINFO Windows уровней 9–10</w:t>
+          <w:t>3.2 Приложение Lab-03d-server</w:t>
         </w:r>
         <w:r>
           <w:rPr>
@@ -1205,7 +1205,7 @@
             <w:noProof/>
             <w:webHidden/>
           </w:rPr>
-          <w:instrText xml:space="preserve"> PAGEREF _Toc241609309 \h </w:instrText>
+          <w:instrText xml:space="preserve"> PAGEREF _Toc242198898 \h </w:instrText>
         </w:r>
         <w:r>
           <w:rPr>
@@ -1225,7 +1225,7 @@
             <w:noProof/>
             <w:webHidden/>
           </w:rPr>
-          <w:t>14</w:t>
+          <w:t>13</w:t>
         </w:r>
         <w:r>
           <w:rPr>
@@ -1250,13 +1250,14 @@
           <w:lang w:val="ru-RU" w:eastAsia="ru-RU"/>
         </w:rPr>
       </w:pPr>
-      <w:hyperlink w:anchor="_Toc241609310" w:history="1">
+      <w:hyperlink w:anchor="_Toc242198899" w:history="1">
         <w:r>
           <w:rPr>
             <w:rStyle w:val="aff8"/>
-            <w:noProof/>
-          </w:rPr>
-          <w:t>5 Создание и исследование процессов Linux уровней 4–5</w:t>
+            <w:rFonts w:eastAsiaTheme="majorEastAsia"/>
+            <w:noProof/>
+          </w:rPr>
+          <w:t>4 Передача данных через STARTUPINFO в Windows</w:t>
         </w:r>
         <w:r>
           <w:rPr>
@@ -1277,7 +1278,7 @@
             <w:noProof/>
             <w:webHidden/>
           </w:rPr>
-          <w:instrText xml:space="preserve"> PAGEREF _Toc241609310 \h </w:instrText>
+          <w:instrText xml:space="preserve"> PAGEREF _Toc242198899 \h </w:instrText>
         </w:r>
         <w:r>
           <w:rPr>
@@ -1297,7 +1298,7 @@
             <w:noProof/>
             <w:webHidden/>
           </w:rPr>
-          <w:t>15</w:t>
+          <w:t>16</w:t>
         </w:r>
         <w:r>
           <w:rPr>
@@ -1310,7 +1311,7 @@
     </w:p>
     <w:p>
       <w:pPr>
-        <w:pStyle w:val="2c"/>
+        <w:pStyle w:val="14"/>
         <w:tabs>
           <w:tab w:val="right" w:leader="dot" w:pos="9345"/>
         </w:tabs>
@@ -1322,13 +1323,14 @@
           <w:lang w:val="ru-RU" w:eastAsia="ru-RU"/>
         </w:rPr>
       </w:pPr>
-      <w:hyperlink w:anchor="_Toc241609311" w:history="1">
+      <w:hyperlink w:anchor="_Toc242198900" w:history="1">
         <w:r>
           <w:rPr>
             <w:rStyle w:val="aff8"/>
-            <w:noProof/>
-          </w:rPr>
-          <w:t>5.1 Приложения Lab-03x и Lab-03a</w:t>
+            <w:rFonts w:eastAsiaTheme="majorEastAsia"/>
+            <w:noProof/>
+          </w:rPr>
+          <w:t>5 Создание и исследование процессов Linux</w:t>
         </w:r>
         <w:r>
           <w:rPr>
@@ -1349,7 +1351,7 @@
             <w:noProof/>
             <w:webHidden/>
           </w:rPr>
-          <w:instrText xml:space="preserve"> PAGEREF _Toc241609311 \h </w:instrText>
+          <w:instrText xml:space="preserve"> PAGEREF _Toc242198900 \h </w:instrText>
         </w:r>
         <w:r>
           <w:rPr>
@@ -1369,7 +1371,7 @@
             <w:noProof/>
             <w:webHidden/>
           </w:rPr>
-          <w:t>15</w:t>
+          <w:t>17</w:t>
         </w:r>
         <w:r>
           <w:rPr>
@@ -1382,7 +1384,7 @@
     </w:p>
     <w:p>
       <w:pPr>
-        <w:pStyle w:val="14"/>
+        <w:pStyle w:val="2c"/>
         <w:tabs>
           <w:tab w:val="right" w:leader="dot" w:pos="9345"/>
         </w:tabs>
@@ -1394,13 +1396,13 @@
           <w:lang w:val="ru-RU" w:eastAsia="ru-RU"/>
         </w:rPr>
       </w:pPr>
-      <w:hyperlink w:anchor="_Toc241609312" w:history="1">
+      <w:hyperlink w:anchor="_Toc242198901" w:history="1">
         <w:r>
           <w:rPr>
             <w:rStyle w:val="aff8"/>
             <w:noProof/>
           </w:rPr>
-          <w:t>6 Анонимные каналы Linux уровней 7–8</w:t>
+          <w:t>5.1 Приложения Lab-03x и Lab-03a</w:t>
         </w:r>
         <w:r>
           <w:rPr>
@@ -1421,7 +1423,7 @@
             <w:noProof/>
             <w:webHidden/>
           </w:rPr>
-          <w:instrText xml:space="preserve"> PAGEREF _Toc241609312 \h </w:instrText>
+          <w:instrText xml:space="preserve"> PAGEREF _Toc242198901 \h </w:instrText>
         </w:r>
         <w:r>
           <w:rPr>
@@ -1466,13 +1468,14 @@
           <w:lang w:val="ru-RU" w:eastAsia="ru-RU"/>
         </w:rPr>
       </w:pPr>
-      <w:hyperlink w:anchor="_Toc241609313" w:history="1">
+      <w:hyperlink w:anchor="_Toc242198902" w:history="1">
         <w:r>
           <w:rPr>
             <w:rStyle w:val="aff8"/>
-            <w:noProof/>
-          </w:rPr>
-          <w:t>7 Обработка сигналов Linux уровней 9–10</w:t>
+            <w:rFonts w:eastAsiaTheme="majorEastAsia"/>
+            <w:noProof/>
+          </w:rPr>
+          <w:t>6 Анонимные каналы Linux</w:t>
         </w:r>
         <w:r>
           <w:rPr>
@@ -1493,7 +1496,7 @@
             <w:noProof/>
             <w:webHidden/>
           </w:rPr>
-          <w:instrText xml:space="preserve"> PAGEREF _Toc241609313 \h </w:instrText>
+          <w:instrText xml:space="preserve"> PAGEREF _Toc242198902 \h </w:instrText>
         </w:r>
         <w:r>
           <w:rPr>
@@ -1538,13 +1541,14 @@
           <w:lang w:val="ru-RU" w:eastAsia="ru-RU"/>
         </w:rPr>
       </w:pPr>
-      <w:hyperlink w:anchor="_Toc241609314" w:history="1">
+      <w:hyperlink w:anchor="_Toc242198903" w:history="1">
         <w:r>
           <w:rPr>
             <w:rStyle w:val="aff8"/>
-            <w:noProof/>
-          </w:rPr>
-          <w:t>8 Ответы на вопросы для самоконтроля</w:t>
+            <w:rFonts w:eastAsiaTheme="majorEastAsia"/>
+            <w:noProof/>
+          </w:rPr>
+          <w:t>7 Обработка сигналов Linux</w:t>
         </w:r>
         <w:r>
           <w:rPr>
@@ -1565,7 +1569,7 @@
             <w:noProof/>
             <w:webHidden/>
           </w:rPr>
-          <w:instrText xml:space="preserve"> PAGEREF _Toc241609314 \h </w:instrText>
+          <w:instrText xml:space="preserve"> PAGEREF _Toc242198903 \h </w:instrText>
         </w:r>
         <w:r>
           <w:rPr>
@@ -1585,7 +1589,7 @@
             <w:noProof/>
             <w:webHidden/>
           </w:rPr>
-          <w:t>20</w:t>
+          <w:t>21</w:t>
         </w:r>
         <w:r>
           <w:rPr>
@@ -1598,7 +1602,7 @@
     </w:p>
     <w:p>
       <w:pPr>
-        <w:pStyle w:val="2c"/>
+        <w:pStyle w:val="14"/>
         <w:tabs>
           <w:tab w:val="right" w:leader="dot" w:pos="9345"/>
         </w:tabs>
@@ -1610,13 +1614,13 @@
           <w:lang w:val="ru-RU" w:eastAsia="ru-RU"/>
         </w:rPr>
       </w:pPr>
-      <w:hyperlink w:anchor="_Toc241609315" w:history="1">
+      <w:hyperlink w:anchor="_Toc242198904" w:history="1">
         <w:r>
           <w:rPr>
             <w:rStyle w:val="aff8"/>
             <w:noProof/>
           </w:rPr>
-          <w:t>8.1 Что такое процесс и чем он отличается от программы</w:t>
+          <w:t>8 Ответы на вопросы для самоконтроля</w:t>
         </w:r>
         <w:r>
           <w:rPr>
@@ -1637,7 +1641,7 @@
             <w:noProof/>
             <w:webHidden/>
           </w:rPr>
-          <w:instrText xml:space="preserve"> PAGEREF _Toc241609315 \h </w:instrText>
+          <w:instrText xml:space="preserve"> PAGEREF _Toc242198904 \h </w:instrText>
         </w:r>
         <w:r>
           <w:rPr>
@@ -1657,7 +1661,7 @@
             <w:noProof/>
             <w:webHidden/>
           </w:rPr>
-          <w:t>20</w:t>
+          <w:t>23</w:t>
         </w:r>
         <w:r>
           <w:rPr>
@@ -1682,13 +1686,13 @@
           <w:lang w:val="ru-RU" w:eastAsia="ru-RU"/>
         </w:rPr>
       </w:pPr>
-      <w:hyperlink w:anchor="_Toc241609316" w:history="1">
+      <w:hyperlink w:anchor="_Toc242198905" w:history="1">
         <w:r>
           <w:rPr>
             <w:rStyle w:val="aff8"/>
             <w:noProof/>
           </w:rPr>
-          <w:t>8.2 Какие ресурсы доступны процессу</w:t>
+          <w:t>8.1 Что такое процесс и чем он отличается от программы</w:t>
         </w:r>
         <w:r>
           <w:rPr>
@@ -1709,7 +1713,7 @@
             <w:noProof/>
             <w:webHidden/>
           </w:rPr>
-          <w:instrText xml:space="preserve"> PAGEREF _Toc241609316 \h </w:instrText>
+          <w:instrText xml:space="preserve"> PAGEREF _Toc242198905 \h </w:instrText>
         </w:r>
         <w:r>
           <w:rPr>
@@ -1729,7 +1733,7 @@
             <w:noProof/>
             <w:webHidden/>
           </w:rPr>
-          <w:t>20</w:t>
+          <w:t>23</w:t>
         </w:r>
         <w:r>
           <w:rPr>
@@ -1754,13 +1758,13 @@
           <w:lang w:val="ru-RU" w:eastAsia="ru-RU"/>
         </w:rPr>
       </w:pPr>
-      <w:hyperlink w:anchor="_Toc241609317" w:history="1">
+      <w:hyperlink w:anchor="_Toc242198906" w:history="1">
         <w:r>
           <w:rPr>
             <w:rStyle w:val="aff8"/>
             <w:noProof/>
           </w:rPr>
-          <w:t>8.3 Что такое родительский и дочерний процессы</w:t>
+          <w:t>8.2 Какие ресурсы доступны процессу</w:t>
         </w:r>
         <w:r>
           <w:rPr>
@@ -1781,7 +1785,7 @@
             <w:noProof/>
             <w:webHidden/>
           </w:rPr>
-          <w:instrText xml:space="preserve"> PAGEREF _Toc241609317 \h </w:instrText>
+          <w:instrText xml:space="preserve"> PAGEREF _Toc242198906 \h </w:instrText>
         </w:r>
         <w:r>
           <w:rPr>
@@ -1801,7 +1805,7 @@
             <w:noProof/>
             <w:webHidden/>
           </w:rPr>
-          <w:t>20</w:t>
+          <w:t>23</w:t>
         </w:r>
         <w:r>
           <w:rPr>
@@ -1826,13 +1830,13 @@
           <w:lang w:val="ru-RU" w:eastAsia="ru-RU"/>
         </w:rPr>
       </w:pPr>
-      <w:hyperlink w:anchor="_Toc241609318" w:history="1">
+      <w:hyperlink w:anchor="_Toc242198907" w:history="1">
         <w:r>
           <w:rPr>
             <w:rStyle w:val="aff8"/>
             <w:noProof/>
           </w:rPr>
-          <w:t>8.4 Что такое системный вызов</w:t>
+          <w:t>8.3 Что такое родительский и дочерний процессы</w:t>
         </w:r>
         <w:r>
           <w:rPr>
@@ -1853,7 +1857,7 @@
             <w:noProof/>
             <w:webHidden/>
           </w:rPr>
-          <w:instrText xml:space="preserve"> PAGEREF _Toc241609318 \h </w:instrText>
+          <w:instrText xml:space="preserve"> PAGEREF _Toc242198907 \h </w:instrText>
         </w:r>
         <w:r>
           <w:rPr>
@@ -1873,7 +1877,7 @@
             <w:noProof/>
             <w:webHidden/>
           </w:rPr>
-          <w:t>20</w:t>
+          <w:t>23</w:t>
         </w:r>
         <w:r>
           <w:rPr>
@@ -1898,13 +1902,13 @@
           <w:lang w:val="ru-RU" w:eastAsia="ru-RU"/>
         </w:rPr>
       </w:pPr>
-      <w:hyperlink w:anchor="_Toc241609319" w:history="1">
+      <w:hyperlink w:anchor="_Toc242198908" w:history="1">
         <w:r>
           <w:rPr>
             <w:rStyle w:val="aff8"/>
             <w:noProof/>
           </w:rPr>
-          <w:t>8.5 Какие системные вызовы создают процессы</w:t>
+          <w:t>8.4 Что такое системный вызов</w:t>
         </w:r>
         <w:r>
           <w:rPr>
@@ -1925,7 +1929,7 @@
             <w:noProof/>
             <w:webHidden/>
           </w:rPr>
-          <w:instrText xml:space="preserve"> PAGEREF _Toc241609319 \h </w:instrText>
+          <w:instrText xml:space="preserve"> PAGEREF _Toc242198908 \h </w:instrText>
         </w:r>
         <w:r>
           <w:rPr>
@@ -1945,7 +1949,7 @@
             <w:noProof/>
             <w:webHidden/>
           </w:rPr>
-          <w:t>20</w:t>
+          <w:t>23</w:t>
         </w:r>
         <w:r>
           <w:rPr>
@@ -1970,13 +1974,13 @@
           <w:lang w:val="ru-RU" w:eastAsia="ru-RU"/>
         </w:rPr>
       </w:pPr>
-      <w:hyperlink w:anchor="_Toc241609320" w:history="1">
+      <w:hyperlink w:anchor="_Toc242198909" w:history="1">
         <w:r>
           <w:rPr>
             <w:rStyle w:val="aff8"/>
             <w:noProof/>
           </w:rPr>
-          <w:t>8.6 Какие функции WinAPI и POSIX связаны с созданием</w:t>
+          <w:t>8.5 Какие системные вызовы создают процессы</w:t>
         </w:r>
         <w:r>
           <w:rPr>
@@ -1997,7 +2001,7 @@
             <w:noProof/>
             <w:webHidden/>
           </w:rPr>
-          <w:instrText xml:space="preserve"> PAGEREF _Toc241609320 \h </w:instrText>
+          <w:instrText xml:space="preserve"> PAGEREF _Toc242198909 \h </w:instrText>
         </w:r>
         <w:r>
           <w:rPr>
@@ -2017,7 +2021,7 @@
             <w:noProof/>
             <w:webHidden/>
           </w:rPr>
-          <w:t>20</w:t>
+          <w:t>23</w:t>
         </w:r>
         <w:r>
           <w:rPr>
@@ -2042,13 +2046,13 @@
           <w:lang w:val="ru-RU" w:eastAsia="ru-RU"/>
         </w:rPr>
       </w:pPr>
-      <w:hyperlink w:anchor="_Toc241609321" w:history="1">
+      <w:hyperlink w:anchor="_Toc242198910" w:history="1">
         <w:r>
           <w:rPr>
             <w:rStyle w:val="aff8"/>
             <w:noProof/>
           </w:rPr>
-          <w:t>8.7 Сколько процессов создают три вызова fork</w:t>
+          <w:t>8.6 Какие функции WinAPI и POSIX связаны с созданием</w:t>
         </w:r>
         <w:r>
           <w:rPr>
@@ -2069,7 +2073,7 @@
             <w:noProof/>
             <w:webHidden/>
           </w:rPr>
-          <w:instrText xml:space="preserve"> PAGEREF _Toc241609321 \h </w:instrText>
+          <w:instrText xml:space="preserve"> PAGEREF _Toc242198910 \h </w:instrText>
         </w:r>
         <w:r>
           <w:rPr>
@@ -2089,7 +2093,7 @@
             <w:noProof/>
             <w:webHidden/>
           </w:rPr>
-          <w:t>20</w:t>
+          <w:t>23</w:t>
         </w:r>
         <w:r>
           <w:rPr>
@@ -2114,13 +2118,13 @@
           <w:lang w:val="ru-RU" w:eastAsia="ru-RU"/>
         </w:rPr>
       </w:pPr>
-      <w:hyperlink w:anchor="_Toc241609322" w:history="1">
+      <w:hyperlink w:anchor="_Toc242198911" w:history="1">
         <w:r>
           <w:rPr>
             <w:rStyle w:val="aff8"/>
             <w:noProof/>
           </w:rPr>
-          <w:t>8.8 Для чего нужен exec</w:t>
+          <w:t>8.7 Сколько процессов создают три вызова fork</w:t>
         </w:r>
         <w:r>
           <w:rPr>
@@ -2141,7 +2145,7 @@
             <w:noProof/>
             <w:webHidden/>
           </w:rPr>
-          <w:instrText xml:space="preserve"> PAGEREF _Toc241609322 \h </w:instrText>
+          <w:instrText xml:space="preserve"> PAGEREF _Toc242198911 \h </w:instrText>
         </w:r>
         <w:r>
           <w:rPr>
@@ -2161,7 +2165,7 @@
             <w:noProof/>
             <w:webHidden/>
           </w:rPr>
-          <w:t>21</w:t>
+          <w:t>23</w:t>
         </w:r>
         <w:r>
           <w:rPr>
@@ -2186,13 +2190,13 @@
           <w:lang w:val="ru-RU" w:eastAsia="ru-RU"/>
         </w:rPr>
       </w:pPr>
-      <w:hyperlink w:anchor="_Toc241609323" w:history="1">
+      <w:hyperlink w:anchor="_Toc242198912" w:history="1">
         <w:r>
           <w:rPr>
             <w:rStyle w:val="aff8"/>
             <w:noProof/>
           </w:rPr>
-          <w:t>8.9 Что такое IPC</w:t>
+          <w:t>8.8 Для чего нужен exec</w:t>
         </w:r>
         <w:r>
           <w:rPr>
@@ -2213,7 +2217,7 @@
             <w:noProof/>
             <w:webHidden/>
           </w:rPr>
-          <w:instrText xml:space="preserve"> PAGEREF _Toc241609323 \h </w:instrText>
+          <w:instrText xml:space="preserve"> PAGEREF _Toc242198912 \h </w:instrText>
         </w:r>
         <w:r>
           <w:rPr>
@@ -2233,7 +2237,7 @@
             <w:noProof/>
             <w:webHidden/>
           </w:rPr>
-          <w:t>21</w:t>
+          <w:t>24</w:t>
         </w:r>
         <w:r>
           <w:rPr>
@@ -2258,13 +2262,13 @@
           <w:lang w:val="ru-RU" w:eastAsia="ru-RU"/>
         </w:rPr>
       </w:pPr>
-      <w:hyperlink w:anchor="_Toc241609324" w:history="1">
+      <w:hyperlink w:anchor="_Toc242198913" w:history="1">
         <w:r>
           <w:rPr>
             <w:rStyle w:val="aff8"/>
             <w:noProof/>
           </w:rPr>
-          <w:t>8.10 Какие группы IPC известны</w:t>
+          <w:t>8.9 Что такое IPC</w:t>
         </w:r>
         <w:r>
           <w:rPr>
@@ -2285,7 +2289,7 @@
             <w:noProof/>
             <w:webHidden/>
           </w:rPr>
-          <w:instrText xml:space="preserve"> PAGEREF _Toc241609324 \h </w:instrText>
+          <w:instrText xml:space="preserve"> PAGEREF _Toc242198913 \h </w:instrText>
         </w:r>
         <w:r>
           <w:rPr>
@@ -2305,7 +2309,7 @@
             <w:noProof/>
             <w:webHidden/>
           </w:rPr>
-          <w:t>21</w:t>
+          <w:t>24</w:t>
         </w:r>
         <w:r>
           <w:rPr>
@@ -2330,13 +2334,13 @@
           <w:lang w:val="ru-RU" w:eastAsia="ru-RU"/>
         </w:rPr>
       </w:pPr>
-      <w:hyperlink w:anchor="_Toc241609325" w:history="1">
+      <w:hyperlink w:anchor="_Toc242198914" w:history="1">
         <w:r>
           <w:rPr>
             <w:rStyle w:val="aff8"/>
             <w:noProof/>
           </w:rPr>
-          <w:t>8.11 Какой IPC выбрать для максимальной скорости</w:t>
+          <w:t>8.10 Какие группы IPC известны</w:t>
         </w:r>
         <w:r>
           <w:rPr>
@@ -2357,7 +2361,7 @@
             <w:noProof/>
             <w:webHidden/>
           </w:rPr>
-          <w:instrText xml:space="preserve"> PAGEREF _Toc241609325 \h </w:instrText>
+          <w:instrText xml:space="preserve"> PAGEREF _Toc242198914 \h </w:instrText>
         </w:r>
         <w:r>
           <w:rPr>
@@ -2377,7 +2381,7 @@
             <w:noProof/>
             <w:webHidden/>
           </w:rPr>
-          <w:t>21</w:t>
+          <w:t>24</w:t>
         </w:r>
         <w:r>
           <w:rPr>
@@ -2402,13 +2406,13 @@
           <w:lang w:val="ru-RU" w:eastAsia="ru-RU"/>
         </w:rPr>
       </w:pPr>
-      <w:hyperlink w:anchor="_Toc241609326" w:history="1">
+      <w:hyperlink w:anchor="_Toc242198915" w:history="1">
         <w:r>
           <w:rPr>
             <w:rStyle w:val="aff8"/>
             <w:noProof/>
           </w:rPr>
-          <w:t>8.12 Какой IPC устойчивее к ошибкам</w:t>
+          <w:t>8.11 Какой IPC выбрать для максимальной скорости</w:t>
         </w:r>
         <w:r>
           <w:rPr>
@@ -2429,7 +2433,7 @@
             <w:noProof/>
             <w:webHidden/>
           </w:rPr>
-          <w:instrText xml:space="preserve"> PAGEREF _Toc241609326 \h </w:instrText>
+          <w:instrText xml:space="preserve"> PAGEREF _Toc242198915 \h </w:instrText>
         </w:r>
         <w:r>
           <w:rPr>
@@ -2449,7 +2453,7 @@
             <w:noProof/>
             <w:webHidden/>
           </w:rPr>
-          <w:t>21</w:t>
+          <w:t>24</w:t>
         </w:r>
         <w:r>
           <w:rPr>
@@ -2474,13 +2478,13 @@
           <w:lang w:val="ru-RU" w:eastAsia="ru-RU"/>
         </w:rPr>
       </w:pPr>
-      <w:hyperlink w:anchor="_Toc241609327" w:history="1">
+      <w:hyperlink w:anchor="_Toc242198916" w:history="1">
         <w:r>
           <w:rPr>
             <w:rStyle w:val="aff8"/>
             <w:noProof/>
           </w:rPr>
-          <w:t>8.13 Какие сигналы существуют в Linux</w:t>
+          <w:t>8.12 Какой IPC устойчивее к ошибкам</w:t>
         </w:r>
         <w:r>
           <w:rPr>
@@ -2501,7 +2505,7 @@
             <w:noProof/>
             <w:webHidden/>
           </w:rPr>
-          <w:instrText xml:space="preserve"> PAGEREF _Toc241609327 \h </w:instrText>
+          <w:instrText xml:space="preserve"> PAGEREF _Toc242198916 \h </w:instrText>
         </w:r>
         <w:r>
           <w:rPr>
@@ -2521,7 +2525,7 @@
             <w:noProof/>
             <w:webHidden/>
           </w:rPr>
-          <w:t>21</w:t>
+          <w:t>24</w:t>
         </w:r>
         <w:r>
           <w:rPr>
@@ -2546,13 +2550,13 @@
           <w:lang w:val="ru-RU" w:eastAsia="ru-RU"/>
         </w:rPr>
       </w:pPr>
-      <w:hyperlink w:anchor="_Toc241609328" w:history="1">
+      <w:hyperlink w:anchor="_Toc242198917" w:history="1">
         <w:r>
           <w:rPr>
             <w:rStyle w:val="aff8"/>
             <w:noProof/>
           </w:rPr>
-          <w:t>8.14 Как установить обработчик сигнала</w:t>
+          <w:t>8.13 Какие сигналы существуют в Linux</w:t>
         </w:r>
         <w:r>
           <w:rPr>
@@ -2573,7 +2577,7 @@
             <w:noProof/>
             <w:webHidden/>
           </w:rPr>
-          <w:instrText xml:space="preserve"> PAGEREF _Toc241609328 \h </w:instrText>
+          <w:instrText xml:space="preserve"> PAGEREF _Toc242198917 \h </w:instrText>
         </w:r>
         <w:r>
           <w:rPr>
@@ -2593,7 +2597,7 @@
             <w:noProof/>
             <w:webHidden/>
           </w:rPr>
-          <w:t>21</w:t>
+          <w:t>24</w:t>
         </w:r>
         <w:r>
           <w:rPr>
@@ -2618,13 +2622,13 @@
           <w:lang w:val="ru-RU" w:eastAsia="ru-RU"/>
         </w:rPr>
       </w:pPr>
-      <w:hyperlink w:anchor="_Toc241609329" w:history="1">
+      <w:hyperlink w:anchor="_Toc242198918" w:history="1">
         <w:r>
           <w:rPr>
             <w:rStyle w:val="aff8"/>
             <w:noProof/>
           </w:rPr>
-          <w:t>8.15 Какие структуры ядра описывают процесс</w:t>
+          <w:t>8.14 Как установить обработчик сигнала</w:t>
         </w:r>
         <w:r>
           <w:rPr>
@@ -2645,7 +2649,7 @@
             <w:noProof/>
             <w:webHidden/>
           </w:rPr>
-          <w:instrText xml:space="preserve"> PAGEREF _Toc241609329 \h </w:instrText>
+          <w:instrText xml:space="preserve"> PAGEREF _Toc242198918 \h </w:instrText>
         </w:r>
         <w:r>
           <w:rPr>
@@ -2665,7 +2669,7 @@
             <w:noProof/>
             <w:webHidden/>
           </w:rPr>
-          <w:t>21</w:t>
+          <w:t>24</w:t>
         </w:r>
         <w:r>
           <w:rPr>
@@ -2690,13 +2694,13 @@
           <w:lang w:val="ru-RU" w:eastAsia="ru-RU"/>
         </w:rPr>
       </w:pPr>
-      <w:hyperlink w:anchor="_Toc241609330" w:history="1">
+      <w:hyperlink w:anchor="_Toc242198919" w:history="1">
         <w:r>
           <w:rPr>
             <w:rStyle w:val="aff8"/>
             <w:noProof/>
           </w:rPr>
-          <w:t>8.16 Как просмотреть структуры процессов</w:t>
+          <w:t>8.15 Какие структуры ядра описывают процесс</w:t>
         </w:r>
         <w:r>
           <w:rPr>
@@ -2717,7 +2721,7 @@
             <w:noProof/>
             <w:webHidden/>
           </w:rPr>
-          <w:instrText xml:space="preserve"> PAGEREF _Toc241609330 \h </w:instrText>
+          <w:instrText xml:space="preserve"> PAGEREF _Toc242198919 \h </w:instrText>
         </w:r>
         <w:r>
           <w:rPr>
@@ -2737,7 +2741,7 @@
             <w:noProof/>
             <w:webHidden/>
           </w:rPr>
-          <w:t>22</w:t>
+          <w:t>24</w:t>
         </w:r>
         <w:r>
           <w:rPr>
@@ -2750,7 +2754,7 @@
     </w:p>
     <w:p>
       <w:pPr>
-        <w:pStyle w:val="14"/>
+        <w:pStyle w:val="2c"/>
         <w:tabs>
           <w:tab w:val="right" w:leader="dot" w:pos="9345"/>
         </w:tabs>
@@ -2762,13 +2766,13 @@
           <w:lang w:val="ru-RU" w:eastAsia="ru-RU"/>
         </w:rPr>
       </w:pPr>
-      <w:hyperlink w:anchor="_Toc241609331" w:history="1">
+      <w:hyperlink w:anchor="_Toc242198920" w:history="1">
         <w:r>
           <w:rPr>
             <w:rStyle w:val="aff8"/>
             <w:noProof/>
           </w:rPr>
-          <w:t>Заключение</w:t>
+          <w:t>8.16 Как просмотреть структуры процессов</w:t>
         </w:r>
         <w:r>
           <w:rPr>
@@ -2789,7 +2793,7 @@
             <w:noProof/>
             <w:webHidden/>
           </w:rPr>
-          <w:instrText xml:space="preserve"> PAGEREF _Toc241609331 \h </w:instrText>
+          <w:instrText xml:space="preserve"> PAGEREF _Toc242198920 \h </w:instrText>
         </w:r>
         <w:r>
           <w:rPr>
@@ -2809,7 +2813,7 @@
             <w:noProof/>
             <w:webHidden/>
           </w:rPr>
-          <w:t>23</w:t>
+          <w:t>25</w:t>
         </w:r>
         <w:r>
           <w:rPr>
@@ -2834,12 +2838,84 @@
           <w:lang w:val="ru-RU" w:eastAsia="ru-RU"/>
         </w:rPr>
       </w:pPr>
-      <w:hyperlink w:anchor="_Toc241609332" w:history="1">
+      <w:hyperlink w:anchor="_Toc242198921" w:history="1">
         <w:r>
           <w:rPr>
             <w:rStyle w:val="aff8"/>
             <w:noProof/>
           </w:rPr>
+          <w:t>Заключение</w:t>
+        </w:r>
+        <w:r>
+          <w:rPr>
+            <w:noProof/>
+            <w:webHidden/>
+          </w:rPr>
+          <w:tab/>
+        </w:r>
+        <w:r>
+          <w:rPr>
+            <w:noProof/>
+            <w:webHidden/>
+          </w:rPr>
+          <w:fldChar w:fldCharType="begin"/>
+        </w:r>
+        <w:r>
+          <w:rPr>
+            <w:noProof/>
+            <w:webHidden/>
+          </w:rPr>
+          <w:instrText xml:space="preserve"> PAGEREF _Toc242198921 \h </w:instrText>
+        </w:r>
+        <w:r>
+          <w:rPr>
+            <w:noProof/>
+            <w:webHidden/>
+          </w:rPr>
+        </w:r>
+        <w:r>
+          <w:rPr>
+            <w:noProof/>
+            <w:webHidden/>
+          </w:rPr>
+          <w:fldChar w:fldCharType="separate"/>
+        </w:r>
+        <w:r>
+          <w:rPr>
+            <w:noProof/>
+            <w:webHidden/>
+          </w:rPr>
+          <w:t>26</w:t>
+        </w:r>
+        <w:r>
+          <w:rPr>
+            <w:noProof/>
+            <w:webHidden/>
+          </w:rPr>
+          <w:fldChar w:fldCharType="end"/>
+        </w:r>
+      </w:hyperlink>
+    </w:p>
+    <w:p>
+      <w:pPr>
+        <w:pStyle w:val="14"/>
+        <w:tabs>
+          <w:tab w:val="right" w:leader="dot" w:pos="9345"/>
+        </w:tabs>
+        <w:rPr>
+          <w:rFonts w:asciiTheme="minorHAnsi" w:eastAsiaTheme="minorEastAsia" w:hAnsiTheme="minorHAnsi" w:cstheme="minorBidi"/>
+          <w:noProof/>
+          <w:color w:val="auto"/>
+          <w:sz w:val="22"/>
+          <w:lang w:val="ru-RU" w:eastAsia="ru-RU"/>
+        </w:rPr>
+      </w:pPr>
+      <w:hyperlink w:anchor="_Toc242198922" w:history="1">
+        <w:r>
+          <w:rPr>
+            <w:rStyle w:val="aff8"/>
+            <w:noProof/>
+          </w:rPr>
           <w:t>Список использованных источников</w:t>
         </w:r>
         <w:r>
@@ -2861,7 +2937,7 @@
             <w:noProof/>
             <w:webHidden/>
           </w:rPr>
-          <w:instrText xml:space="preserve"> PAGEREF _Toc241609332 \h </w:instrText>
+          <w:instrText xml:space="preserve"> PAGEREF _Toc242198922 \h </w:instrText>
         </w:r>
         <w:r>
           <w:rPr>
@@ -2881,7 +2957,7 @@
             <w:noProof/>
             <w:webHidden/>
           </w:rPr>
-          <w:t>24</w:t>
+          <w:t>27</w:t>
         </w:r>
         <w:r>
           <w:rPr>
@@ -2894,6 +2970,225 @@
     </w:p>
     <w:p>
       <w:pPr>
+        <w:pStyle w:val="14"/>
+        <w:tabs>
+          <w:tab w:val="right" w:leader="dot" w:pos="9345"/>
+        </w:tabs>
+        <w:rPr>
+          <w:rFonts w:asciiTheme="minorHAnsi" w:eastAsiaTheme="minorEastAsia" w:hAnsiTheme="minorHAnsi" w:cstheme="minorBidi"/>
+          <w:noProof/>
+          <w:color w:val="auto"/>
+          <w:sz w:val="22"/>
+          <w:lang w:val="ru-RU" w:eastAsia="ru-RU"/>
+        </w:rPr>
+      </w:pPr>
+      <w:hyperlink w:anchor="_Toc242198923" w:history="1">
+        <w:r>
+          <w:rPr>
+            <w:rStyle w:val="aff8"/>
+            <w:rFonts w:eastAsiaTheme="majorEastAsia"/>
+            <w:noProof/>
+          </w:rPr>
+          <w:t>ПРИЛОЖЕНИЕ А Ключевые листинги приложений Windows</w:t>
+        </w:r>
+        <w:r>
+          <w:rPr>
+            <w:noProof/>
+            <w:webHidden/>
+          </w:rPr>
+          <w:tab/>
+        </w:r>
+        <w:r>
+          <w:rPr>
+            <w:noProof/>
+            <w:webHidden/>
+          </w:rPr>
+          <w:fldChar w:fldCharType="begin"/>
+        </w:r>
+        <w:r>
+          <w:rPr>
+            <w:noProof/>
+            <w:webHidden/>
+          </w:rPr>
+          <w:instrText xml:space="preserve"> PAGEREF _Toc242198923 \h </w:instrText>
+        </w:r>
+        <w:r>
+          <w:rPr>
+            <w:noProof/>
+            <w:webHidden/>
+          </w:rPr>
+        </w:r>
+        <w:r>
+          <w:rPr>
+            <w:noProof/>
+            <w:webHidden/>
+          </w:rPr>
+          <w:fldChar w:fldCharType="separate"/>
+        </w:r>
+        <w:r>
+          <w:rPr>
+            <w:noProof/>
+            <w:webHidden/>
+          </w:rPr>
+          <w:t>28</w:t>
+        </w:r>
+        <w:r>
+          <w:rPr>
+            <w:noProof/>
+            <w:webHidden/>
+          </w:rPr>
+          <w:fldChar w:fldCharType="end"/>
+        </w:r>
+      </w:hyperlink>
+    </w:p>
+    <w:p>
+      <w:pPr>
+        <w:pStyle w:val="14"/>
+        <w:tabs>
+          <w:tab w:val="right" w:leader="dot" w:pos="9345"/>
+        </w:tabs>
+        <w:rPr>
+          <w:rFonts w:asciiTheme="minorHAnsi" w:eastAsiaTheme="minorEastAsia" w:hAnsiTheme="minorHAnsi" w:cstheme="minorBidi"/>
+          <w:noProof/>
+          <w:color w:val="auto"/>
+          <w:sz w:val="22"/>
+          <w:lang w:val="ru-RU" w:eastAsia="ru-RU"/>
+        </w:rPr>
+      </w:pPr>
+      <w:hyperlink w:anchor="_Toc242198924" w:history="1">
+        <w:r>
+          <w:rPr>
+            <w:rStyle w:val="aff8"/>
+            <w:rFonts w:eastAsiaTheme="majorEastAsia"/>
+            <w:noProof/>
+          </w:rPr>
+          <w:t>ПРИЛОЖЕНИЕ Б Ключевые листинги приложений Linux</w:t>
+        </w:r>
+        <w:r>
+          <w:rPr>
+            <w:noProof/>
+            <w:webHidden/>
+          </w:rPr>
+          <w:tab/>
+        </w:r>
+        <w:r>
+          <w:rPr>
+            <w:noProof/>
+            <w:webHidden/>
+          </w:rPr>
+          <w:fldChar w:fldCharType="begin"/>
+        </w:r>
+        <w:r>
+          <w:rPr>
+            <w:noProof/>
+            <w:webHidden/>
+          </w:rPr>
+          <w:instrText xml:space="preserve"> PAGEREF _Toc242198924 \h </w:instrText>
+        </w:r>
+        <w:r>
+          <w:rPr>
+            <w:noProof/>
+            <w:webHidden/>
+          </w:rPr>
+        </w:r>
+        <w:r>
+          <w:rPr>
+            <w:noProof/>
+            <w:webHidden/>
+          </w:rPr>
+          <w:fldChar w:fldCharType="separate"/>
+        </w:r>
+        <w:r>
+          <w:rPr>
+            <w:noProof/>
+            <w:webHidden/>
+          </w:rPr>
+          <w:t>31</w:t>
+        </w:r>
+        <w:r>
+          <w:rPr>
+            <w:noProof/>
+            <w:webHidden/>
+          </w:rPr>
+          <w:fldChar w:fldCharType="end"/>
+        </w:r>
+      </w:hyperlink>
+    </w:p>
+    <w:p>
+      <w:pPr>
+        <w:pStyle w:val="14"/>
+        <w:tabs>
+          <w:tab w:val="right" w:leader="dot" w:pos="9345"/>
+        </w:tabs>
+        <w:rPr>
+          <w:rFonts w:asciiTheme="minorHAnsi" w:eastAsiaTheme="minorEastAsia" w:hAnsiTheme="minorHAnsi" w:cstheme="minorBidi"/>
+          <w:noProof/>
+          <w:color w:val="auto"/>
+          <w:sz w:val="22"/>
+          <w:lang w:val="ru-RU" w:eastAsia="ru-RU"/>
+        </w:rPr>
+      </w:pPr>
+      <w:hyperlink w:anchor="_Toc242198925" w:history="1">
+        <w:r>
+          <w:rPr>
+            <w:rStyle w:val="aff8"/>
+            <w:rFonts w:eastAsiaTheme="majorEastAsia"/>
+            <w:noProof/>
+          </w:rPr>
+          <w:t>ПРИЛОЖЕНИЕ В Перечень необходимых скриншотов</w:t>
+        </w:r>
+        <w:r>
+          <w:rPr>
+            <w:noProof/>
+            <w:webHidden/>
+          </w:rPr>
+          <w:tab/>
+        </w:r>
+        <w:r>
+          <w:rPr>
+            <w:noProof/>
+            <w:webHidden/>
+          </w:rPr>
+          <w:fldChar w:fldCharType="begin"/>
+        </w:r>
+        <w:r>
+          <w:rPr>
+            <w:noProof/>
+            <w:webHidden/>
+          </w:rPr>
+          <w:instrText xml:space="preserve"> PAGEREF _Toc242198925 \h </w:instrText>
+        </w:r>
+        <w:r>
+          <w:rPr>
+            <w:noProof/>
+            <w:webHidden/>
+          </w:rPr>
+        </w:r>
+        <w:r>
+          <w:rPr>
+            <w:noProof/>
+            <w:webHidden/>
+          </w:rPr>
+          <w:fldChar w:fldCharType="separate"/>
+        </w:r>
+        <w:r>
+          <w:rPr>
+            <w:noProof/>
+            <w:webHidden/>
+          </w:rPr>
+          <w:t>33</w:t>
+        </w:r>
+        <w:r>
+          <w:rPr>
+            <w:noProof/>
+            <w:webHidden/>
+          </w:rPr>
+          <w:fldChar w:fldCharType="end"/>
+        </w:r>
+      </w:hyperlink>
+    </w:p>
+    <w:p>
+      <w:pPr>
         <w:ind w:firstLine="0"/>
       </w:pPr>
       <w:r>
@@ -2904,7 +3199,7 @@
       <w:pPr>
         <w:pStyle w:val="1"/>
       </w:pPr>
-      <w:bookmarkStart w:id="0" w:name="_Toc241609296"/>
+      <w:bookmarkStart w:id="0" w:name="_Toc242198885"/>
       <w:r>
         <w:rPr>
           <w:rFonts w:ascii="Times New Roman" w:eastAsia="Times New Roman" w:hAnsi="Times New Roman" w:cs="Times New Roman"/>
@@ -2916,21 +3211,12 @@
     </w:p>
     <w:p>
       <w:r>
-        <w:t xml:space="preserve">Процесс является выполняющимся экземпляром программы и объединяет адресное </w:t>
-      </w:r>
-      <w:r>
-        <w:t>пространство, потоки, открытые дескрипторы, сведения безопасности и другие ресурсы операционной системы. Цель работы – получить практические навыки создания, наблюдения и завершения процессов Windows и Linux, а также освоить передачу данных между родственн</w:t>
-      </w:r>
-      <w:r>
-        <w:t>ыми процессами.</w:t>
-      </w:r>
-    </w:p>
-    <w:p>
-      <w:r>
-        <w:t>Для достижения цели необходимо выполнить задания уровней 4–10 для обеих операционных систем, исследовать процессы в Process Explorer, Task Manager, каталоге /proc и утилите ps, реализовать анонимные каналы, передачу данных через STARTUPINFO</w:t>
-      </w:r>
-      <w:r>
-        <w:t xml:space="preserve"> и обработку сигналов Linux.</w:t>
+        <w:t>Процесс является выполняющимся экземпляром программы и объединяет адресное пространство, потоки, открытые дескрипторы, сведения безопасности и другие ресурсы операционной системы. Цель работы – получить практические навыки создания, наблюдения и завершения процессов Windows и Linux, а также освоить передачу данных между родственными процессами.</w:t>
+      </w:r>
+    </w:p>
+    <w:p>
+      <w:r>
+        <w:t>Для достижения цели необходимо выполнить все задания для обеих операционных систем: исследовать процессы в Process Explorer, Диспетчере задач, cmd, каталоге /proc и утилите ps; реализовать анонимные каналы, передачу данных через STARTUPINFO и обработку сигналов Linux.</w:t>
       </w:r>
     </w:p>
     <w:p>
@@ -2954,10 +3240,7 @@
         <w:ind w:left="709" w:firstLine="0"/>
       </w:pPr>
       <w:r>
-        <w:t>– реализовать параллельный поиск взаимно простых чисел через анон</w:t>
-      </w:r>
-      <w:r>
-        <w:t>имный канал;</w:t>
+        <w:t>– реализовать параллельный поиск взаимно простых чисел через анонимный канал;</w:t>
       </w:r>
     </w:p>
     <w:p>
@@ -2980,7 +3263,7 @@
       <w:pPr>
         <w:pStyle w:val="1"/>
       </w:pPr>
-      <w:bookmarkStart w:id="1" w:name="_Toc241609297"/>
+      <w:bookmarkStart w:id="1" w:name="_Toc242198886"/>
       <w:r>
         <w:rPr>
           <w:rFonts w:ascii="Times New Roman" w:eastAsia="Times New Roman" w:hAnsi="Times New Roman" w:cs="Times New Roman"/>
@@ -2994,7 +3277,7 @@
       <w:pPr>
         <w:pStyle w:val="21"/>
       </w:pPr>
-      <w:bookmarkStart w:id="2" w:name="_Toc241609298"/>
+      <w:bookmarkStart w:id="2" w:name="_Toc242198887"/>
       <w:r>
         <w:rPr>
           <w:rFonts w:ascii="Times New Roman" w:eastAsia="Times New Roman" w:hAnsi="Times New Roman" w:cs="Times New Roman"/>
@@ -3005,28 +3288,19 @@
     </w:p>
     <w:p>
       <w:r>
-        <w:t>Програ</w:t>
-      </w:r>
-      <w:r>
-        <w:t>мма представляет собой пассивный набор команд и данных, а процесс – активный объект операционной системы с текущим состоянием исполнения. В состав процесса входят виртуальное адресное пространство, один или несколько потоков, таблица открытых дескрипторов,</w:t>
-      </w:r>
-      <w:r>
-        <w:t xml:space="preserve"> параметры безопасности, переменные окружения, текущий каталог и сведения планировщика.</w:t>
-      </w:r>
-    </w:p>
-    <w:p>
-      <w:r>
-        <w:t>Родительский процесс создаёт дочерний и получает средства для наблюдения за ним. В Windows CreateProcess одновременно создаёт процесс и его первичный поток. В Linux for</w:t>
-      </w:r>
-      <w:r>
-        <w:t>k создаёт копию процесса, после чего exec заменяет образ памяти дочернего процесса выбранной программой.</w:t>
+        <w:t>Программа представляет собой пассивный набор команд и данных, а процесс – активный объект операционной системы с текущим состоянием исполнения. В состав процесса входят виртуальное адресное пространство, один или несколько потоков, таблица открытых дескрипторов, параметры безопасности, переменные окружения, текущий каталог и сведения планировщика.</w:t>
+      </w:r>
+    </w:p>
+    <w:p>
+      <w:r>
+        <w:t>Родительский процесс создаёт дочерний и получает средства для наблюдения за ним. В Windows CreateProcess одновременно создаёт процесс и его первичный поток. В Linux fork создаёт копию процесса, после чего exec заменяет образ памяти дочернего процесса выбранной программой.</w:t>
       </w:r>
     </w:p>
     <w:p>
       <w:pPr>
         <w:pStyle w:val="21"/>
       </w:pPr>
-      <w:bookmarkStart w:id="3" w:name="_Toc241609299"/>
+      <w:bookmarkStart w:id="3" w:name="_Toc242198888"/>
       <w:r>
         <w:rPr>
           <w:rFonts w:ascii="Times New Roman" w:eastAsia="Times New Roman" w:hAnsi="Times New Roman" w:cs="Times New Roman"/>
@@ -3051,577 +3325,6 @@
       </w:pPr>
       <w:r>
         <w:t>Таблица 1.1 – Средства работы с процессами</w:t>
-      </w:r>
-    </w:p>
-    <w:tbl>
-      <w:tblPr>
-        <w:tblW w:w="0" w:type="auto"/>
-        <w:jc w:val="center"/>
-        <w:tblBorders>
-          <w:top w:val="single" w:sz="6" w:space="0" w:color="808080"/>
-          <w:left w:val="single" w:sz="6" w:space="0" w:color="808080"/>
-          <w:bottom w:val="single" w:sz="6" w:space="0" w:color="808080"/>
-          <w:right w:val="single" w:sz="6" w:space="0" w:color="808080"/>
-          <w:insideH w:val="single" w:sz="6" w:space="0" w:color="808080"/>
-          <w:insideV w:val="single" w:sz="6" w:space="0" w:color="808080"/>
-        </w:tblBorders>
-        <w:tblLayout w:type="fixed"/>
-        <w:tblLook w:val="04A0" w:firstRow="1" w:lastRow="0" w:firstColumn="1" w:lastColumn="0" w:noHBand="0" w:noVBand="1"/>
-      </w:tblPr>
-      <w:tblGrid>
-        <w:gridCol w:w="4677"/>
-        <w:gridCol w:w="5499"/>
-      </w:tblGrid>
-      <w:tr>
-        <w:trPr>
-          <w:tblHeader/>
-          <w:jc w:val="center"/>
-        </w:trPr>
-        <w:tc>
-          <w:tcPr>
-            <w:tcW w:w="3175" w:type="dxa"/>
-            <w:tcMar>
-              <w:top w:w="90" w:type="dxa"/>
-              <w:left w:w="100" w:type="dxa"/>
-              <w:bottom w:w="90" w:type="dxa"/>
-              <w:right w:w="100" w:type="dxa"/>
-            </w:tcMar>
-            <w:vAlign w:val="center"/>
-          </w:tcPr>
-          <w:p>
-            <w:pPr>
-              <w:keepNext/>
-              <w:ind w:firstLine="0"/>
-              <w:jc w:val="center"/>
-            </w:pPr>
-            <w:r>
-              <w:rPr>
-                <w:b/>
-                <w:sz w:val="24"/>
-              </w:rPr>
-              <w:t>Элем</w:t>
-            </w:r>
-            <w:r>
-              <w:rPr>
-                <w:b/>
-                <w:sz w:val="24"/>
-              </w:rPr>
-              <w:t>ент</w:t>
-            </w:r>
-          </w:p>
-        </w:tc>
-        <w:tc>
-          <w:tcPr>
-            <w:tcW w:w="5499" w:type="dxa"/>
-            <w:tcMar>
-              <w:top w:w="90" w:type="dxa"/>
-              <w:left w:w="100" w:type="dxa"/>
-              <w:bottom w:w="90" w:type="dxa"/>
-              <w:right w:w="100" w:type="dxa"/>
-            </w:tcMar>
-            <w:vAlign w:val="center"/>
-          </w:tcPr>
-          <w:p>
-            <w:pPr>
-              <w:keepNext/>
-              <w:ind w:firstLine="0"/>
-              <w:jc w:val="center"/>
-            </w:pPr>
-            <w:r>
-              <w:rPr>
-                <w:b/>
-                <w:sz w:val="24"/>
-              </w:rPr>
-              <w:t>Назначение и ожидаемый результат</w:t>
-            </w:r>
-          </w:p>
-        </w:tc>
-      </w:tr>
-      <w:tr>
-        <w:trPr>
-          <w:jc w:val="center"/>
-        </w:trPr>
-        <w:tc>
-          <w:tcPr>
-            <w:tcW w:w="4677" w:type="dxa"/>
-            <w:tcMar>
-              <w:top w:w="90" w:type="dxa"/>
-              <w:left w:w="100" w:type="dxa"/>
-              <w:bottom w:w="90" w:type="dxa"/>
-              <w:right w:w="100" w:type="dxa"/>
-            </w:tcMar>
-            <w:vAlign w:val="center"/>
-          </w:tcPr>
-          <w:p>
-            <w:pPr>
-              <w:keepNext/>
-              <w:ind w:firstLine="0"/>
-              <w:jc w:val="left"/>
-            </w:pPr>
-            <w:r>
-              <w:rPr>
-                <w:rFonts w:ascii="Courier New" w:eastAsia="Courier New" w:hAnsi="Courier New" w:cs="Courier New"/>
-                <w:sz w:val="24"/>
-              </w:rPr>
-              <w:t>CreateProcessW</w:t>
-            </w:r>
-          </w:p>
-        </w:tc>
-        <w:tc>
-          <w:tcPr>
-            <w:tcW w:w="4677" w:type="dxa"/>
-            <w:tcMar>
-              <w:top w:w="90" w:type="dxa"/>
-              <w:left w:w="100" w:type="dxa"/>
-              <w:bottom w:w="90" w:type="dxa"/>
-              <w:right w:w="100" w:type="dxa"/>
-            </w:tcMar>
-            <w:vAlign w:val="center"/>
-          </w:tcPr>
-          <w:p>
-            <w:pPr>
-              <w:keepNext/>
-              <w:ind w:firstLine="0"/>
-              <w:jc w:val="left"/>
-            </w:pPr>
-            <w:r>
-              <w:t>Создание процесса Windows и получение PROCESS_INFORMATION с дескрипторами процесса и потока.</w:t>
-            </w:r>
-          </w:p>
-        </w:tc>
-      </w:tr>
-      <w:tr>
-        <w:trPr>
-          <w:jc w:val="center"/>
-        </w:trPr>
-        <w:tc>
-          <w:tcPr>
-            <w:tcW w:w="4677" w:type="dxa"/>
-            <w:tcMar>
-              <w:top w:w="90" w:type="dxa"/>
-              <w:left w:w="100" w:type="dxa"/>
-              <w:bottom w:w="90" w:type="dxa"/>
-              <w:right w:w="100" w:type="dxa"/>
-            </w:tcMar>
-            <w:vAlign w:val="center"/>
-          </w:tcPr>
-          <w:p>
-            <w:pPr>
-              <w:keepNext/>
-              <w:ind w:firstLine="0"/>
-              <w:jc w:val="left"/>
-            </w:pPr>
-            <w:r>
-              <w:rPr>
-                <w:rFonts w:ascii="Courier New" w:eastAsia="Courier New" w:hAnsi="Courier New" w:cs="Courier New"/>
-                <w:sz w:val="24"/>
-              </w:rPr>
-              <w:t>WaitForMultipleObjects</w:t>
-            </w:r>
-          </w:p>
-        </w:tc>
-        <w:tc>
-          <w:tcPr>
-            <w:tcW w:w="4677" w:type="dxa"/>
-            <w:tcMar>
-              <w:top w:w="90" w:type="dxa"/>
-              <w:left w:w="100" w:type="dxa"/>
-              <w:bottom w:w="90" w:type="dxa"/>
-              <w:right w:w="100" w:type="dxa"/>
-            </w:tcMar>
-            <w:vAlign w:val="center"/>
-          </w:tcPr>
-          <w:p>
-            <w:pPr>
-              <w:keepNext/>
-              <w:ind w:firstLine="0"/>
-              <w:jc w:val="left"/>
-            </w:pPr>
-            <w:r>
-              <w:t>Ожидание завершения нескольких дочерних процессов.</w:t>
-            </w:r>
-          </w:p>
-        </w:tc>
-      </w:tr>
-      <w:tr>
-        <w:trPr>
-          <w:jc w:val="center"/>
-        </w:trPr>
-        <w:tc>
-          <w:tcPr>
-            <w:tcW w:w="4677" w:type="dxa"/>
-            <w:tcMar>
-              <w:top w:w="90" w:type="dxa"/>
-              <w:left w:w="100" w:type="dxa"/>
-              <w:bottom w:w="90" w:type="dxa"/>
-              <w:right w:w="100" w:type="dxa"/>
-            </w:tcMar>
-            <w:vAlign w:val="center"/>
-          </w:tcPr>
-          <w:p>
-            <w:pPr>
-              <w:keepNext/>
-              <w:ind w:firstLine="0"/>
-              <w:jc w:val="left"/>
-            </w:pPr>
-            <w:r>
-              <w:rPr>
-                <w:rFonts w:ascii="Courier New" w:eastAsia="Courier New" w:hAnsi="Courier New" w:cs="Courier New"/>
-                <w:sz w:val="24"/>
-              </w:rPr>
-              <w:t>CreateToolhelp32Snapshot</w:t>
-            </w:r>
-          </w:p>
-        </w:tc>
-        <w:tc>
-          <w:tcPr>
-            <w:tcW w:w="4677" w:type="dxa"/>
-            <w:tcMar>
-              <w:top w:w="90" w:type="dxa"/>
-              <w:left w:w="100" w:type="dxa"/>
-              <w:bottom w:w="90" w:type="dxa"/>
-              <w:right w:w="100" w:type="dxa"/>
-            </w:tcMar>
-            <w:vAlign w:val="center"/>
-          </w:tcPr>
-          <w:p>
-            <w:pPr>
-              <w:keepNext/>
-              <w:ind w:firstLine="0"/>
-              <w:jc w:val="left"/>
-            </w:pPr>
-            <w:r>
-              <w:t>Получение снимка процессов для обхода Process32First и Process32Next.</w:t>
-            </w:r>
-          </w:p>
-        </w:tc>
-      </w:tr>
-      <w:tr>
-        <w:trPr>
-          <w:jc w:val="center"/>
-        </w:trPr>
-        <w:tc>
-          <w:tcPr>
-            <w:tcW w:w="4677" w:type="dxa"/>
-            <w:tcMar>
-              <w:top w:w="90" w:type="dxa"/>
-              <w:left w:w="100" w:type="dxa"/>
-              <w:bottom w:w="90" w:type="dxa"/>
-              <w:right w:w="100" w:type="dxa"/>
-            </w:tcMar>
-            <w:vAlign w:val="center"/>
-          </w:tcPr>
-          <w:p>
-            <w:pPr>
-              <w:keepNext/>
-              <w:ind w:firstLine="0"/>
-              <w:jc w:val="left"/>
-            </w:pPr>
-            <w:r>
-              <w:rPr>
-                <w:rFonts w:ascii="Courier New" w:eastAsia="Courier New" w:hAnsi="Courier New" w:cs="Courier New"/>
-                <w:sz w:val="24"/>
-              </w:rPr>
-              <w:t>fork</w:t>
-            </w:r>
-          </w:p>
-        </w:tc>
-        <w:tc>
-          <w:tcPr>
-            <w:tcW w:w="4677" w:type="dxa"/>
-            <w:tcMar>
-              <w:top w:w="90" w:type="dxa"/>
-              <w:left w:w="100" w:type="dxa"/>
-              <w:bottom w:w="90" w:type="dxa"/>
-              <w:right w:w="100" w:type="dxa"/>
-            </w:tcMar>
-            <w:vAlign w:val="center"/>
-          </w:tcPr>
-          <w:p>
-            <w:pPr>
-              <w:keepNext/>
-              <w:ind w:firstLine="0"/>
-              <w:jc w:val="left"/>
-            </w:pPr>
-            <w:r>
-              <w:t>Создание дочернего процесса Linux с отдельным PID.</w:t>
-            </w:r>
-          </w:p>
-        </w:tc>
-      </w:tr>
-      <w:tr>
-        <w:trPr>
-          <w:jc w:val="center"/>
-        </w:trPr>
-        <w:tc>
-          <w:tcPr>
-            <w:tcW w:w="4677" w:type="dxa"/>
-            <w:tcMar>
-              <w:top w:w="90" w:type="dxa"/>
-              <w:left w:w="100" w:type="dxa"/>
-              <w:bottom w:w="90" w:type="dxa"/>
-              <w:right w:w="100" w:type="dxa"/>
-            </w:tcMar>
-            <w:vAlign w:val="center"/>
-          </w:tcPr>
-          <w:p>
-            <w:pPr>
-              <w:keepNext/>
-              <w:ind w:firstLine="0"/>
-              <w:jc w:val="left"/>
-            </w:pPr>
-            <w:r>
-              <w:rPr>
-                <w:rFonts w:ascii="Courier New" w:eastAsia="Courier New" w:hAnsi="Courier New" w:cs="Courier New"/>
-                <w:sz w:val="24"/>
-              </w:rPr>
-              <w:t>execve</w:t>
-            </w:r>
-          </w:p>
-        </w:tc>
-        <w:tc>
-          <w:tcPr>
-            <w:tcW w:w="4677" w:type="dxa"/>
-            <w:tcMar>
-              <w:top w:w="90" w:type="dxa"/>
-              <w:left w:w="100" w:type="dxa"/>
-              <w:bottom w:w="90" w:type="dxa"/>
-              <w:right w:w="100" w:type="dxa"/>
-            </w:tcMar>
-            <w:vAlign w:val="center"/>
-          </w:tcPr>
-          <w:p>
-            <w:pPr>
-              <w:keepNext/>
-              <w:ind w:firstLine="0"/>
-              <w:jc w:val="left"/>
-            </w:pPr>
-            <w:r>
-              <w:t>Замена образа дочернего процесса новой программой и передача argv и envp.</w:t>
-            </w:r>
-          </w:p>
-        </w:tc>
-      </w:tr>
-      <w:tr>
-        <w:trPr>
-          <w:jc w:val="center"/>
-        </w:trPr>
-        <w:tc>
-          <w:tcPr>
-            <w:tcW w:w="4677" w:type="dxa"/>
-            <w:tcMar>
-              <w:top w:w="90" w:type="dxa"/>
-              <w:left w:w="100" w:type="dxa"/>
-              <w:bottom w:w="90" w:type="dxa"/>
-              <w:right w:w="100" w:type="dxa"/>
-            </w:tcMar>
-            <w:vAlign w:val="center"/>
-          </w:tcPr>
-          <w:p>
-            <w:pPr>
-              <w:keepNext/>
-              <w:ind w:firstLine="0"/>
-              <w:jc w:val="left"/>
-            </w:pPr>
-            <w:r>
-              <w:rPr>
-                <w:rFonts w:ascii="Courier New" w:eastAsia="Courier New" w:hAnsi="Courier New" w:cs="Courier New"/>
-                <w:sz w:val="24"/>
-              </w:rPr>
-              <w:t>waitpid</w:t>
-            </w:r>
-          </w:p>
-        </w:tc>
-        <w:tc>
-          <w:tcPr>
-            <w:tcW w:w="4677" w:type="dxa"/>
-            <w:tcMar>
-              <w:top w:w="90" w:type="dxa"/>
-              <w:left w:w="100" w:type="dxa"/>
-              <w:bottom w:w="90" w:type="dxa"/>
-              <w:right w:w="100" w:type="dxa"/>
-            </w:tcMar>
-            <w:vAlign w:val="center"/>
-          </w:tcPr>
-          <w:p>
-            <w:pPr>
-              <w:keepNext/>
-              <w:ind w:firstLine="0"/>
-              <w:jc w:val="left"/>
-            </w:pPr>
-            <w:r>
-              <w:t>Ожидание завершения выбранного дочернего процесса.</w:t>
-            </w:r>
-          </w:p>
-        </w:tc>
-      </w:tr>
-      <w:tr>
-        <w:trPr>
-          <w:jc w:val="center"/>
-        </w:trPr>
-        <w:tc>
-          <w:tcPr>
-            <w:tcW w:w="4677" w:type="dxa"/>
-            <w:tcMar>
-              <w:top w:w="90" w:type="dxa"/>
-              <w:left w:w="100" w:type="dxa"/>
-              <w:bottom w:w="90" w:type="dxa"/>
-              <w:right w:w="100" w:type="dxa"/>
-            </w:tcMar>
-            <w:vAlign w:val="center"/>
-          </w:tcPr>
-          <w:p>
-            <w:pPr>
-              <w:keepNext/>
-              <w:ind w:firstLine="0"/>
-              <w:jc w:val="left"/>
-            </w:pPr>
-            <w:r>
-              <w:rPr>
-                <w:rFonts w:ascii="Courier New" w:eastAsia="Courier New" w:hAnsi="Courier New" w:cs="Courier New"/>
-                <w:sz w:val="24"/>
-              </w:rPr>
-              <w:t>pipe</w:t>
-            </w:r>
-          </w:p>
-        </w:tc>
-        <w:tc>
-          <w:tcPr>
-            <w:tcW w:w="4677" w:type="dxa"/>
-            <w:tcMar>
-              <w:top w:w="90" w:type="dxa"/>
-              <w:left w:w="100" w:type="dxa"/>
-              <w:bottom w:w="90" w:type="dxa"/>
-              <w:right w:w="100" w:type="dxa"/>
-            </w:tcMar>
-            <w:vAlign w:val="center"/>
-          </w:tcPr>
-          <w:p>
-            <w:pPr>
-              <w:keepNext/>
-              <w:ind w:firstLine="0"/>
-              <w:jc w:val="left"/>
-            </w:pPr>
-            <w:r>
-              <w:t>Создание однонаправленного анонимного канала с дескрипторами чтения и записи.</w:t>
-            </w:r>
-          </w:p>
-        </w:tc>
-      </w:tr>
-      <w:tr>
-        <w:trPr>
-          <w:jc w:val="center"/>
-        </w:trPr>
-        <w:tc>
-          <w:tcPr>
-            <w:tcW w:w="4677" w:type="dxa"/>
-            <w:tcMar>
-              <w:top w:w="90" w:type="dxa"/>
-              <w:left w:w="100" w:type="dxa"/>
-              <w:bottom w:w="90" w:type="dxa"/>
-              <w:right w:w="100" w:type="dxa"/>
-            </w:tcMar>
-            <w:vAlign w:val="center"/>
-          </w:tcPr>
-          <w:p>
-            <w:pPr>
-              <w:ind w:firstLine="0"/>
-              <w:jc w:val="left"/>
-            </w:pPr>
-            <w:r>
-              <w:rPr>
-                <w:rFonts w:ascii="Courier New" w:eastAsia="Courier New" w:hAnsi="Courier New" w:cs="Courier New"/>
-                <w:sz w:val="24"/>
-              </w:rPr>
-              <w:t>sigaction</w:t>
-            </w:r>
-          </w:p>
-        </w:tc>
-        <w:tc>
-          <w:tcPr>
-            <w:tcW w:w="4677" w:type="dxa"/>
-            <w:tcMar>
-              <w:top w:w="90" w:type="dxa"/>
-              <w:left w:w="100" w:type="dxa"/>
-              <w:bottom w:w="90" w:type="dxa"/>
-              <w:right w:w="100" w:type="dxa"/>
-            </w:tcMar>
-            <w:vAlign w:val="center"/>
-          </w:tcPr>
-          <w:p>
-            <w:pPr>
-              <w:ind w:firstLine="0"/>
-              <w:jc w:val="left"/>
-            </w:pPr>
-            <w:r>
-              <w:t>Установка обработчика сигнала или специального режима SIG_IGN и SIG_DFL.</w:t>
-            </w:r>
-          </w:p>
-        </w:tc>
-      </w:tr>
-    </w:tbl>
-    <w:p>
-      <w:r>
-        <w:t>После выполнения этапа из таблицы 1.</w:t>
-      </w:r>
-      <w:r>
-        <w:t>1 необходимо зафиксировать результат и проверить освобождение ресурсов.</w:t>
-      </w:r>
-    </w:p>
-    <w:p>
-      <w:pPr>
-        <w:pStyle w:val="1"/>
-      </w:pPr>
-      <w:bookmarkStart w:id="4" w:name="_Toc241609300"/>
-      <w:r>
-        <w:rPr>
-          <w:rFonts w:ascii="Times New Roman" w:eastAsia="Times New Roman" w:hAnsi="Times New Roman" w:cs="Times New Roman"/>
-        </w:rPr>
-        <w:lastRenderedPageBreak/>
-        <w:t>2 Создание и исследование процессов Windows уровней 4–5</w:t>
-      </w:r>
-      <w:bookmarkEnd w:id="4"/>
-    </w:p>
-    <w:p>
-      <w:pPr>
-        <w:pStyle w:val="21"/>
-      </w:pPr>
-      <w:bookmarkStart w:id="5" w:name="_Toc241609301"/>
-      <w:r>
-        <w:rPr>
-          <w:rFonts w:ascii="Times New Roman" w:eastAsia="Times New Roman" w:hAnsi="Times New Roman" w:cs="Times New Roman"/>
-        </w:rPr>
-        <w:t>2.1 Приложение Lab-03x</w:t>
-      </w:r>
-      <w:bookmarkEnd w:id="5"/>
-    </w:p>
-    <w:p>
-      <w:r>
-        <w:t xml:space="preserve">Приложение получает число итераций из аргумента командной строки. При отсутствии аргумента </w:t>
-      </w:r>
-      <w:r>
-        <w:t>используется переменная окружения ITER_NUM. Если оба источника отсутствуют или содержат некорректное значение, выполняется ExitProcess с кодом 0xC0000005. На каждой итерации выводится PID, затем процесс ожидает 500 мс.</w:t>
-      </w:r>
-    </w:p>
-    <w:p>
-      <w:pPr>
-        <w:keepNext/>
-      </w:pPr>
-      <w:r>
-        <w:t>Сведения для выполнения данного этапа</w:t>
-      </w:r>
-      <w:r>
-        <w:t xml:space="preserve"> приведены в таблице 2.1.</w:t>
-      </w:r>
-    </w:p>
-    <w:p>
-      <w:pPr>
-        <w:keepNext/>
-        <w:spacing w:before="280" w:after="80"/>
-        <w:ind w:firstLine="0"/>
-      </w:pPr>
-      <w:r>
-        <w:t>Таблица 2.1 – Проверки приложения Lab-03x</w:t>
       </w:r>
     </w:p>
     <w:tbl>
@@ -3724,10 +3427,10 @@
             </w:pPr>
             <w:r>
               <w:rPr>
-                <w:rFonts w:ascii="Courier New" w:eastAsia="Courier New" w:hAnsi="Courier New" w:cs="Courier New"/>
+                <w:rFonts w:eastAsia="Courier New" w:cs="Courier New"/>
                 <w:sz w:val="24"/>
               </w:rPr>
-              <w:t>Lab-03x.exe 5</w:t>
+              <w:t>CreateProcessW</w:t>
             </w:r>
           </w:p>
         </w:tc>
@@ -3749,7 +3452,7 @@
               <w:jc w:val="left"/>
             </w:pPr>
             <w:r>
-              <w:t>Пять строк с одним PID и задержкой около 500 мс между строками.</w:t>
+              <w:t>Создание процесса Windows и получение PROCESS_INFORMATION с дескрипторами процесса и потока.</w:t>
             </w:r>
           </w:p>
         </w:tc>
@@ -3777,10 +3480,10 @@
             </w:pPr>
             <w:r>
               <w:rPr>
-                <w:rFonts w:ascii="Courier New" w:eastAsia="Courier New" w:hAnsi="Courier New" w:cs="Courier New"/>
+                <w:rFonts w:eastAsia="Courier New" w:cs="Courier New"/>
                 <w:sz w:val="24"/>
               </w:rPr>
-              <w:t>set ITER_NUM=4</w:t>
+              <w:t>WaitForMultipleObjects</w:t>
             </w:r>
           </w:p>
         </w:tc>
@@ -3802,10 +3505,7 @@
               <w:jc w:val="left"/>
             </w:pPr>
             <w:r>
-              <w:t xml:space="preserve">Локальная переменная окружения задаёт </w:t>
-            </w:r>
-            <w:r>
-              <w:t>резервное число итераций.</w:t>
+              <w:t>Ожидание завершения нескольких дочерних процессов.</w:t>
             </w:r>
           </w:p>
         </w:tc>
@@ -3833,10 +3533,10 @@
             </w:pPr>
             <w:r>
               <w:rPr>
-                <w:rFonts w:ascii="Courier New" w:eastAsia="Courier New" w:hAnsi="Courier New" w:cs="Courier New"/>
+                <w:rFonts w:eastAsia="Courier New" w:cs="Courier New"/>
                 <w:sz w:val="24"/>
               </w:rPr>
-              <w:t>Lab-03x.exe</w:t>
+              <w:t>CreateToolhelp32Snapshot</w:t>
             </w:r>
           </w:p>
         </w:tc>
@@ -3858,7 +3558,219 @@
               <w:jc w:val="left"/>
             </w:pPr>
             <w:r>
-              <w:t>При наличии ITER_NUM выполняется заданное переменной число итераций.</w:t>
+              <w:t>Получение снимка процессов для обхода Process32First и Process32Next.</w:t>
+            </w:r>
+          </w:p>
+        </w:tc>
+      </w:tr>
+      <w:tr>
+        <w:trPr>
+          <w:jc w:val="center"/>
+        </w:trPr>
+        <w:tc>
+          <w:tcPr>
+            <w:tcW w:w="4677" w:type="dxa"/>
+            <w:tcMar>
+              <w:top w:w="90" w:type="dxa"/>
+              <w:left w:w="100" w:type="dxa"/>
+              <w:bottom w:w="90" w:type="dxa"/>
+              <w:right w:w="100" w:type="dxa"/>
+            </w:tcMar>
+            <w:vAlign w:val="center"/>
+          </w:tcPr>
+          <w:p>
+            <w:pPr>
+              <w:keepNext/>
+              <w:ind w:firstLine="0"/>
+              <w:jc w:val="left"/>
+            </w:pPr>
+            <w:r>
+              <w:rPr>
+                <w:rFonts w:eastAsia="Courier New" w:cs="Courier New"/>
+                <w:sz w:val="24"/>
+              </w:rPr>
+              <w:t>fork</w:t>
+            </w:r>
+          </w:p>
+        </w:tc>
+        <w:tc>
+          <w:tcPr>
+            <w:tcW w:w="4677" w:type="dxa"/>
+            <w:tcMar>
+              <w:top w:w="90" w:type="dxa"/>
+              <w:left w:w="100" w:type="dxa"/>
+              <w:bottom w:w="90" w:type="dxa"/>
+              <w:right w:w="100" w:type="dxa"/>
+            </w:tcMar>
+            <w:vAlign w:val="center"/>
+          </w:tcPr>
+          <w:p>
+            <w:pPr>
+              <w:keepNext/>
+              <w:ind w:firstLine="0"/>
+              <w:jc w:val="left"/>
+            </w:pPr>
+            <w:r>
+              <w:t>Создание дочернего процесса Linux с отдельным PID.</w:t>
+            </w:r>
+          </w:p>
+        </w:tc>
+      </w:tr>
+      <w:tr>
+        <w:trPr>
+          <w:jc w:val="center"/>
+        </w:trPr>
+        <w:tc>
+          <w:tcPr>
+            <w:tcW w:w="4677" w:type="dxa"/>
+            <w:tcMar>
+              <w:top w:w="90" w:type="dxa"/>
+              <w:left w:w="100" w:type="dxa"/>
+              <w:bottom w:w="90" w:type="dxa"/>
+              <w:right w:w="100" w:type="dxa"/>
+            </w:tcMar>
+            <w:vAlign w:val="center"/>
+          </w:tcPr>
+          <w:p>
+            <w:pPr>
+              <w:keepNext/>
+              <w:ind w:firstLine="0"/>
+              <w:jc w:val="left"/>
+            </w:pPr>
+            <w:r>
+              <w:rPr>
+                <w:rFonts w:eastAsia="Courier New" w:cs="Courier New"/>
+                <w:sz w:val="24"/>
+              </w:rPr>
+              <w:t>execve</w:t>
+            </w:r>
+          </w:p>
+        </w:tc>
+        <w:tc>
+          <w:tcPr>
+            <w:tcW w:w="4677" w:type="dxa"/>
+            <w:tcMar>
+              <w:top w:w="90" w:type="dxa"/>
+              <w:left w:w="100" w:type="dxa"/>
+              <w:bottom w:w="90" w:type="dxa"/>
+              <w:right w:w="100" w:type="dxa"/>
+            </w:tcMar>
+            <w:vAlign w:val="center"/>
+          </w:tcPr>
+          <w:p>
+            <w:pPr>
+              <w:keepNext/>
+              <w:ind w:firstLine="0"/>
+              <w:jc w:val="left"/>
+            </w:pPr>
+            <w:r>
+              <w:t>Замена образа дочернего процесса новой программой и передача argv и envp.</w:t>
+            </w:r>
+          </w:p>
+        </w:tc>
+      </w:tr>
+      <w:tr>
+        <w:trPr>
+          <w:jc w:val="center"/>
+        </w:trPr>
+        <w:tc>
+          <w:tcPr>
+            <w:tcW w:w="4677" w:type="dxa"/>
+            <w:tcMar>
+              <w:top w:w="90" w:type="dxa"/>
+              <w:left w:w="100" w:type="dxa"/>
+              <w:bottom w:w="90" w:type="dxa"/>
+              <w:right w:w="100" w:type="dxa"/>
+            </w:tcMar>
+            <w:vAlign w:val="center"/>
+          </w:tcPr>
+          <w:p>
+            <w:pPr>
+              <w:keepNext/>
+              <w:ind w:firstLine="0"/>
+              <w:jc w:val="left"/>
+            </w:pPr>
+            <w:r>
+              <w:rPr>
+                <w:rFonts w:eastAsia="Courier New" w:cs="Courier New"/>
+                <w:sz w:val="24"/>
+              </w:rPr>
+              <w:t>waitpid</w:t>
+            </w:r>
+          </w:p>
+        </w:tc>
+        <w:tc>
+          <w:tcPr>
+            <w:tcW w:w="4677" w:type="dxa"/>
+            <w:tcMar>
+              <w:top w:w="90" w:type="dxa"/>
+              <w:left w:w="100" w:type="dxa"/>
+              <w:bottom w:w="90" w:type="dxa"/>
+              <w:right w:w="100" w:type="dxa"/>
+            </w:tcMar>
+            <w:vAlign w:val="center"/>
+          </w:tcPr>
+          <w:p>
+            <w:pPr>
+              <w:keepNext/>
+              <w:ind w:firstLine="0"/>
+              <w:jc w:val="left"/>
+            </w:pPr>
+            <w:r>
+              <w:t>Ожидание завершения выбранного дочернего процесса.</w:t>
+            </w:r>
+          </w:p>
+        </w:tc>
+      </w:tr>
+      <w:tr>
+        <w:trPr>
+          <w:jc w:val="center"/>
+        </w:trPr>
+        <w:tc>
+          <w:tcPr>
+            <w:tcW w:w="4677" w:type="dxa"/>
+            <w:tcMar>
+              <w:top w:w="90" w:type="dxa"/>
+              <w:left w:w="100" w:type="dxa"/>
+              <w:bottom w:w="90" w:type="dxa"/>
+              <w:right w:w="100" w:type="dxa"/>
+            </w:tcMar>
+            <w:vAlign w:val="center"/>
+          </w:tcPr>
+          <w:p>
+            <w:pPr>
+              <w:keepNext/>
+              <w:ind w:firstLine="0"/>
+              <w:jc w:val="left"/>
+            </w:pPr>
+            <w:r>
+              <w:rPr>
+                <w:rFonts w:eastAsia="Courier New" w:cs="Courier New"/>
+                <w:sz w:val="24"/>
+              </w:rPr>
+              <w:t>pipe</w:t>
+            </w:r>
+          </w:p>
+        </w:tc>
+        <w:tc>
+          <w:tcPr>
+            <w:tcW w:w="4677" w:type="dxa"/>
+            <w:tcMar>
+              <w:top w:w="90" w:type="dxa"/>
+              <w:left w:w="100" w:type="dxa"/>
+              <w:bottom w:w="90" w:type="dxa"/>
+              <w:right w:w="100" w:type="dxa"/>
+            </w:tcMar>
+            <w:vAlign w:val="center"/>
+          </w:tcPr>
+          <w:p>
+            <w:pPr>
+              <w:keepNext/>
+              <w:ind w:firstLine="0"/>
+              <w:jc w:val="left"/>
+            </w:pPr>
+            <w:r>
+              <w:t>Создание однонаправленного анонимного канала с дескрипторами чтения и записи.</w:t>
             </w:r>
           </w:p>
         </w:tc>
@@ -3885,10 +3797,10 @@
             </w:pPr>
             <w:r>
               <w:rPr>
-                <w:rFonts w:ascii="Courier New" w:eastAsia="Courier New" w:hAnsi="Courier New" w:cs="Courier New"/>
+                <w:rFonts w:eastAsia="Courier New" w:cs="Courier New"/>
                 <w:sz w:val="24"/>
               </w:rPr>
-              <w:t>set ITER_NUM=</w:t>
+              <w:t>sigaction</w:t>
             </w:r>
           </w:p>
         </w:tc>
@@ -3909,7 +3821,7 @@
               <w:jc w:val="left"/>
             </w:pPr>
             <w:r>
-              <w:t>При отсутствии обоих источников возвращается код 0xC0000005.</w:t>
+              <w:t>Установка обработчика сигнала или специального режима SIG_IGN и SIG_DFL.</w:t>
             </w:r>
           </w:p>
         </w:tc>
@@ -3917,10 +3829,39 @@
     </w:tbl>
     <w:p>
       <w:r>
-        <w:t>После выполнения этапа из таблицы 2.1 необходимо зафиксировать результа</w:t>
-      </w:r>
-      <w:r>
-        <w:t>т и проверить освобождение ресурсов.</w:t>
+        <w:t>После выполнения этапа из таблицы 1.1 необходимо зафиксировать результат и проверить освобождение ресурсов.</w:t>
+      </w:r>
+    </w:p>
+    <w:p>
+      <w:pPr>
+        <w:pStyle w:val="1"/>
+      </w:pPr>
+      <w:bookmarkStart w:id="4" w:name="_Toc242198889"/>
+      <w:r>
+        <w:rPr>
+          <w:rFonts w:ascii="Times New Roman" w:hAnsi="Times New Roman"/>
+        </w:rPr>
+        <w:lastRenderedPageBreak/>
+        <w:t>2 Создание и исследование процессов Windows</w:t>
+      </w:r>
+      <w:bookmarkEnd w:id="4"/>
+    </w:p>
+    <w:p>
+      <w:pPr>
+        <w:pStyle w:val="21"/>
+      </w:pPr>
+      <w:bookmarkStart w:id="5" w:name="_Toc242198890"/>
+      <w:r>
+        <w:rPr>
+          <w:rFonts w:ascii="Times New Roman" w:eastAsia="Times New Roman" w:hAnsi="Times New Roman" w:cs="Times New Roman"/>
+        </w:rPr>
+        <w:t>2.1 Приложение Lab-03x</w:t>
+      </w:r>
+      <w:bookmarkEnd w:id="5"/>
+    </w:p>
+    <w:p>
+      <w:r>
+        <w:t>Приложение получает число итераций из аргумента командной строки. При отсутствии аргумента используется переменная окружения ITER_NUM. Если оба источника отсутствуют или содержат некорректное значение, выполняется ExitProcess с кодом 0xC0000005. На каждой итерации выводится PID, затем процесс ожидает 500 мс.</w:t>
       </w:r>
     </w:p>
     <w:p>
@@ -3928,7 +3869,7 @@
         <w:keepNext/>
       </w:pPr>
       <w:r>
-        <w:t>Результаты нормального и резервного способов запуска следует показать на рисунке 2.1.</w:t>
+        <w:t>Сведения для выполнения данного этапа приведены в таблице 2.1.</w:t>
       </w:r>
     </w:p>
     <w:p>
@@ -3936,109 +3877,9 @@
         <w:keepNext/>
         <w:spacing w:before="280" w:after="80"/>
         <w:ind w:firstLine="0"/>
-        <w:jc w:val="center"/>
-      </w:pPr>
-      <w:r>
-        <w:rPr>
-          <w:noProof/>
-        </w:rPr>
-        <w:drawing>
-          <wp:inline distT="0" distB="0" distL="0" distR="0" wp14:anchorId="29E618C0" wp14:editId="7B503D83">
-            <wp:extent cx="5328000" cy="2202240"/>
-            <wp:effectExtent l="0" t="0" r="0" b="0"/>
-            <wp:docPr id="1" name="Picture 1" descr="Заменить собственным скриншотом: Запуски Lab-03x с аргументом и переменной ITER_NUM" title="Место для рисунка 2.1"/>
-            <wp:cNvGraphicFramePr>
-              <a:graphicFrameLocks xmlns:a="http://schemas.openxmlformats.org/drawingml/2006/main" noChangeAspect="1"/>
-            </wp:cNvGraphicFramePr>
-            <a:graphic xmlns:a="http://schemas.openxmlformats.org/drawingml/2006/main">
-              <a:graphicData uri="http://schemas.openxmlformats.org/drawingml/2006/picture">
-                <pic:pic xmlns:pic="http://schemas.openxmlformats.org/drawingml/2006/picture">
-                  <pic:nvPicPr>
-                    <pic:cNvPr id="0" name="screenshot_placeholder.png"/>
-                    <pic:cNvPicPr/>
-                  </pic:nvPicPr>
-                  <pic:blipFill>
-                    <a:blip r:embed="rId8"/>
-                    <a:stretch>
-                      <a:fillRect/>
-                    </a:stretch>
-                  </pic:blipFill>
-                  <pic:spPr>
-                    <a:xfrm>
-                      <a:off x="0" y="0"/>
-                      <a:ext cx="5328000" cy="2202240"/>
-                    </a:xfrm>
-                    <a:prstGeom prst="rect">
-                      <a:avLst/>
-                    </a:prstGeom>
-                  </pic:spPr>
-                </pic:pic>
-              </a:graphicData>
-            </a:graphic>
-          </wp:inline>
-        </w:drawing>
-      </w:r>
-    </w:p>
-    <w:p>
-      <w:pPr>
-        <w:keepNext/>
-        <w:spacing w:after="280"/>
-        <w:ind w:firstLine="0"/>
-        <w:jc w:val="center"/>
-      </w:pPr>
-      <w:r>
-        <w:t>Рисунок 2.1 – Запуски Lab-03x с аргументом и переменной ITER_NUM</w:t>
-      </w:r>
-    </w:p>
-    <w:p>
-      <w:r>
-        <w:t xml:space="preserve">Рисунок 2.1 подтверждает приоритет аргумента командной </w:t>
-      </w:r>
-      <w:r>
-        <w:t>строки и использование ITER_NUM только при его отсутствии.</w:t>
-      </w:r>
-    </w:p>
-    <w:p>
-      <w:pPr>
-        <w:pStyle w:val="21"/>
-      </w:pPr>
-      <w:bookmarkStart w:id="6" w:name="_Toc241609302"/>
-      <w:r>
-        <w:rPr>
-          <w:rFonts w:ascii="Times New Roman" w:eastAsia="Times New Roman" w:hAnsi="Times New Roman" w:cs="Times New Roman"/>
-        </w:rPr>
-        <w:lastRenderedPageBreak/>
-        <w:t>2.2 Приложение Lab-03a</w:t>
-      </w:r>
-      <w:bookmarkEnd w:id="6"/>
-    </w:p>
-    <w:p>
-      <w:r>
-        <w:t xml:space="preserve">Родитель создаёт три процесса Lab-03x одновременно. Первый вызов передаёт имя программы вместе с аргументом только через lpApplicationName, второй – полную </w:t>
-      </w:r>
-      <w:r>
-        <w:t>изменяемую командную строку через lpCommandLine, третий – имя программы и строку аргументов раздельно. Дескрипторы процесса и первичного потока закрываются после ожидания.</w:t>
-      </w:r>
-    </w:p>
-    <w:p>
-      <w:pPr>
-        <w:keepNext/>
-      </w:pPr>
-      <w:r>
-        <w:t>Сведения для выполнения данного этапа приведены в таблице 2.2.</w:t>
-      </w:r>
-    </w:p>
-    <w:p>
-      <w:pPr>
-        <w:keepNext/>
-        <w:spacing w:before="280" w:after="80"/>
-        <w:ind w:firstLine="0"/>
-      </w:pPr>
-      <w:r>
-        <w:t>Таблица 2.2 – Вариант</w:t>
-      </w:r>
-      <w:r>
-        <w:t>ы вызова CreateProcessW</w:t>
+      </w:pPr>
+      <w:r>
+        <w:t>Таблица 2.1 – Проверки приложения Lab-03x</w:t>
       </w:r>
     </w:p>
     <w:tbl>
@@ -4141,10 +3982,10 @@
             </w:pPr>
             <w:r>
               <w:rPr>
-                <w:rFonts w:ascii="Courier New" w:eastAsia="Courier New" w:hAnsi="Courier New" w:cs="Courier New"/>
+                <w:rFonts w:eastAsia="Courier New" w:cs="Courier New"/>
                 <w:sz w:val="24"/>
               </w:rPr>
-              <w:t>lpApplicationName = "...Lab-03x.exe 50"</w:t>
+              <w:t>Lab-03x.exe 5</w:t>
             </w:r>
           </w:p>
         </w:tc>
@@ -4166,7 +4007,7 @@
               <w:jc w:val="left"/>
             </w:pPr>
             <w:r>
-              <w:t>Сбой ERROR_FILE_NOT_FOUND: lpApplicationName должен содержать путь к модулю без аргументов.</w:t>
+              <w:t>Пять строк с одним PID и задержкой около 500 мс между строками.</w:t>
             </w:r>
           </w:p>
         </w:tc>
@@ -4194,10 +4035,10 @@
             </w:pPr>
             <w:r>
               <w:rPr>
-                <w:rFonts w:ascii="Courier New" w:eastAsia="Courier New" w:hAnsi="Courier New" w:cs="Courier New"/>
+                <w:rFonts w:eastAsia="Courier New" w:cs="Courier New"/>
                 <w:sz w:val="24"/>
               </w:rPr>
-              <w:t>lpApplicationName = NULL</w:t>
+              <w:t>set ITER_NUM=4</w:t>
             </w:r>
           </w:p>
         </w:tc>
@@ -4219,10 +4060,60 @@
               <w:jc w:val="left"/>
             </w:pPr>
             <w:r>
-              <w:t xml:space="preserve">Имя модуля </w:t>
+              <w:t>Локальная переменная окружения задаёт резервное число итераций.</w:t>
             </w:r>
+          </w:p>
+        </w:tc>
+      </w:tr>
+      <w:tr>
+        <w:trPr>
+          <w:jc w:val="center"/>
+        </w:trPr>
+        <w:tc>
+          <w:tcPr>
+            <w:tcW w:w="4677" w:type="dxa"/>
+            <w:tcMar>
+              <w:top w:w="90" w:type="dxa"/>
+              <w:left w:w="100" w:type="dxa"/>
+              <w:bottom w:w="90" w:type="dxa"/>
+              <w:right w:w="100" w:type="dxa"/>
+            </w:tcMar>
+            <w:vAlign w:val="center"/>
+          </w:tcPr>
+          <w:p>
+            <w:pPr>
+              <w:keepNext/>
+              <w:ind w:firstLine="0"/>
+              <w:jc w:val="left"/>
+            </w:pPr>
             <w:r>
-              <w:t>извлекается из первого токена изменяемой командной строки; процесс создаётся.</w:t>
+              <w:rPr>
+                <w:rFonts w:eastAsia="Courier New" w:cs="Courier New"/>
+                <w:sz w:val="24"/>
+              </w:rPr>
+              <w:t>Lab-03x.exe</w:t>
+            </w:r>
+          </w:p>
+        </w:tc>
+        <w:tc>
+          <w:tcPr>
+            <w:tcW w:w="4677" w:type="dxa"/>
+            <w:tcMar>
+              <w:top w:w="90" w:type="dxa"/>
+              <w:left w:w="100" w:type="dxa"/>
+              <w:bottom w:w="90" w:type="dxa"/>
+              <w:right w:w="100" w:type="dxa"/>
+            </w:tcMar>
+            <w:vAlign w:val="center"/>
+          </w:tcPr>
+          <w:p>
+            <w:pPr>
+              <w:keepNext/>
+              <w:ind w:firstLine="0"/>
+              <w:jc w:val="left"/>
+            </w:pPr>
+            <w:r>
+              <w:t>При наличии ITER_NUM выполняется заданное переменной число итераций.</w:t>
             </w:r>
           </w:p>
         </w:tc>
@@ -4249,10 +4140,10 @@
             </w:pPr>
             <w:r>
               <w:rPr>
-                <w:rFonts w:ascii="Courier New" w:eastAsia="Courier New" w:hAnsi="Courier New" w:cs="Courier New"/>
+                <w:rFonts w:eastAsia="Courier New" w:cs="Courier New"/>
                 <w:sz w:val="24"/>
               </w:rPr>
-              <w:t>имя отдельно, строка " 50"</w:t>
+              <w:t>set ITER_NUM=</w:t>
             </w:r>
           </w:p>
         </w:tc>
@@ -4273,7 +4164,7 @@
               <w:jc w:val="left"/>
             </w:pPr>
             <w:r>
-              <w:t>Ведущий пробел оставляет пустой argv[0], а число попадает в argv[1]; процесс создаётся.</w:t>
+              <w:t>При отсутствии обоих источников возвращается код 0xC0000005.</w:t>
             </w:r>
           </w:p>
         </w:tc>
@@ -4281,10 +4172,7 @@
     </w:tbl>
     <w:p>
       <w:r>
-        <w:t>После выполнения этапа из таблицы 2.2 необходимо зафиксироват</w:t>
-      </w:r>
-      <w:r>
-        <w:t>ь результат и проверить освобождение ресурсов.</w:t>
+        <w:t>После выполнения этапа из таблицы 2.1 необходимо зафиксировать результат и проверить освобождение ресурсов.</w:t>
       </w:r>
     </w:p>
     <w:p>
@@ -4292,7 +4180,8 @@
         <w:keepNext/>
       </w:pPr>
       <w:r>
-        <w:t>Консольный вывод и сообщения об ошибках необходимо представить на рисунке 2.2.</w:t>
+        <w:lastRenderedPageBreak/>
+        <w:t>На рисунке 2.1 следует показать запуск с аргументом, запуск с ITER_NUM и ошибочный запуск без обоих источников; после последнего проверить код завершения 0xC0000005.</w:t>
       </w:r>
     </w:p>
     <w:p>
@@ -4307,10 +4196,10 @@
           <w:noProof/>
         </w:rPr>
         <w:drawing>
-          <wp:inline distT="0" distB="0" distL="0" distR="0" wp14:anchorId="5054BA88" wp14:editId="5D84DBA1">
+          <wp:inline distT="0" distB="0" distL="0" distR="0" wp14:anchorId="2C20C908" wp14:editId="00CCFBB8">
             <wp:extent cx="5328000" cy="2202240"/>
             <wp:effectExtent l="0" t="0" r="0" b="0"/>
-            <wp:docPr id="2" name="Picture 2" descr="Заменить собственным скриншотом: Создание дочерних процессов приложением Lab-03a" title="Место для рисунка 2.2"/>
+            <wp:docPr id="1" name="Picture 1" descr="Заменить собственным скриншотом: Запуски Lab-03x с аргументом и переменной ITER_NUM" title="Место для рисунка 2.1"/>
             <wp:cNvGraphicFramePr>
               <a:graphicFrameLocks xmlns:a="http://schemas.openxmlformats.org/drawingml/2006/main" noChangeAspect="1"/>
             </wp:cNvGraphicFramePr>
@@ -4351,15 +4240,35 @@
         <w:jc w:val="center"/>
       </w:pPr>
       <w:r>
-        <w:t>Рисунок 2.2 – Создание дочерних процессов приложением Lab-03a</w:t>
-      </w:r>
-    </w:p>
-    <w:p>
-      <w:r>
-        <w:t>По рисунку 2.2 определяется, какие варианты CreateProcess завершил</w:t>
-      </w:r>
-      <w:r>
-        <w:t>ись успешно и какие коды ошибок были получены.</w:t>
+        <w:t>Рисунок 2.1 – Запуски Lab-03x с аргументом, переменной ITER_NUM и ошибкой</w:t>
+      </w:r>
+    </w:p>
+    <w:p>
+      <w:r>
+        <w:t>По рисунку 2.1 проверяются приоритет аргумента, резервное значение ITER_NUM и код завершения ошибочного запуска.</w:t>
+      </w:r>
+    </w:p>
+    <w:p>
+      <w:pPr>
+        <w:pStyle w:val="21"/>
+      </w:pPr>
+      <w:bookmarkStart w:id="6" w:name="_Toc242198891"/>
+      <w:r>
+        <w:rPr>
+          <w:rFonts w:ascii="Times New Roman" w:eastAsia="Times New Roman" w:hAnsi="Times New Roman" w:cs="Times New Roman"/>
+        </w:rPr>
+        <w:t>2.2 Приложение Lab-03a</w:t>
+      </w:r>
+      <w:bookmarkEnd w:id="6"/>
+    </w:p>
+    <w:p>
+      <w:r>
+        <w:t>Родитель последовательно выполняет три вызова CreateProcessW для Lab-03x, не дожидаясь завершения уже созданных детей. В первом вызове имя программы вместе с аргументом передаётся только через lpApplicationName; этот вариант ожидаемо завершается ошибкой, потому что параметр должен содержать путь к исполняемому модулю без аргументов. Во втором вызове изменяемая командная строка передаётся только через lpCommandLine. В третьем имя программы и строка аргументов передаются раздельно. Родитель ожидает только успешно созданные процессы и закрывает их дескрипторы.</w:t>
+      </w:r>
+    </w:p>
+    <w:p>
+      <w:r>
+        <w:t>В формулировке задания для Lab-03a назван Lab-02x; по описанию и остальным пунктам работы здесь используется Lab-03x.</w:t>
       </w:r>
     </w:p>
     <w:p>
@@ -4368,7 +4277,7 @@
       </w:pPr>
       <w:r>
         <w:lastRenderedPageBreak/>
-        <w:t>Связь родительского и дочерних процессов должна быть зафиксирована на рисунке 2.3.</w:t>
+        <w:t>Сведения для выполнения данного этапа приведены в таблице 2.2.</w:t>
       </w:r>
     </w:p>
     <w:p>
@@ -4376,173 +4285,9 @@
         <w:keepNext/>
         <w:spacing w:before="280" w:after="80"/>
         <w:ind w:firstLine="0"/>
-        <w:jc w:val="center"/>
-      </w:pPr>
-      <w:r>
-        <w:rPr>
-          <w:noProof/>
-        </w:rPr>
-        <w:drawing>
-          <wp:inline distT="0" distB="0" distL="0" distR="0" wp14:anchorId="4CEAA2BA" wp14:editId="6071A158">
-            <wp:extent cx="5328000" cy="2202240"/>
-            <wp:effectExtent l="0" t="0" r="0" b="0"/>
-            <wp:docPr id="3" name="Picture 3" descr="Заменить собственным скриншотом: Дерево процессов Lab-03a в Process Explorer" title="Место для рисунка 2.3"/>
-            <wp:cNvGraphicFramePr>
-              <a:graphicFrameLocks xmlns:a="http://schemas.openxmlformats.org/drawingml/2006/main" noChangeAspect="1"/>
-            </wp:cNvGraphicFramePr>
-            <a:graphic xmlns:a="http://schemas.openxmlformats.org/drawingml/2006/main">
-              <a:graphicData uri="http://schemas.openxmlformats.org/drawingml/2006/picture">
-                <pic:pic xmlns:pic="http://schemas.openxmlformats.org/drawingml/2006/picture">
-                  <pic:nvPicPr>
-                    <pic:cNvPr id="0" name="screenshot_placeholder.png"/>
-                    <pic:cNvPicPr/>
-                  </pic:nvPicPr>
-                  <pic:blipFill>
-                    <a:blip r:embed="rId8"/>
-                    <a:stretch>
-                      <a:fillRect/>
-                    </a:stretch>
-                  </pic:blipFill>
-                  <pic:spPr>
-                    <a:xfrm>
-                      <a:off x="0" y="0"/>
-                      <a:ext cx="5328000" cy="2202240"/>
-                    </a:xfrm>
-                    <a:prstGeom prst="rect">
-                      <a:avLst/>
-                    </a:prstGeom>
-                  </pic:spPr>
-                </pic:pic>
-              </a:graphicData>
-            </a:graphic>
-          </wp:inline>
-        </w:drawing>
-      </w:r>
-    </w:p>
-    <w:p>
-      <w:pPr>
-        <w:keepNext/>
-        <w:spacing w:after="280"/>
-        <w:ind w:firstLine="0"/>
-        <w:jc w:val="center"/>
-      </w:pPr>
-      <w:r>
-        <w:t>Рисунок 2.3 – Дерево процессов Lab-03a в Process Explorer</w:t>
-      </w:r>
-    </w:p>
-    <w:p>
-      <w:r>
-        <w:t xml:space="preserve">Рисунок 2.3 показывает одновременное существование </w:t>
-      </w:r>
-      <w:r>
-        <w:t>дочерних процессов и их родительский PID.</w:t>
-      </w:r>
-    </w:p>
-    <w:p>
-      <w:pPr>
-        <w:keepNext/>
-      </w:pPr>
-      <w:r>
-        <w:t>Дескрипторы Process и Thread родительского процесса следует показать на рисунке 2.4.</w:t>
-      </w:r>
-    </w:p>
-    <w:p>
-      <w:pPr>
-        <w:keepNext/>
-        <w:spacing w:before="280" w:after="80"/>
-        <w:ind w:firstLine="0"/>
-        <w:jc w:val="center"/>
-      </w:pPr>
-      <w:r>
-        <w:rPr>
-          <w:noProof/>
-        </w:rPr>
-        <w:drawing>
-          <wp:inline distT="0" distB="0" distL="0" distR="0" wp14:anchorId="02479CC4" wp14:editId="1055BEFB">
-            <wp:extent cx="5328000" cy="2202240"/>
-            <wp:effectExtent l="0" t="0" r="0" b="0"/>
-            <wp:docPr id="4" name="Picture 4" descr="Заменить собственным скриншотом: Дескрипторы дочерних процессов у Lab-03a" title="Место для рисунка 2.4"/>
-            <wp:cNvGraphicFramePr>
-              <a:graphicFrameLocks xmlns:a="http://schemas.openxmlformats.org/drawingml/2006/main" noChangeAspect="1"/>
-            </wp:cNvGraphicFramePr>
-            <a:graphic xmlns:a="http://schemas.openxmlformats.org/drawingml/2006/main">
-              <a:graphicData uri="http://schemas.openxmlformats.org/drawingml/2006/picture">
-                <pic:pic xmlns:pic="http://schemas.openxmlformats.org/drawingml/2006/picture">
-                  <pic:nvPicPr>
-                    <pic:cNvPr id="0" name="screenshot_placeholder.png"/>
-                    <pic:cNvPicPr/>
-                  </pic:nvPicPr>
-                  <pic:blipFill>
-                    <a:blip r:embed="rId8"/>
-                    <a:stretch>
-                      <a:fillRect/>
-                    </a:stretch>
-                  </pic:blipFill>
-                  <pic:spPr>
-                    <a:xfrm>
-                      <a:off x="0" y="0"/>
-                      <a:ext cx="5328000" cy="2202240"/>
-                    </a:xfrm>
-                    <a:prstGeom prst="rect">
-                      <a:avLst/>
-                    </a:prstGeom>
-                  </pic:spPr>
-                </pic:pic>
-              </a:graphicData>
-            </a:graphic>
-          </wp:inline>
-        </w:drawing>
-      </w:r>
-    </w:p>
-    <w:p>
-      <w:pPr>
-        <w:keepNext/>
-        <w:spacing w:after="280"/>
-        <w:ind w:firstLine="0"/>
-        <w:jc w:val="center"/>
-      </w:pPr>
-      <w:r>
-        <w:t>Рисунок 2.4 – Дескрипторы дочерних процессов у Lab-03a</w:t>
-      </w:r>
-    </w:p>
-    <w:p>
-      <w:r>
-        <w:t>Рисунок 2.4 подтверждает наличие у родителя открытых дескрипторов до зав</w:t>
-      </w:r>
-      <w:r>
-        <w:t>ершения ожидания.</w:t>
-      </w:r>
-    </w:p>
-    <w:p>
-      <w:pPr>
-        <w:pStyle w:val="21"/>
-      </w:pPr>
-      <w:bookmarkStart w:id="7" w:name="_Toc241609303"/>
-      <w:r>
-        <w:rPr>
-          <w:rFonts w:ascii="Times New Roman" w:eastAsia="Times New Roman" w:hAnsi="Times New Roman" w:cs="Times New Roman"/>
-        </w:rPr>
-        <w:lastRenderedPageBreak/>
-        <w:t>2.3 Глобальная и локальная переменные ITER_NUM</w:t>
-      </w:r>
-      <w:bookmarkEnd w:id="7"/>
-    </w:p>
-    <w:p>
-      <w:pPr>
-        <w:keepNext/>
-      </w:pPr>
-      <w:r>
-        <w:t>Сведения для выполнения данного этапа приведены в таблице 2.3.</w:t>
-      </w:r>
-    </w:p>
-    <w:p>
-      <w:pPr>
-        <w:keepNext/>
-        <w:spacing w:before="280" w:after="80"/>
-        <w:ind w:firstLine="0"/>
-      </w:pPr>
-      <w:r>
-        <w:t>Таблица 2.3 – Работа с переменной окружения</w:t>
+      </w:pPr>
+      <w:r>
+        <w:t>Таблица 2.2 – Варианты вызова CreateProcessW</w:t>
       </w:r>
     </w:p>
     <w:tbl>
@@ -4645,10 +4390,10 @@
             </w:pPr>
             <w:r>
               <w:rPr>
-                <w:rFonts w:ascii="Courier New" w:eastAsia="Courier New" w:hAnsi="Courier New" w:cs="Courier New"/>
+                <w:rFonts w:eastAsia="Courier New" w:cs="Courier New"/>
                 <w:sz w:val="24"/>
               </w:rPr>
-              <w:t>setx ITER_NUM 12</w:t>
+              <w:t>lpApplicationName = "...Lab-03x.exe 50"</w:t>
             </w:r>
           </w:p>
         </w:tc>
@@ -4670,10 +4415,7 @@
               <w:jc w:val="left"/>
             </w:pPr>
             <w:r>
-              <w:t xml:space="preserve">Создание </w:t>
-            </w:r>
-            <w:r>
-              <w:t>пользовательской переменной для будущих процессов.</w:t>
+              <w:t>Сбой ERROR_FILE_NOT_FOUND: lpApplicationName должен содержать путь к модулю без аргументов.</w:t>
             </w:r>
           </w:p>
         </w:tc>
@@ -4701,10 +4443,10 @@
             </w:pPr>
             <w:r>
               <w:rPr>
-                <w:rFonts w:ascii="Courier New" w:eastAsia="Courier New" w:hAnsi="Courier New" w:cs="Courier New"/>
+                <w:rFonts w:eastAsia="Courier New" w:cs="Courier New"/>
                 <w:sz w:val="24"/>
               </w:rPr>
-              <w:t>set ITER_NUM</w:t>
+              <w:t>lpApplicationName = NULL</w:t>
             </w:r>
           </w:p>
         </w:tc>
@@ -4726,60 +4468,7 @@
               <w:jc w:val="left"/>
             </w:pPr>
             <w:r>
-              <w:t>Проверка переменной в новом экземпляре cmd.</w:t>
-            </w:r>
-          </w:p>
-        </w:tc>
-      </w:tr>
-      <w:tr>
-        <w:trPr>
-          <w:jc w:val="center"/>
-        </w:trPr>
-        <w:tc>
-          <w:tcPr>
-            <w:tcW w:w="4677" w:type="dxa"/>
-            <w:tcMar>
-              <w:top w:w="90" w:type="dxa"/>
-              <w:left w:w="100" w:type="dxa"/>
-              <w:bottom w:w="90" w:type="dxa"/>
-              <w:right w:w="100" w:type="dxa"/>
-            </w:tcMar>
-            <w:vAlign w:val="center"/>
-          </w:tcPr>
-          <w:p>
-            <w:pPr>
-              <w:keepNext/>
-              <w:ind w:firstLine="0"/>
-              <w:jc w:val="left"/>
-            </w:pPr>
-            <w:r>
-              <w:rPr>
-                <w:rFonts w:ascii="Courier New" w:eastAsia="Courier New" w:hAnsi="Courier New" w:cs="Courier New"/>
-                <w:sz w:val="24"/>
-              </w:rPr>
-              <w:t>SetEnvironmentVariableW</w:t>
-            </w:r>
-          </w:p>
-        </w:tc>
-        <w:tc>
-          <w:tcPr>
-            <w:tcW w:w="4677" w:type="dxa"/>
-            <w:tcMar>
-              <w:top w:w="90" w:type="dxa"/>
-              <w:left w:w="100" w:type="dxa"/>
-              <w:bottom w:w="90" w:type="dxa"/>
-              <w:right w:w="100" w:type="dxa"/>
-            </w:tcMar>
-            <w:vAlign w:val="center"/>
-          </w:tcPr>
-          <w:p>
-            <w:pPr>
-              <w:keepNext/>
-              <w:ind w:firstLine="0"/>
-              <w:jc w:val="left"/>
-            </w:pPr>
-            <w:r>
-              <w:t>Создание локального значения в текущем процессе и его наследование дочерним процессом.</w:t>
+              <w:t>Имя модуля извлекается из первого токена изменяемой командной строки; процесс создаётся.</w:t>
             </w:r>
           </w:p>
         </w:tc>
@@ -4806,10 +4495,10 @@
             </w:pPr>
             <w:r>
               <w:rPr>
-                <w:rFonts w:ascii="Courier New" w:eastAsia="Courier New" w:hAnsi="Courier New" w:cs="Courier New"/>
+                <w:rFonts w:eastAsia="Courier New" w:cs="Courier New"/>
                 <w:sz w:val="24"/>
               </w:rPr>
-              <w:t>GetEnvironmentVariableW</w:t>
+              <w:t>имя отдельно, строка " 50"</w:t>
             </w:r>
           </w:p>
         </w:tc>
@@ -4830,7 +4519,7 @@
               <w:jc w:val="left"/>
             </w:pPr>
             <w:r>
-              <w:t>Получение значения в Lab-03x, если аргумент отсутствует.</w:t>
+              <w:t>Ведущий пробел оставляет пустой argv[0], а число попадает в argv[1]; процесс создаётся.</w:t>
             </w:r>
           </w:p>
         </w:tc>
@@ -4838,7 +4527,7 @@
     </w:tbl>
     <w:p>
       <w:r>
-        <w:t>После выполнения этапа из таблицы 2.3 необходимо зафиксировать результат и проверить освобождение ресурсов.</w:t>
+        <w:t>После выполнения этапа из таблицы 2.2 необходимо зафиксировать результат и проверить освобождение ресурсов.</w:t>
       </w:r>
     </w:p>
     <w:p>
@@ -4846,7 +4535,7 @@
         <w:keepNext/>
       </w:pPr>
       <w:r>
-        <w:t>Команду setx и проверку в новой консоли следует показать на рисунке 2.5.</w:t>
+        <w:t>Консольный вывод и сообщения об ошибках необходимо представить на рисунке 2.2.</w:t>
       </w:r>
     </w:p>
     <w:p>
@@ -4861,10 +4550,10 @@
           <w:noProof/>
         </w:rPr>
         <w:drawing>
-          <wp:inline distT="0" distB="0" distL="0" distR="0" wp14:anchorId="448C6A5E" wp14:editId="59D9780E">
+          <wp:inline distT="0" distB="0" distL="0" distR="0" wp14:anchorId="52E18414" wp14:editId="3094E2FC">
             <wp:extent cx="5328000" cy="2202240"/>
             <wp:effectExtent l="0" t="0" r="0" b="0"/>
-            <wp:docPr id="5" name="Picture 5" descr="Заменить собственным скриншотом: Пользовательская переменная окружения ITER_NUM" title="Место для рисунка 2.5"/>
+            <wp:docPr id="2" name="Picture 2" descr="Заменить собственным скриншотом: Создание дочерних процессов приложением Lab-03a" title="Место для рисунка 2.2"/>
             <wp:cNvGraphicFramePr>
               <a:graphicFrameLocks xmlns:a="http://schemas.openxmlformats.org/drawingml/2006/main" noChangeAspect="1"/>
             </wp:cNvGraphicFramePr>
@@ -4905,51 +4594,21 @@
         <w:jc w:val="center"/>
       </w:pPr>
       <w:r>
-        <w:t xml:space="preserve">Рисунок 2.5 – </w:t>
-      </w:r>
-      <w:r>
-        <w:t>Пользовательская переменная окружения ITER_NUM</w:t>
-      </w:r>
-    </w:p>
-    <w:p>
-      <w:r>
-        <w:t>Рисунок 2.5 подтверждает, что setx не меняет уже запущенную cmd, но значение доступно новым процессам.</w:t>
-      </w:r>
-    </w:p>
-    <w:p>
-      <w:pPr>
-        <w:pStyle w:val="21"/>
-      </w:pPr>
-      <w:bookmarkStart w:id="8" w:name="_Toc241609304"/>
-      <w:r>
-        <w:rPr>
-          <w:rFonts w:ascii="Times New Roman" w:eastAsia="Times New Roman" w:hAnsi="Times New Roman" w:cs="Times New Roman"/>
-        </w:rPr>
-        <w:t>2.4 Приложение Lab-03b</w:t>
-      </w:r>
-      <w:bookmarkEnd w:id="8"/>
-    </w:p>
-    <w:p>
-      <w:r>
-        <w:t>В первом вызове передаётся только корректное имя модуля, поэтому Lab-03x использует</w:t>
-      </w:r>
-      <w:r>
-        <w:t xml:space="preserve"> глобальную ITER_NUM. Второй процесс получает явный аргумент. Перед третьим запуском родитель устанавливает локальную </w:t>
-      </w:r>
+        <w:t>Рисунок 2.2 – Создание дочерних процессов приложением Lab-03a</w:t>
+      </w:r>
+    </w:p>
+    <w:p>
+      <w:r>
+        <w:t>По рисунку 2.2 определяется, какие варианты CreateProcess завершились успешно и какие коды ошибок были получены.</w:t>
+      </w:r>
+    </w:p>
+    <w:p>
+      <w:pPr>
+        <w:keepNext/>
+      </w:pPr>
       <w:r>
         <w:lastRenderedPageBreak/>
-        <w:t>ITER_NUM, а lpCommandLine передаёт как NULL; дочерний процесс наследует изменённую среду.</w:t>
-      </w:r>
-    </w:p>
-    <w:p>
-      <w:pPr>
-        <w:keepNext/>
-      </w:pPr>
-      <w:r>
-        <w:t>Запуски с глобальной, явной и локальной настройк</w:t>
-      </w:r>
-      <w:r>
-        <w:t>ами необходимо показать на рисунке 2.6.</w:t>
+        <w:t>Связь родительского и дочерних процессов должна быть зафиксирована на рисунке 2.3.</w:t>
       </w:r>
     </w:p>
     <w:p>
@@ -4964,10 +4623,10 @@
           <w:noProof/>
         </w:rPr>
         <w:drawing>
-          <wp:inline distT="0" distB="0" distL="0" distR="0" wp14:anchorId="06DF9E1C" wp14:editId="4BC156A9">
+          <wp:inline distT="0" distB="0" distL="0" distR="0" wp14:anchorId="5AD4BC2E" wp14:editId="2E441A5C">
             <wp:extent cx="5328000" cy="2202240"/>
             <wp:effectExtent l="0" t="0" r="0" b="0"/>
-            <wp:docPr id="6" name="Picture 6" descr="Заменить собственным скриншотом: Количество итераций дочерних процессов Lab-03b" title="Место для рисунка 2.6"/>
+            <wp:docPr id="3" name="Picture 3" descr="Заменить собственным скриншотом: Дерево процессов Lab-03a в Process Explorer" title="Место для рисунка 2.3"/>
             <wp:cNvGraphicFramePr>
               <a:graphicFrameLocks xmlns:a="http://schemas.openxmlformats.org/drawingml/2006/main" noChangeAspect="1"/>
             </wp:cNvGraphicFramePr>
@@ -5008,33 +4667,12 @@
         <w:jc w:val="center"/>
       </w:pPr>
       <w:r>
-        <w:t>Рисунок 2.6 – Количество итераций дочерних процессов Lab-03b</w:t>
-      </w:r>
-    </w:p>
-    <w:p>
-      <w:r>
-        <w:t>Рисунок 2.6 позволяет сопоставить количество итераций с источником значения и приоритетом аргумента.</w:t>
-      </w:r>
-    </w:p>
-    <w:p>
-      <w:pPr>
-        <w:pStyle w:val="21"/>
-      </w:pPr>
-      <w:bookmarkStart w:id="9" w:name="_Toc241609305"/>
-      <w:r>
-        <w:rPr>
-          <w:rFonts w:ascii="Times New Roman" w:eastAsia="Times New Roman" w:hAnsi="Times New Roman" w:cs="Times New Roman"/>
-        </w:rPr>
-        <w:t>2.5 Приложение Lab-03c</w:t>
-      </w:r>
-      <w:bookmarkEnd w:id="9"/>
-    </w:p>
-    <w:p>
-      <w:r>
-        <w:t>Для перечисления процессов со</w:t>
-      </w:r>
-      <w:r>
-        <w:t>здаётся снимок TH32CS_SNAPPROCESS. Структура PROCESSENTRY32 содержит имя исполняемого файла, PID и PID родителя. После обхода снимок обязательно закрывается функцией CloseHandle.</w:t>
+        <w:t>Рисунок 2.3 – Дерево процессов Lab-03a в Process Explorer</w:t>
+      </w:r>
+    </w:p>
+    <w:p>
+      <w:r>
+        <w:t>Рисунок 2.3 показывает одновременное существование дочерних процессов и их родительский PID.</w:t>
       </w:r>
     </w:p>
     <w:p>
@@ -5042,7 +4680,7 @@
         <w:keepNext/>
       </w:pPr>
       <w:r>
-        <w:t>Фрагмент списка с именем, PID и PPID следует показать на рисунке 2.7.</w:t>
+        <w:t>Дескрипторы Process и Thread родительского процесса следует показать на рисунке 2.4.</w:t>
       </w:r>
     </w:p>
     <w:p>
@@ -5057,10 +4695,10 @@
           <w:noProof/>
         </w:rPr>
         <w:drawing>
-          <wp:inline distT="0" distB="0" distL="0" distR="0" wp14:anchorId="53267DF7" wp14:editId="06BB4E24">
+          <wp:inline distT="0" distB="0" distL="0" distR="0" wp14:anchorId="05B4199C" wp14:editId="69473582">
             <wp:extent cx="5328000" cy="2202240"/>
             <wp:effectExtent l="0" t="0" r="0" b="0"/>
-            <wp:docPr id="7" name="Picture 7" descr="Заменить собственным скриншотом: Список процессов, сформированный Lab-03c" title="Место для рисунка 2.7"/>
+            <wp:docPr id="4" name="Picture 4" descr="Заменить собственным скриншотом: Дескрипторы дочерних процессов у Lab-03a" title="Место для рисунка 2.4"/>
             <wp:cNvGraphicFramePr>
               <a:graphicFrameLocks xmlns:a="http://schemas.openxmlformats.org/drawingml/2006/main" noChangeAspect="1"/>
             </wp:cNvGraphicFramePr>
@@ -5101,82 +4739,34 @@
         <w:jc w:val="center"/>
       </w:pPr>
       <w:r>
-        <w:t>Рисун</w:t>
-      </w:r>
-      <w:r>
-        <w:t>ок 2.7 – Список процессов, сформированный Lab-03c</w:t>
-      </w:r>
-    </w:p>
-    <w:p>
-      <w:r>
-        <w:t>Рисунок 2.7 подтверждает корректный обход снимка Tool Help Library.</w:t>
-      </w:r>
-    </w:p>
-    <w:p>
-      <w:pPr>
-        <w:pStyle w:val="1"/>
-      </w:pPr>
-      <w:bookmarkStart w:id="10" w:name="_Toc241609306"/>
+        <w:t>Рисунок 2.4 – Дескрипторы дочерних процессов у Lab-03a</w:t>
+      </w:r>
+    </w:p>
+    <w:p>
+      <w:r>
+        <w:t>Рисунок 2.4 подтверждает наличие у родителя открытых дескрипторов до завершения ожидания.</w:t>
+      </w:r>
+    </w:p>
+    <w:p>
+      <w:pPr>
+        <w:pStyle w:val="21"/>
+      </w:pPr>
+      <w:bookmarkStart w:id="7" w:name="_Toc242198892"/>
       <w:r>
         <w:rPr>
           <w:rFonts w:ascii="Times New Roman" w:eastAsia="Times New Roman" w:hAnsi="Times New Roman" w:cs="Times New Roman"/>
         </w:rPr>
         <w:lastRenderedPageBreak/>
-        <w:t>3 Анонимные каналы Windows уровней 7–8</w:t>
-      </w:r>
-      <w:bookmarkEnd w:id="10"/>
-    </w:p>
-    <w:p>
-      <w:pPr>
-        <w:pStyle w:val="21"/>
-      </w:pPr>
-      <w:bookmarkStart w:id="11" w:name="_Toc241609307"/>
-      <w:r>
-        <w:rPr>
-          <w:rFonts w:ascii="Times New Roman" w:eastAsia="Times New Roman" w:hAnsi="Times New Roman" w:cs="Times New Roman"/>
-        </w:rPr>
-        <w:t>3.1 Приложение Lab-03d-client</w:t>
-      </w:r>
-      <w:bookmarkEnd w:id="11"/>
-    </w:p>
-    <w:p>
-      <w:r>
-        <w:t xml:space="preserve">Клиент получает M, L и R, проверяет ограничения M &gt; 0 и L ≥ 1, затем </w:t>
-      </w:r>
-      <w:r>
-        <w:t>перебирает диапазон. Число n считается взаимно простым с M, если алгоритм Евклида возвращает НОД, равный единице. Результаты записываются в унаследованный канал одним текстовым блоком.</w:t>
-      </w:r>
-    </w:p>
-    <w:p>
-      <w:pPr>
-        <w:pStyle w:val="21"/>
-      </w:pPr>
-      <w:bookmarkStart w:id="12" w:name="_Toc241609308"/>
-      <w:r>
-        <w:rPr>
-          <w:rFonts w:ascii="Times New Roman" w:eastAsia="Times New Roman" w:hAnsi="Times New Roman" w:cs="Times New Roman"/>
-        </w:rPr>
-        <w:t>3.2 Приложение Lab-03d-server</w:t>
-      </w:r>
-      <w:bookmarkEnd w:id="12"/>
-    </w:p>
-    <w:p>
-      <w:r>
-        <w:t>Сервер делит диапазон на K частей, создаё</w:t>
-      </w:r>
-      <w:r>
-        <w:t>т общий анонимный канал и передаёт дочерним процессам дескриптор записи через STARTUPINFO. Дескриптор чтения не наследуется. После создания процессов родитель закрывает собственную копию дескриптора записи, читает данные до конца канала и ожидает всех дете</w:t>
-      </w:r>
-      <w:r>
-        <w:t>й.</w:t>
-      </w:r>
+        <w:t>2.3 Глобальная и локальная переменные ITER_NUM</w:t>
+      </w:r>
+      <w:bookmarkEnd w:id="7"/>
     </w:p>
     <w:p>
       <w:pPr>
         <w:keepNext/>
       </w:pPr>
       <w:r>
-        <w:t>Сведения для выполнения данного этапа приведены в таблице 3.1.</w:t>
+        <w:t>Сведения для выполнения данного этапа приведены в таблице 2.3.</w:t>
       </w:r>
     </w:p>
     <w:p>
@@ -5186,7 +4776,7 @@
         <w:ind w:firstLine="0"/>
       </w:pPr>
       <w:r>
-        <w:t>Таблица 3.1 – Этапы параллельного поиска</w:t>
+        <w:t>Таблица 2.3 – Работа с переменной окружения</w:t>
       </w:r>
     </w:p>
     <w:tbl>
@@ -5289,10 +4879,10 @@
             </w:pPr>
             <w:r>
               <w:rPr>
-                <w:rFonts w:ascii="Courier New" w:eastAsia="Courier New" w:hAnsi="Courier New" w:cs="Courier New"/>
+                <w:rFonts w:eastAsia="Courier New" w:cs="Courier New"/>
                 <w:sz w:val="24"/>
               </w:rPr>
-              <w:t>CreatePipe</w:t>
+              <w:t>setx ITER_NUM 12</w:t>
             </w:r>
           </w:p>
         </w:tc>
@@ -5314,7 +4904,7 @@
               <w:jc w:val="left"/>
             </w:pPr>
             <w:r>
-              <w:t>Создание читающего и записывающего дескрипторов анонимного канала.</w:t>
+              <w:t>Создание пользовательской переменной для будущих процессов.</w:t>
             </w:r>
           </w:p>
         </w:tc>
@@ -5342,10 +4932,10 @@
             </w:pPr>
             <w:r>
               <w:rPr>
-                <w:rFonts w:ascii="Courier New" w:eastAsia="Courier New" w:hAnsi="Courier New" w:cs="Courier New"/>
+                <w:rFonts w:eastAsia="Courier New" w:cs="Courier New"/>
                 <w:sz w:val="24"/>
               </w:rPr>
-              <w:t>SetHandleInformation</w:t>
+              <w:t>set ITER_NUM</w:t>
             </w:r>
           </w:p>
         </w:tc>
@@ -5367,7 +4957,7 @@
               <w:jc w:val="left"/>
             </w:pPr>
             <w:r>
-              <w:t>Запрет наследования дескриптора чтения родителем.</w:t>
+              <w:t>Проверка переменной в новом экземпляре cmd.</w:t>
             </w:r>
           </w:p>
         </w:tc>
@@ -5395,10 +4985,10 @@
             </w:pPr>
             <w:r>
               <w:rPr>
-                <w:rFonts w:ascii="Courier New" w:eastAsia="Courier New" w:hAnsi="Courier New" w:cs="Courier New"/>
+                <w:rFonts w:eastAsia="Courier New" w:cs="Courier New"/>
                 <w:sz w:val="24"/>
               </w:rPr>
-              <w:t>STARTF_USESTDHANDLES</w:t>
+              <w:t>SetEnvironmentVariableW</w:t>
             </w:r>
           </w:p>
         </w:tc>
@@ -5420,60 +5010,7 @@
               <w:jc w:val="left"/>
             </w:pPr>
             <w:r>
-              <w:t>Передача дескриптора записи в hStdOutput дочернего процесса.</w:t>
-            </w:r>
-          </w:p>
-        </w:tc>
-      </w:tr>
-      <w:tr>
-        <w:trPr>
-          <w:jc w:val="center"/>
-        </w:trPr>
-        <w:tc>
-          <w:tcPr>
-            <w:tcW w:w="4677" w:type="dxa"/>
-            <w:tcMar>
-              <w:top w:w="90" w:type="dxa"/>
-              <w:left w:w="100" w:type="dxa"/>
-              <w:bottom w:w="90" w:type="dxa"/>
-              <w:right w:w="100" w:type="dxa"/>
-            </w:tcMar>
-            <w:vAlign w:val="center"/>
-          </w:tcPr>
-          <w:p>
-            <w:pPr>
-              <w:keepNext/>
-              <w:ind w:firstLine="0"/>
-              <w:jc w:val="left"/>
-            </w:pPr>
-            <w:r>
-              <w:rPr>
-                <w:rFonts w:ascii="Courier New" w:eastAsia="Courier New" w:hAnsi="Courier New" w:cs="Courier New"/>
-                <w:sz w:val="24"/>
-              </w:rPr>
-              <w:t>WaitForMultipleObjects</w:t>
-            </w:r>
-          </w:p>
-        </w:tc>
-        <w:tc>
-          <w:tcPr>
-            <w:tcW w:w="4677" w:type="dxa"/>
-            <w:tcMar>
-              <w:top w:w="90" w:type="dxa"/>
-              <w:left w:w="100" w:type="dxa"/>
-              <w:bottom w:w="90" w:type="dxa"/>
-              <w:right w:w="100" w:type="dxa"/>
-            </w:tcMar>
-            <w:vAlign w:val="center"/>
-          </w:tcPr>
-          <w:p>
-            <w:pPr>
-              <w:keepNext/>
-              <w:ind w:firstLine="0"/>
-              <w:jc w:val="left"/>
-            </w:pPr>
-            <w:r>
-              <w:t>Гарантия завершения всех клиентов до завершения сервера.</w:t>
+              <w:t>Создание локального значения в текущем процессе и его наследование дочерним процессом.</w:t>
             </w:r>
           </w:p>
         </w:tc>
@@ -5500,10 +5037,10 @@
             </w:pPr>
             <w:r>
               <w:rPr>
-                <w:rFonts w:ascii="Courier New" w:eastAsia="Courier New" w:hAnsi="Courier New" w:cs="Courier New"/>
+                <w:rFonts w:eastAsia="Courier New" w:cs="Courier New"/>
                 <w:sz w:val="24"/>
               </w:rPr>
-              <w:t>QueryPerformanceCounter</w:t>
+              <w:t>GetEnvironmentVariableW</w:t>
             </w:r>
           </w:p>
         </w:tc>
@@ -5524,7 +5061,7 @@
               <w:jc w:val="left"/>
             </w:pPr>
             <w:r>
-              <w:t>Измерение времени параллельного поиска.</w:t>
+              <w:t>Получение значения в Lab-03x, если аргумент отсутствует.</w:t>
             </w:r>
           </w:p>
         </w:tc>
@@ -5532,7 +5069,7 @@
     </w:tbl>
     <w:p>
       <w:r>
-        <w:t>После выполнения этапа из таблицы 3.1 необходимо зафиксировать результат и проверить освобождение ресурсов.</w:t>
+        <w:t>После выполнения этапа из таблицы 2.3 необходимо зафиксировать результат и проверить освобождение ресурсов.</w:t>
       </w:r>
     </w:p>
     <w:p>
@@ -5540,8 +5077,7 @@
         <w:keepNext/>
       </w:pPr>
       <w:r>
-        <w:lastRenderedPageBreak/>
-        <w:t>Число M, диапазон, K, найденные числа и время следует показать на рисунке 3.1.</w:t>
+        <w:t>Команду setx и проверку в новой консоли следует показать на рисунке 2.5.</w:t>
       </w:r>
     </w:p>
     <w:p>
@@ -5556,10 +5092,10 @@
           <w:noProof/>
         </w:rPr>
         <w:drawing>
-          <wp:inline distT="0" distB="0" distL="0" distR="0" wp14:anchorId="5AB173A6" wp14:editId="64AE8676">
+          <wp:inline distT="0" distB="0" distL="0" distR="0" wp14:anchorId="6BDCB323" wp14:editId="0CD129AC">
             <wp:extent cx="5328000" cy="2202240"/>
             <wp:effectExtent l="0" t="0" r="0" b="0"/>
-            <wp:docPr id="8" name="Picture 8" descr="Заменить собственным скриншотом: Результат Lab-03d-server для нескольких процессов" title="Место для рисунка 3.1"/>
+            <wp:docPr id="5" name="Picture 5" descr="Заменить собственным скриншотом: Пользовательская переменная окружения ITER_NUM" title="Место для рисунка 2.5"/>
             <wp:cNvGraphicFramePr>
               <a:graphicFrameLocks xmlns:a="http://schemas.openxmlformats.org/drawingml/2006/main" noChangeAspect="1"/>
             </wp:cNvGraphicFramePr>
@@ -5600,12 +5136,34 @@
         <w:jc w:val="center"/>
       </w:pPr>
       <w:r>
-        <w:t>Рисунок 3.1 – Результат Lab-03d-server для нескольких процессов</w:t>
-      </w:r>
-    </w:p>
-    <w:p>
-      <w:r>
-        <w:t>Рисунок 3.1 подтверждает объединение результатов всех поддиапазонов.</w:t>
+        <w:t>Рисунок 2.5 – Пользовательская переменная окружения ITER_NUM</w:t>
+      </w:r>
+    </w:p>
+    <w:p>
+      <w:r>
+        <w:t>Рисунок 2.5 подтверждает, что setx не меняет уже запущенную cmd, но значение доступно новым процессам.</w:t>
+      </w:r>
+    </w:p>
+    <w:p>
+      <w:pPr>
+        <w:pStyle w:val="21"/>
+      </w:pPr>
+      <w:bookmarkStart w:id="8" w:name="_Toc242198893"/>
+      <w:r>
+        <w:rPr>
+          <w:rFonts w:ascii="Times New Roman" w:eastAsia="Times New Roman" w:hAnsi="Times New Roman" w:cs="Times New Roman"/>
+        </w:rPr>
+        <w:t>2.4 Приложение Lab-03b</w:t>
+      </w:r>
+      <w:bookmarkEnd w:id="8"/>
+    </w:p>
+    <w:p>
+      <w:r>
+        <w:t xml:space="preserve">В первом вызове передаётся только корректное имя модуля, поэтому Lab-03x использует глобальную ITER_NUM. Второй процесс получает явный аргумент. Перед третьим запуском родитель устанавливает локальную </w:t>
+      </w:r>
+      <w:r>
+        <w:lastRenderedPageBreak/>
+        <w:t>ITER_NUM, а lpCommandLine передаёт как NULL; дочерний процесс наследует изменённую среду.</w:t>
       </w:r>
     </w:p>
     <w:p>
@@ -5613,7 +5171,7 @@
         <w:keepNext/>
       </w:pPr>
       <w:r>
-        <w:t>Одновременную работу клиентов необходимо показать в Process Explorer на рисунке 3.2.</w:t>
+        <w:t>Запуски с глобальной, явной и локальной настройками необходимо показать на рисунке 2.6.</w:t>
       </w:r>
     </w:p>
     <w:p>
@@ -5628,10 +5186,10 @@
           <w:noProof/>
         </w:rPr>
         <w:drawing>
-          <wp:inline distT="0" distB="0" distL="0" distR="0" wp14:anchorId="166950EF" wp14:editId="6152A229">
+          <wp:inline distT="0" distB="0" distL="0" distR="0" wp14:anchorId="4F386AF3" wp14:editId="426BC059">
             <wp:extent cx="5328000" cy="2202240"/>
             <wp:effectExtent l="0" t="0" r="0" b="0"/>
-            <wp:docPr id="9" name="Picture 9" descr="Заменить собственным скриншотом: Дерево процессов параллельного поиска" title="Место для рисунка 3.2"/>
+            <wp:docPr id="6" name="Picture 6" descr="Заменить собственным скриншотом: Количество итераций дочерних процессов Lab-03b" title="Место для рисунка 2.6"/>
             <wp:cNvGraphicFramePr>
               <a:graphicFrameLocks xmlns:a="http://schemas.openxmlformats.org/drawingml/2006/main" noChangeAspect="1"/>
             </wp:cNvGraphicFramePr>
@@ -5672,15 +5230,30 @@
         <w:jc w:val="center"/>
       </w:pPr>
       <w:r>
-        <w:t>Рисунок 3.2 – Дерево процессов парал</w:t>
-      </w:r>
-      <w:r>
-        <w:t>лельного поиска</w:t>
-      </w:r>
-    </w:p>
-    <w:p>
-      <w:r>
-        <w:t>Рисунок 3.2 подтверждает, что сервер не запускает клиентов последовательно.</w:t>
+        <w:t>Рисунок 2.6 – Количество итераций дочерних процессов Lab-03b</w:t>
+      </w:r>
+    </w:p>
+    <w:p>
+      <w:r>
+        <w:t>Рисунок 2.6 позволяет сопоставить количество итераций с источником значения и приоритетом аргумента.</w:t>
+      </w:r>
+    </w:p>
+    <w:p>
+      <w:pPr>
+        <w:pStyle w:val="21"/>
+      </w:pPr>
+      <w:bookmarkStart w:id="9" w:name="_Toc242198894"/>
+      <w:r>
+        <w:rPr>
+          <w:rFonts w:ascii="Times New Roman" w:eastAsia="Times New Roman" w:hAnsi="Times New Roman" w:cs="Times New Roman"/>
+        </w:rPr>
+        <w:t>2.5 Приложение Lab-03c</w:t>
+      </w:r>
+      <w:bookmarkEnd w:id="9"/>
+    </w:p>
+    <w:p>
+      <w:r>
+        <w:t>Для перечисления процессов создаётся снимок TH32CS_SNAPPROCESS. Структура PROCESSENTRY32 содержит имя исполняемого файла, PID и PID родителя. После обхода снимок обязательно закрывается функцией CloseHandle.</w:t>
       </w:r>
     </w:p>
     <w:p>
@@ -5688,8 +5261,7 @@
         <w:keepNext/>
       </w:pPr>
       <w:r>
-        <w:lastRenderedPageBreak/>
-        <w:t>Тип и значение дескриптора канала следует зафиксировать на рисунке 3.3.</w:t>
+        <w:t>Фрагмент списка с именем, PID и PPID следует показать на рисунке 2.7.</w:t>
       </w:r>
     </w:p>
     <w:p>
@@ -5704,10 +5276,10 @@
           <w:noProof/>
         </w:rPr>
         <w:drawing>
-          <wp:inline distT="0" distB="0" distL="0" distR="0" wp14:anchorId="3A23E7B8" wp14:editId="0E7D5C1B">
+          <wp:inline distT="0" distB="0" distL="0" distR="0" wp14:anchorId="3ABEE887" wp14:editId="48EB66D9">
             <wp:extent cx="5328000" cy="2202240"/>
             <wp:effectExtent l="0" t="0" r="0" b="0"/>
-            <wp:docPr id="10" name="Picture 10" descr="Заменить собственным скриншотом: Дескриптор анонимного канала в Process Explorer" title="Место для рисунка 3.3"/>
+            <wp:docPr id="7" name="Picture 7" descr="Заменить собственным скриншотом: Список процессов, сформированный Lab-03c" title="Место для рисунка 2.7"/>
             <wp:cNvGraphicFramePr>
               <a:graphicFrameLocks xmlns:a="http://schemas.openxmlformats.org/drawingml/2006/main" noChangeAspect="1"/>
             </wp:cNvGraphicFramePr>
@@ -5748,53 +5320,42 @@
         <w:jc w:val="center"/>
       </w:pPr>
       <w:r>
-        <w:t>Рисунок 3.3 – Дескриптор анонимного канала в Process Explorer</w:t>
-      </w:r>
-    </w:p>
-    <w:p>
-      <w:r>
-        <w:t>В Process Explorer анонимный</w:t>
-      </w:r>
-      <w:r>
-        <w:t xml:space="preserve"> канал отображается как объект типа File, поскольку операции с каналом проходят через файловую подсистему ввода-вывода ядра Windows.</w:t>
-      </w:r>
-    </w:p>
-    <w:p>
-      <w:pPr>
-        <w:pStyle w:val="1"/>
-      </w:pPr>
-      <w:bookmarkStart w:id="13" w:name="_Toc241609309"/>
-      <w:r>
-        <w:rPr>
-          <w:rFonts w:ascii="Times New Roman" w:eastAsia="Times New Roman" w:hAnsi="Times New Roman" w:cs="Times New Roman"/>
+        <w:t>Рисунок 2.7 – Список процессов, сформированный Lab-03c</w:t>
+      </w:r>
+    </w:p>
+    <w:p>
+      <w:r>
+        <w:t>Рисунок 2.7 подтверждает корректный обход снимка Tool Help Library.</w:t>
+      </w:r>
+    </w:p>
+    <w:p>
+      <w:pPr>
+        <w:pStyle w:val="21"/>
+      </w:pPr>
+      <w:bookmarkStart w:id="10" w:name="_Toc242198895"/>
+      <w:r>
+        <w:rPr>
+          <w:rFonts w:ascii="Times New Roman" w:hAnsi="Times New Roman"/>
         </w:rPr>
         <w:lastRenderedPageBreak/>
-        <w:t>4 Передача данных через STARTUPINFO Windows уровней 9–10</w:t>
-      </w:r>
-      <w:bookmarkEnd w:id="13"/>
-    </w:p>
-    <w:p>
-      <w:r>
-        <w:t>Для передачи фразы без аргументов, переменных окружения и стандарт</w:t>
-      </w:r>
-      <w:r>
-        <w:t>ных IPC-механизмов используется поле lpTitle структуры STARTUPINFO. Родитель присваивает ему строку «Hello, my dear child!» перед CreateProcess, а дочерний процесс вызывает GetStartupInfoW и выводит полученное значение.</w:t>
-      </w:r>
-    </w:p>
-    <w:p>
-      <w:r>
-        <w:t>Поле lpTitle штатно передаётся созда</w:t>
-      </w:r>
-      <w:r>
-        <w:t>ваемому процессу как часть параметров запуска. Зарезервированные поля lpReserved и lpReserved2 не используются, поскольку документация требует оставлять их пустыми.</w:t>
-      </w:r>
-    </w:p>
-    <w:p>
-      <w:pPr>
-        <w:keepNext/>
-      </w:pPr>
-      <w:r>
-        <w:t>Вывод родительского и дочернего приложений необходимо показать на рисунке 4.1.</w:t>
+        <w:t>2.6 Наблюдение за процессами через cmd и Диспетчер задач</w:t>
+      </w:r>
+      <w:bookmarkEnd w:id="10"/>
+    </w:p>
+    <w:p>
+      <w:r>
+        <w:t xml:space="preserve">Во время работы Lab-03a или </w:t>
+      </w:r>
+      <w:r>
+        <w:t>Lab-03d-server в cmd следует выполнить tasklist с фильтром по имени процесса, а в Диспетчере задач открыть вкладку «Подробности» и показать столбцы PID и имя процесса. Эти сведения дополняют дерево процессов и список дескрипторов в Process Explorer.</w:t>
+      </w:r>
+    </w:p>
+    <w:p>
+      <w:r>
+        <w:t>Резуль</w:t>
+      </w:r>
+      <w:r>
+        <w:t>таты cmd и Диспетчера задач следует показать на рисунке 2.8.</w:t>
       </w:r>
     </w:p>
     <w:p>
@@ -5809,10 +5370,10 @@
           <w:noProof/>
         </w:rPr>
         <w:drawing>
-          <wp:inline distT="0" distB="0" distL="0" distR="0" wp14:anchorId="7A433E9D" wp14:editId="00C5FFD4">
+          <wp:inline distT="0" distB="0" distL="0" distR="0" wp14:anchorId="09D56A94" wp14:editId="5B6657C7">
             <wp:extent cx="5328000" cy="2202240"/>
             <wp:effectExtent l="0" t="0" r="0" b="0"/>
-            <wp:docPr id="11" name="Picture 11" descr="Заменить собственным скриншотом: Передача фразы через STARTUPINFO" title="Место для рисунка 4.1"/>
+            <wp:docPr id="8" name="Picture 7" descr="Заменить собственным скриншотом: Список процессов, сформированный Lab-03c" title="Место для рисунка 2.7"/>
             <wp:cNvGraphicFramePr>
               <a:graphicFrameLocks xmlns:a="http://schemas.openxmlformats.org/drawingml/2006/main" noChangeAspect="1"/>
             </wp:cNvGraphicFramePr>
@@ -5847,67 +5408,74 @@
     </w:p>
     <w:p>
       <w:pPr>
+        <w:ind w:firstLine="0"/>
+        <w:jc w:val="center"/>
+      </w:pPr>
+      <w:r>
+        <w:t>Рисунок 2.8 – Просмотр дочерних процессов в cmd и Диспетчере задач</w:t>
+      </w:r>
+    </w:p>
+    <w:p>
+      <w:r>
+        <w:t>По рисунку 2.8 следует сверить имена и PID созданных процессов с выводом родительского приложения.</w:t>
+      </w:r>
+    </w:p>
+    <w:p>
+      <w:pPr>
+        <w:pStyle w:val="1"/>
+      </w:pPr>
+      <w:bookmarkStart w:id="11" w:name="_Toc242198896"/>
+      <w:r>
+        <w:rPr>
+          <w:rFonts w:ascii="Times New Roman" w:hAnsi="Times New Roman"/>
+        </w:rPr>
+        <w:lastRenderedPageBreak/>
+        <w:t>3 Анонимные каналы Windows</w:t>
+      </w:r>
+      <w:bookmarkEnd w:id="11"/>
+    </w:p>
+    <w:p>
+      <w:pPr>
+        <w:pStyle w:val="21"/>
+      </w:pPr>
+      <w:bookmarkStart w:id="12" w:name="_Toc242198897"/>
+      <w:r>
+        <w:rPr>
+          <w:rFonts w:ascii="Times New Roman" w:eastAsia="Times New Roman" w:hAnsi="Times New Roman" w:cs="Times New Roman"/>
+        </w:rPr>
+        <w:t>3.1 Приложение Lab-03d-client</w:t>
+      </w:r>
+      <w:bookmarkEnd w:id="12"/>
+    </w:p>
+    <w:p>
+      <w:r>
+        <w:t>Клиент получает M, L и R, проверяет ограничения M &gt; 0 и L ≥ 1, затем перебирает диапазон. Число n считается взаимно простым с M, если алгоритм Евклида возвращает НОД, равный единице. Результаты записываются в унаследованный канал одним текстовым блоком.</w:t>
+      </w:r>
+    </w:p>
+    <w:p>
+      <w:pPr>
+        <w:pStyle w:val="21"/>
+      </w:pPr>
+      <w:bookmarkStart w:id="13" w:name="_Toc242198898"/>
+      <w:r>
+        <w:rPr>
+          <w:rFonts w:ascii="Times New Roman" w:eastAsia="Times New Roman" w:hAnsi="Times New Roman" w:cs="Times New Roman"/>
+        </w:rPr>
+        <w:t>3.2 Приложение Lab-03d-server</w:t>
+      </w:r>
+      <w:bookmarkEnd w:id="13"/>
+    </w:p>
+    <w:p>
+      <w:r>
+        <w:t>Сервер делит диапазон на K частей и для каждого ребёнка создаёт отдельный анонимный канал. Дескриптор записи передаётся через STARTUPINFO, а дескриптор чтения не наследуется. После каждого запуска родитель закрывает свою копию дескриптора записи. Все дети создаются до чтения каналов и ожидания; затем сервер объединяет результаты и закрывает все дескрипторы.</w:t>
+      </w:r>
+    </w:p>
+    <w:p>
+      <w:pPr>
         <w:keepNext/>
-        <w:spacing w:after="280"/>
-        <w:ind w:firstLine="0"/>
-        <w:jc w:val="center"/>
-      </w:pPr>
-      <w:r>
-        <w:t>Рисунок 4.</w:t>
-      </w:r>
-      <w:r>
-        <w:t>1 – Передача фразы через STARTUPINFO</w:t>
-      </w:r>
-    </w:p>
-    <w:p>
-      <w:r>
-        <w:t>Рисунок 4.1 подтверждает получение строки без командной строки, среды и перенаправления потоков.</w:t>
-      </w:r>
-    </w:p>
-    <w:p>
-      <w:pPr>
-        <w:pStyle w:val="1"/>
-      </w:pPr>
-      <w:bookmarkStart w:id="14" w:name="_Toc241609310"/>
-      <w:r>
-        <w:rPr>
-          <w:rFonts w:ascii="Times New Roman" w:eastAsia="Times New Roman" w:hAnsi="Times New Roman" w:cs="Times New Roman"/>
-        </w:rPr>
-        <w:lastRenderedPageBreak/>
-        <w:t>5 Создание и исследование процессов Linux уровней 4–5</w:t>
-      </w:r>
-      <w:bookmarkEnd w:id="14"/>
-    </w:p>
-    <w:p>
-      <w:pPr>
-        <w:pStyle w:val="21"/>
-      </w:pPr>
-      <w:bookmarkStart w:id="15" w:name="_Toc241609311"/>
-      <w:r>
-        <w:rPr>
-          <w:rFonts w:ascii="Times New Roman" w:eastAsia="Times New Roman" w:hAnsi="Times New Roman" w:cs="Times New Roman"/>
-        </w:rPr>
-        <w:t>5.1 Приложения Lab-03x и Lab-03a</w:t>
-      </w:r>
-      <w:bookmarkEnd w:id="15"/>
-    </w:p>
-    <w:p>
-      <w:r>
-        <w:t>Linux-версия Lab-03x использует arg</w:t>
-      </w:r>
-      <w:r>
-        <w:t>c и getenv для выбора числа итераций, getpid для вывода PID и usleep для задержки. Родитель дважды вызывает fork. Первый ребёнок выполняет execl с аргументом числа итераций, второй устанавливает ITER_NUM и выполняет execl без дополнительного аргумента.</w:t>
-      </w:r>
-    </w:p>
-    <w:p>
-      <w:pPr>
-        <w:keepNext/>
-      </w:pPr>
-      <w:r>
-        <w:t>Све</w:t>
-      </w:r>
-      <w:r>
-        <w:t>дения для выполнения данного этапа приведены в таблице 5.1.</w:t>
+      </w:pPr>
+      <w:r>
+        <w:t>Сведения для выполнения данного этапа приведены в таблице 3.1.</w:t>
       </w:r>
     </w:p>
     <w:p>
@@ -5917,7 +5485,7 @@
         <w:ind w:firstLine="0"/>
       </w:pPr>
       <w:r>
-        <w:t>Таблица 5.1 – Наблюдение за процессами Linux</w:t>
+        <w:t>Таблица 3.1 – Этапы параллельного поиска</w:t>
       </w:r>
     </w:p>
     <w:tbl>
@@ -6020,10 +5588,10 @@
             </w:pPr>
             <w:r>
               <w:rPr>
-                <w:rFonts w:ascii="Courier New" w:eastAsia="Courier New" w:hAnsi="Courier New" w:cs="Courier New"/>
+                <w:rFonts w:eastAsia="Courier New" w:cs="Courier New"/>
                 <w:sz w:val="24"/>
               </w:rPr>
-              <w:t>ps -o pid,ppid,stat,cmd</w:t>
+              <w:t>CreatePipe</w:t>
             </w:r>
           </w:p>
         </w:tc>
@@ -6045,7 +5613,7 @@
               <w:jc w:val="left"/>
             </w:pPr>
             <w:r>
-              <w:t>Вывод PID, родительского PID, состояния и команды.</w:t>
+              <w:t>Создание читающего и записывающего дескрипторов анонимного канала.</w:t>
             </w:r>
           </w:p>
         </w:tc>
@@ -6073,17 +5641,10 @@
             </w:pPr>
             <w:r>
               <w:rPr>
-                <w:rFonts w:ascii="Courier New" w:eastAsia="Courier New" w:hAnsi="Courier New" w:cs="Courier New"/>
+                <w:rFonts w:eastAsia="Courier New" w:cs="Courier New"/>
                 <w:sz w:val="24"/>
               </w:rPr>
-              <w:t xml:space="preserve">cat </w:t>
-            </w:r>
-            <w:r>
-              <w:rPr>
-                <w:rFonts w:ascii="Courier New" w:eastAsia="Courier New" w:hAnsi="Courier New" w:cs="Courier New"/>
-                <w:sz w:val="24"/>
-              </w:rPr>
-              <w:t>/proc/&lt;pid&gt;/status</w:t>
+              <w:t>SetHandleInformation</w:t>
             </w:r>
           </w:p>
         </w:tc>
@@ -6105,7 +5666,7 @@
               <w:jc w:val="left"/>
             </w:pPr>
             <w:r>
-              <w:t>Проверка Name, State, Pid, PPid и служебных параметров процесса.</w:t>
+              <w:t>Запрет наследования дескриптора чтения родителем.</w:t>
             </w:r>
           </w:p>
         </w:tc>
@@ -6133,10 +5694,10 @@
             </w:pPr>
             <w:r>
               <w:rPr>
-                <w:rFonts w:ascii="Courier New" w:eastAsia="Courier New" w:hAnsi="Courier New" w:cs="Courier New"/>
+                <w:rFonts w:eastAsia="Courier New" w:cs="Courier New"/>
                 <w:sz w:val="24"/>
               </w:rPr>
-              <w:t>ls -l /proc/&lt;pid&gt;/fd</w:t>
+              <w:t>STARTF_USESTDHANDLES</w:t>
             </w:r>
           </w:p>
         </w:tc>
@@ -6158,7 +5719,60 @@
               <w:jc w:val="left"/>
             </w:pPr>
             <w:r>
-              <w:t>Просмотр унаследованных файловых дескрипторов.</w:t>
+              <w:t>Передача дескриптора записи в hStdOutput дочернего процесса.</w:t>
+            </w:r>
+          </w:p>
+        </w:tc>
+      </w:tr>
+      <w:tr>
+        <w:trPr>
+          <w:jc w:val="center"/>
+        </w:trPr>
+        <w:tc>
+          <w:tcPr>
+            <w:tcW w:w="4677" w:type="dxa"/>
+            <w:tcMar>
+              <w:top w:w="90" w:type="dxa"/>
+              <w:left w:w="100" w:type="dxa"/>
+              <w:bottom w:w="90" w:type="dxa"/>
+              <w:right w:w="100" w:type="dxa"/>
+            </w:tcMar>
+            <w:vAlign w:val="center"/>
+          </w:tcPr>
+          <w:p>
+            <w:pPr>
+              <w:keepNext/>
+              <w:ind w:firstLine="0"/>
+              <w:jc w:val="left"/>
+            </w:pPr>
+            <w:r>
+              <w:rPr>
+                <w:rFonts w:eastAsia="Courier New" w:cs="Courier New"/>
+                <w:sz w:val="24"/>
+              </w:rPr>
+              <w:t>WaitForMultipleObjects</w:t>
+            </w:r>
+          </w:p>
+        </w:tc>
+        <w:tc>
+          <w:tcPr>
+            <w:tcW w:w="4677" w:type="dxa"/>
+            <w:tcMar>
+              <w:top w:w="90" w:type="dxa"/>
+              <w:left w:w="100" w:type="dxa"/>
+              <w:bottom w:w="90" w:type="dxa"/>
+              <w:right w:w="100" w:type="dxa"/>
+            </w:tcMar>
+            <w:vAlign w:val="center"/>
+          </w:tcPr>
+          <w:p>
+            <w:pPr>
+              <w:keepNext/>
+              <w:ind w:firstLine="0"/>
+              <w:jc w:val="left"/>
+            </w:pPr>
+            <w:r>
+              <w:t>Гарантия завершения всех клиентов до завершения сервера.</w:t>
             </w:r>
           </w:p>
         </w:tc>
@@ -6185,10 +5799,10 @@
             </w:pPr>
             <w:r>
               <w:rPr>
-                <w:rFonts w:ascii="Courier New" w:eastAsia="Courier New" w:hAnsi="Courier New" w:cs="Courier New"/>
+                <w:rFonts w:eastAsia="Courier New" w:cs="Courier New"/>
                 <w:sz w:val="24"/>
               </w:rPr>
-              <w:t>waitpid</w:t>
+              <w:t>QueryPerformanceCounter</w:t>
             </w:r>
           </w:p>
         </w:tc>
@@ -6209,7 +5823,7 @@
               <w:jc w:val="left"/>
             </w:pPr>
             <w:r>
-              <w:t>Получение статуса завершения ребёнка и предотвращение процесса-зомби.</w:t>
+              <w:t>Измерение времени параллельного поиска.</w:t>
             </w:r>
           </w:p>
         </w:tc>
@@ -6217,10 +5831,7 @@
     </w:tbl>
     <w:p>
       <w:r>
-        <w:t xml:space="preserve">После </w:t>
-      </w:r>
-      <w:r>
-        <w:t>выполнения этапа из таблицы 5.1 необходимо зафиксировать результат и проверить освобождение ресурсов.</w:t>
+        <w:t>После выполнения этапа из таблицы 3.1 необходимо зафиксировать результат и проверить освобождение ресурсов.</w:t>
       </w:r>
     </w:p>
     <w:p>
@@ -6228,7 +5839,8 @@
         <w:keepNext/>
       </w:pPr>
       <w:r>
-        <w:t>Вывод родителя и обоих детей следует показать на рисунке 5.1.</w:t>
+        <w:lastRenderedPageBreak/>
+        <w:t>Число M, диапазон, K, найденные числа и время следует показать на рисунке 3.1.</w:t>
       </w:r>
     </w:p>
     <w:p>
@@ -6243,10 +5855,10 @@
           <w:noProof/>
         </w:rPr>
         <w:drawing>
-          <wp:inline distT="0" distB="0" distL="0" distR="0" wp14:anchorId="46F425FB" wp14:editId="1F61F058">
+          <wp:inline distT="0" distB="0" distL="0" distR="0" wp14:anchorId="004246FD" wp14:editId="09A9F549">
             <wp:extent cx="5328000" cy="2202240"/>
             <wp:effectExtent l="0" t="0" r="0" b="0"/>
-            <wp:docPr id="12" name="Picture 12" descr="Заменить собственным скриншотом: Параллельный запуск двух процессов Lab-03x" title="Место для рисунка 5.1"/>
+            <wp:docPr id="9" name="Picture 8" descr="Заменить собственным скриншотом: Результат Lab-03d-server для нескольких процессов" title="Место для рисунка 3.1"/>
             <wp:cNvGraphicFramePr>
               <a:graphicFrameLocks xmlns:a="http://schemas.openxmlformats.org/drawingml/2006/main" noChangeAspect="1"/>
             </wp:cNvGraphicFramePr>
@@ -6287,15 +5899,12 @@
         <w:jc w:val="center"/>
       </w:pPr>
       <w:r>
-        <w:t>Рисунок 5.1 – Параллельный запуск двух процессов Lab-03x</w:t>
-      </w:r>
-    </w:p>
-    <w:p>
-      <w:r>
-        <w:t>Рисунок 5.1 подтверждает одноврем</w:t>
-      </w:r>
-      <w:r>
-        <w:t>енное выполнение и различные PID дочерних процессов.</w:t>
+        <w:t>Рисунок 3.1 – Результат Lab-03d-server для нескольких процессов</w:t>
+      </w:r>
+    </w:p>
+    <w:p>
+      <w:r>
+        <w:t>Рисунок 3.1 подтверждает объединение результатов всех поддиапазонов.</w:t>
       </w:r>
     </w:p>
     <w:p>
@@ -6303,8 +5912,7 @@
         <w:keepNext/>
       </w:pPr>
       <w:r>
-        <w:lastRenderedPageBreak/>
-        <w:t>Команду ps и файл /proc/&lt;pid&gt;/status необходимо показать на рисунке 5.2.</w:t>
+        <w:t>Одновременную работу клиентов необходимо показать в Process Explorer на рисунке 3.2.</w:t>
       </w:r>
     </w:p>
     <w:p>
@@ -6319,10 +5927,10 @@
           <w:noProof/>
         </w:rPr>
         <w:drawing>
-          <wp:inline distT="0" distB="0" distL="0" distR="0" wp14:anchorId="0B4E1CF7" wp14:editId="4EB9DDA9">
+          <wp:inline distT="0" distB="0" distL="0" distR="0" wp14:anchorId="5833ACCA" wp14:editId="51789D3C">
             <wp:extent cx="5328000" cy="2202240"/>
             <wp:effectExtent l="0" t="0" r="0" b="0"/>
-            <wp:docPr id="13" name="Picture 13" descr="Заменить собственным скриншотом: Сведения о процессах через ps и каталог proc" title="Место для рисунка 5.2"/>
+            <wp:docPr id="10" name="Picture 9" descr="Заменить собственным скриншотом: Дерево процессов параллельного поиска" title="Место для рисунка 3.2"/>
             <wp:cNvGraphicFramePr>
               <a:graphicFrameLocks xmlns:a="http://schemas.openxmlformats.org/drawingml/2006/main" noChangeAspect="1"/>
             </wp:cNvGraphicFramePr>
@@ -6363,53 +5971,21 @@
         <w:jc w:val="center"/>
       </w:pPr>
       <w:r>
-        <w:t>Рисунок 5.2 – Сведения о процессах через ps и каталог proc</w:t>
-      </w:r>
-    </w:p>
-    <w:p>
-      <w:r>
-        <w:t xml:space="preserve">Рисунок 5.2 подтверждает значения PID и PPID, </w:t>
-      </w:r>
-      <w:r>
-        <w:t>наблюдавшиеся во время работы.</w:t>
-      </w:r>
-    </w:p>
-    <w:p>
-      <w:pPr>
-        <w:pStyle w:val="1"/>
-      </w:pPr>
-      <w:bookmarkStart w:id="16" w:name="_Toc241609312"/>
-      <w:r>
-        <w:rPr>
-          <w:rFonts w:ascii="Times New Roman" w:eastAsia="Times New Roman" w:hAnsi="Times New Roman" w:cs="Times New Roman"/>
-        </w:rPr>
+        <w:t>Рисунок 3.2 – Дерево процессов параллельного поиска</w:t>
+      </w:r>
+    </w:p>
+    <w:p>
+      <w:r>
+        <w:t>Рисунок 3.2 подтверждает, что сервер не запускает клиентов последовательно.</w:t>
+      </w:r>
+    </w:p>
+    <w:p>
+      <w:pPr>
+        <w:keepNext/>
+      </w:pPr>
+      <w:r>
         <w:lastRenderedPageBreak/>
-        <w:t>6 Анонимные каналы Linux уровней 7–8</w:t>
-      </w:r>
-      <w:bookmarkEnd w:id="16"/>
-    </w:p>
-    <w:p>
-      <w:r>
-        <w:t>Перед fork создаётся pipe. Каждый клиент наследует дескриптор записи, закрывает неиспользуемый конец чтения и после exec отправляет найденные числа в канал. Родитель закрывает свою копию з</w:t>
-      </w:r>
-      <w:r>
-        <w:t>аписи, читает поток до EOF, объединяет результаты и вызывает waitpid для каждого ребёнка.</w:t>
-      </w:r>
-    </w:p>
-    <w:p>
-      <w:r>
-        <w:t>Для сохранения структуры вызова клиента дескриптор канала перенаправляется в стандартный вывод функцией dup2 непосредственно перед exec. Клиент не знает внутреннего н</w:t>
-      </w:r>
-      <w:r>
-        <w:t>омера унаследованного файлового дескриптора.</w:t>
-      </w:r>
-    </w:p>
-    <w:p>
-      <w:pPr>
-        <w:keepNext/>
-      </w:pPr>
-      <w:r>
-        <w:t>Параметры запуска, найденные числа и время необходимо показать на рисунке 6.1.</w:t>
+        <w:t>Тип и значение дескриптора канала следует зафиксировать на рисунке 3.3.</w:t>
       </w:r>
     </w:p>
     <w:p>
@@ -6424,10 +6000,10 @@
           <w:noProof/>
         </w:rPr>
         <w:drawing>
-          <wp:inline distT="0" distB="0" distL="0" distR="0" wp14:anchorId="4B79837F" wp14:editId="0FB67695">
+          <wp:inline distT="0" distB="0" distL="0" distR="0" wp14:anchorId="1B34EBE1" wp14:editId="5849CB7D">
             <wp:extent cx="5328000" cy="2202240"/>
             <wp:effectExtent l="0" t="0" r="0" b="0"/>
-            <wp:docPr id="14" name="Picture 14" descr="Заменить собственным скриншотом: Результат параллельного поиска Linux" title="Место для рисунка 6.1"/>
+            <wp:docPr id="11" name="Picture 10" descr="Заменить собственным скриншотом: Дескриптор анонимного канала в Process Explorer" title="Место для рисунка 3.3"/>
             <wp:cNvGraphicFramePr>
               <a:graphicFrameLocks xmlns:a="http://schemas.openxmlformats.org/drawingml/2006/main" noChangeAspect="1"/>
             </wp:cNvGraphicFramePr>
@@ -6468,15 +6044,36 @@
         <w:jc w:val="center"/>
       </w:pPr>
       <w:r>
-        <w:t>Рисунок 6.1 – Результат параллельного поиска Linux</w:t>
-      </w:r>
-    </w:p>
-    <w:p>
-      <w:r>
-        <w:t>Рисунок 6.1 подтверждает разбиение диапазона и объединение данных из анонимного</w:t>
-      </w:r>
-      <w:r>
-        <w:t xml:space="preserve"> канала.</w:t>
+        <w:t>Рисунок 3.3 – Дескриптор анонимного канала в Process Explorer</w:t>
+      </w:r>
+    </w:p>
+    <w:p>
+      <w:r>
+        <w:t>В Process Explorer анонимный канал отображается как объект типа File, поскольку операции с каналом проходят через файловую подсистему ввода-вывода ядра Windows.</w:t>
+      </w:r>
+    </w:p>
+    <w:p>
+      <w:pPr>
+        <w:pStyle w:val="1"/>
+      </w:pPr>
+      <w:bookmarkStart w:id="14" w:name="_Toc242198899"/>
+      <w:r>
+        <w:rPr>
+          <w:rFonts w:ascii="Times New Roman" w:hAnsi="Times New Roman"/>
+        </w:rPr>
+        <w:lastRenderedPageBreak/>
+        <w:t>4 Передача данных через STARTUPINFO в Windows</w:t>
+      </w:r>
+      <w:bookmarkEnd w:id="14"/>
+    </w:p>
+    <w:p>
+      <w:r>
+        <w:t>Для передачи фразы без аргументов, переменных окружения и стандартных IPC-механизмов используется поле lpTitle структуры STARTUPINFO. Родитель присваивает ему строку «Hello, my dear child!» и создаёт для дочернего консольного процесса новое окно флагом CREATE_NEW_CONSOLE. Дочерний процесс вызывает GetStartupInfoW и выводит полученное значение в консоль.</w:t>
+      </w:r>
+    </w:p>
+    <w:p>
+      <w:r>
+        <w:t>Поле lpTitle штатно передаётся создаваемому процессу как часть параметров запуска; для консольного процесса оно применимо при создании нового окна консоли. Зарезервированные поля lpReserved и lpReserved2 не используются.</w:t>
       </w:r>
     </w:p>
     <w:p>
@@ -6484,8 +6081,7 @@
         <w:keepNext/>
       </w:pPr>
       <w:r>
-        <w:lastRenderedPageBreak/>
-        <w:t>Ссылки pipe:[номер] в /proc/&lt;pid&gt;/fd следует показать на рисунке 6.2.</w:t>
+        <w:t>Вывод родительского и дочернего приложений необходимо показать на рисунке 4.1.</w:t>
       </w:r>
     </w:p>
     <w:p>
@@ -6500,10 +6096,10 @@
           <w:noProof/>
         </w:rPr>
         <w:drawing>
-          <wp:inline distT="0" distB="0" distL="0" distR="0" wp14:anchorId="65EFE4A1" wp14:editId="3F22DEA9">
+          <wp:inline distT="0" distB="0" distL="0" distR="0" wp14:anchorId="22104F75" wp14:editId="66C4F532">
             <wp:extent cx="5328000" cy="2202240"/>
             <wp:effectExtent l="0" t="0" r="0" b="0"/>
-            <wp:docPr id="15" name="Picture 15" descr="Заменить собственным скриншотом: Дескрипторы канала в proc" title="Место для рисунка 6.2"/>
+            <wp:docPr id="12" name="Picture 11" descr="Заменить собственным скриншотом: Передача фразы через STARTUPINFO" title="Место для рисунка 4.1"/>
             <wp:cNvGraphicFramePr>
               <a:graphicFrameLocks xmlns:a="http://schemas.openxmlformats.org/drawingml/2006/main" noChangeAspect="1"/>
             </wp:cNvGraphicFramePr>
@@ -6544,37 +6140,44 @@
         <w:jc w:val="center"/>
       </w:pPr>
       <w:r>
-        <w:t>Рисунок 6.2 – Дескрипторы канала в proc</w:t>
-      </w:r>
-    </w:p>
-    <w:p>
-      <w:r>
-        <w:t>Рисунок 6.2 демонстрирует наследование файлового описания канала родственными процессами.</w:t>
+        <w:t>Рисунок 4.1 – Передача фразы через STARTUPINFO</w:t>
+      </w:r>
+    </w:p>
+    <w:p>
+      <w:r>
+        <w:t>Рисунок 4.1 подтверждает получение строки без командной строки, среды и перенаправления потоков.</w:t>
       </w:r>
     </w:p>
     <w:p>
       <w:pPr>
         <w:pStyle w:val="1"/>
       </w:pPr>
-      <w:bookmarkStart w:id="17" w:name="_Toc241609313"/>
+      <w:bookmarkStart w:id="15" w:name="_Toc242198900"/>
+      <w:r>
+        <w:rPr>
+          <w:rFonts w:ascii="Times New Roman" w:hAnsi="Times New Roman"/>
+        </w:rPr>
+        <w:lastRenderedPageBreak/>
+        <w:t>5 Создание и исследование процессов Linux</w:t>
+      </w:r>
+      <w:bookmarkEnd w:id="15"/>
+    </w:p>
+    <w:p>
+      <w:pPr>
+        <w:pStyle w:val="21"/>
+      </w:pPr>
+      <w:bookmarkStart w:id="16" w:name="_Toc242198901"/>
       <w:r>
         <w:rPr>
           <w:rFonts w:ascii="Times New Roman" w:eastAsia="Times New Roman" w:hAnsi="Times New Roman" w:cs="Times New Roman"/>
         </w:rPr>
-        <w:lastRenderedPageBreak/>
-        <w:t>7 Обработка сигналов Linux уровней 9–10</w:t>
-      </w:r>
-      <w:bookmarkEnd w:id="17"/>
-    </w:p>
-    <w:p>
-      <w:r>
-        <w:t>Прогр</w:t>
-      </w:r>
-      <w:r>
-        <w:t>амма устанавливает обработчики SIGUSR1 и SIGUSR2 через sigaction, игнорирует SIGINT и сохраняет стандартное действие SIGTERM. После вывода PID процесс ожидает сигналы в pause. Ctrl+C формирует SIGINT, поэтому не завершает процесс; kill -TERM восстанавливае</w:t>
-      </w:r>
-      <w:r>
-        <w:t>т ожидаемое штатное завершение.</w:t>
+        <w:t>5.1 Приложения Lab-03x и Lab-03a</w:t>
+      </w:r>
+      <w:bookmarkEnd w:id="16"/>
+    </w:p>
+    <w:p>
+      <w:r>
+        <w:t>Linux-версия Lab-03x использует argc и getenv для выбора числа итераций, getpid для вывода PID и nanosleep для задержки. Родитель дважды вызывает fork. Первый ребёнок выполняет execl с аргументом числа итераций; перед вторым fork родитель устанавливает ITER_NUM, и второй ребёнок выполняет execl без дополнительного аргумента.</w:t>
       </w:r>
     </w:p>
     <w:p>
@@ -6582,7 +6185,7 @@
         <w:keepNext/>
       </w:pPr>
       <w:r>
-        <w:t>Сведения для выполнения данного этапа приведены в таблице 7.1.</w:t>
+        <w:t>Сведения для выполнения данного этапа приведены в таблице 5.1.</w:t>
       </w:r>
     </w:p>
     <w:p>
@@ -6592,7 +6195,7 @@
         <w:ind w:firstLine="0"/>
       </w:pPr>
       <w:r>
-        <w:t>Таблица 7.1 – Сигналы тестового приложения</w:t>
+        <w:t>Таблица 5.1 – Наблюдение за процессами Linux</w:t>
       </w:r>
     </w:p>
     <w:tbl>
@@ -6695,10 +6298,10 @@
             </w:pPr>
             <w:r>
               <w:rPr>
-                <w:rFonts w:ascii="Courier New" w:eastAsia="Courier New" w:hAnsi="Courier New" w:cs="Courier New"/>
+                <w:rFonts w:eastAsia="Courier New" w:cs="Courier New"/>
                 <w:sz w:val="24"/>
               </w:rPr>
-              <w:t>SIGUSR1</w:t>
+              <w:t>ps -o pid,ppid,stat,cmd</w:t>
             </w:r>
           </w:p>
         </w:tc>
@@ -6720,10 +6323,7 @@
               <w:jc w:val="left"/>
             </w:pPr>
             <w:r>
-              <w:t xml:space="preserve">Пользовательский сигнал; обработчик выводит Received USR1 </w:t>
-            </w:r>
-            <w:r>
-              <w:t>signal.</w:t>
+              <w:t>Вывод PID, родительского PID, состояния и команды.</w:t>
             </w:r>
           </w:p>
         </w:tc>
@@ -6751,7 +6351,651 @@
             </w:pPr>
             <w:r>
               <w:rPr>
-                <w:rFonts w:ascii="Courier New" w:eastAsia="Courier New" w:hAnsi="Courier New" w:cs="Courier New"/>
+                <w:rFonts w:eastAsia="Courier New" w:cs="Courier New"/>
+                <w:sz w:val="24"/>
+              </w:rPr>
+              <w:t>cat /proc/&lt;pid&gt;/status</w:t>
+            </w:r>
+          </w:p>
+        </w:tc>
+        <w:tc>
+          <w:tcPr>
+            <w:tcW w:w="4677" w:type="dxa"/>
+            <w:tcMar>
+              <w:top w:w="90" w:type="dxa"/>
+              <w:left w:w="100" w:type="dxa"/>
+              <w:bottom w:w="90" w:type="dxa"/>
+              <w:right w:w="100" w:type="dxa"/>
+            </w:tcMar>
+            <w:vAlign w:val="center"/>
+          </w:tcPr>
+          <w:p>
+            <w:pPr>
+              <w:keepNext/>
+              <w:ind w:firstLine="0"/>
+              <w:jc w:val="left"/>
+            </w:pPr>
+            <w:r>
+              <w:t>Проверка Name, State, Pid, PPid и служебных параметров процесса.</w:t>
+            </w:r>
+          </w:p>
+        </w:tc>
+      </w:tr>
+      <w:tr>
+        <w:trPr>
+          <w:jc w:val="center"/>
+        </w:trPr>
+        <w:tc>
+          <w:tcPr>
+            <w:tcW w:w="4677" w:type="dxa"/>
+            <w:tcMar>
+              <w:top w:w="90" w:type="dxa"/>
+              <w:left w:w="100" w:type="dxa"/>
+              <w:bottom w:w="90" w:type="dxa"/>
+              <w:right w:w="100" w:type="dxa"/>
+            </w:tcMar>
+            <w:vAlign w:val="center"/>
+          </w:tcPr>
+          <w:p>
+            <w:pPr>
+              <w:keepNext/>
+              <w:ind w:firstLine="0"/>
+              <w:jc w:val="left"/>
+            </w:pPr>
+            <w:r>
+              <w:rPr>
+                <w:rFonts w:eastAsia="Courier New" w:cs="Courier New"/>
+                <w:sz w:val="24"/>
+              </w:rPr>
+              <w:t>ls -l /proc/&lt;pid&gt;/fd</w:t>
+            </w:r>
+          </w:p>
+        </w:tc>
+        <w:tc>
+          <w:tcPr>
+            <w:tcW w:w="4677" w:type="dxa"/>
+            <w:tcMar>
+              <w:top w:w="90" w:type="dxa"/>
+              <w:left w:w="100" w:type="dxa"/>
+              <w:bottom w:w="90" w:type="dxa"/>
+              <w:right w:w="100" w:type="dxa"/>
+            </w:tcMar>
+            <w:vAlign w:val="center"/>
+          </w:tcPr>
+          <w:p>
+            <w:pPr>
+              <w:keepNext/>
+              <w:ind w:firstLine="0"/>
+              <w:jc w:val="left"/>
+            </w:pPr>
+            <w:r>
+              <w:t>Просмотр унаследованных файловых дескрипторов.</w:t>
+            </w:r>
+          </w:p>
+        </w:tc>
+      </w:tr>
+      <w:tr>
+        <w:trPr>
+          <w:jc w:val="center"/>
+        </w:trPr>
+        <w:tc>
+          <w:tcPr>
+            <w:tcW w:w="4677" w:type="dxa"/>
+            <w:tcMar>
+              <w:top w:w="90" w:type="dxa"/>
+              <w:left w:w="100" w:type="dxa"/>
+              <w:bottom w:w="90" w:type="dxa"/>
+              <w:right w:w="100" w:type="dxa"/>
+            </w:tcMar>
+            <w:vAlign w:val="center"/>
+          </w:tcPr>
+          <w:p>
+            <w:pPr>
+              <w:ind w:firstLine="0"/>
+              <w:jc w:val="left"/>
+            </w:pPr>
+            <w:r>
+              <w:rPr>
+                <w:rFonts w:eastAsia="Courier New" w:cs="Courier New"/>
+                <w:sz w:val="24"/>
+              </w:rPr>
+              <w:t>waitpid</w:t>
+            </w:r>
+          </w:p>
+        </w:tc>
+        <w:tc>
+          <w:tcPr>
+            <w:tcW w:w="4677" w:type="dxa"/>
+            <w:tcMar>
+              <w:top w:w="90" w:type="dxa"/>
+              <w:left w:w="100" w:type="dxa"/>
+              <w:bottom w:w="90" w:type="dxa"/>
+              <w:right w:w="100" w:type="dxa"/>
+            </w:tcMar>
+            <w:vAlign w:val="center"/>
+          </w:tcPr>
+          <w:p>
+            <w:pPr>
+              <w:ind w:firstLine="0"/>
+              <w:jc w:val="left"/>
+            </w:pPr>
+            <w:r>
+              <w:t>Получение статуса завершения ребёнка и предотвращение процесса-зомби.</w:t>
+            </w:r>
+          </w:p>
+        </w:tc>
+      </w:tr>
+    </w:tbl>
+    <w:p>
+      <w:r>
+        <w:t>После выполнения этапа из таблицы 5.1 необходимо зафиксировать результат и проверить освобождение ресурсов.</w:t>
+      </w:r>
+    </w:p>
+    <w:p>
+      <w:pPr>
+        <w:keepNext/>
+      </w:pPr>
+      <w:r>
+        <w:t>Вывод родителя и обоих детей следует показать на рисунке 5.1.</w:t>
+      </w:r>
+    </w:p>
+    <w:p>
+      <w:pPr>
+        <w:keepNext/>
+        <w:spacing w:before="280" w:after="80"/>
+        <w:ind w:firstLine="0"/>
+        <w:jc w:val="center"/>
+      </w:pPr>
+      <w:r>
+        <w:rPr>
+          <w:noProof/>
+        </w:rPr>
+        <w:drawing>
+          <wp:inline distT="0" distB="0" distL="0" distR="0" wp14:anchorId="2CFF7A1F" wp14:editId="5FFCD3DF">
+            <wp:extent cx="5328000" cy="2202240"/>
+            <wp:effectExtent l="0" t="0" r="0" b="0"/>
+            <wp:docPr id="13" name="Picture 12" descr="Заменить собственным скриншотом: Параллельный запуск двух процессов Lab-03x" title="Место для рисунка 5.1"/>
+            <wp:cNvGraphicFramePr>
+              <a:graphicFrameLocks xmlns:a="http://schemas.openxmlformats.org/drawingml/2006/main" noChangeAspect="1"/>
+            </wp:cNvGraphicFramePr>
+            <a:graphic xmlns:a="http://schemas.openxmlformats.org/drawingml/2006/main">
+              <a:graphicData uri="http://schemas.openxmlformats.org/drawingml/2006/picture">
+                <pic:pic xmlns:pic="http://schemas.openxmlformats.org/drawingml/2006/picture">
+                  <pic:nvPicPr>
+                    <pic:cNvPr id="0" name="screenshot_placeholder.png"/>
+                    <pic:cNvPicPr/>
+                  </pic:nvPicPr>
+                  <pic:blipFill>
+                    <a:blip r:embed="rId8"/>
+                    <a:stretch>
+                      <a:fillRect/>
+                    </a:stretch>
+                  </pic:blipFill>
+                  <pic:spPr>
+                    <a:xfrm>
+                      <a:off x="0" y="0"/>
+                      <a:ext cx="5328000" cy="2202240"/>
+                    </a:xfrm>
+                    <a:prstGeom prst="rect">
+                      <a:avLst/>
+                    </a:prstGeom>
+                  </pic:spPr>
+                </pic:pic>
+              </a:graphicData>
+            </a:graphic>
+          </wp:inline>
+        </w:drawing>
+      </w:r>
+    </w:p>
+    <w:p>
+      <w:pPr>
+        <w:keepNext/>
+        <w:spacing w:after="280"/>
+        <w:ind w:firstLine="0"/>
+        <w:jc w:val="center"/>
+      </w:pPr>
+      <w:r>
+        <w:t>Рисунок 5.1 – Параллельный запуск двух процессов Lab-03x</w:t>
+      </w:r>
+    </w:p>
+    <w:p>
+      <w:r>
+        <w:t>Рисунок 5.1 подтверждает одновременное выполнение и различные PID дочерних процессов.</w:t>
+      </w:r>
+    </w:p>
+    <w:p>
+      <w:pPr>
+        <w:keepNext/>
+      </w:pPr>
+      <w:r>
+        <w:lastRenderedPageBreak/>
+        <w:t>Команду ps и файл /proc/&lt;pid&gt;/status необходимо показать на рисунке 5.2.</w:t>
+      </w:r>
+    </w:p>
+    <w:p>
+      <w:pPr>
+        <w:keepNext/>
+        <w:spacing w:before="280" w:after="80"/>
+        <w:ind w:firstLine="0"/>
+        <w:jc w:val="center"/>
+      </w:pPr>
+      <w:r>
+        <w:rPr>
+          <w:noProof/>
+        </w:rPr>
+        <w:drawing>
+          <wp:inline distT="0" distB="0" distL="0" distR="0" wp14:anchorId="0158FF56" wp14:editId="4E483A3E">
+            <wp:extent cx="5328000" cy="2202240"/>
+            <wp:effectExtent l="0" t="0" r="0" b="0"/>
+            <wp:docPr id="14" name="Picture 13" descr="Заменить собственным скриншотом: Сведения о процессах через ps и каталог proc" title="Место для рисунка 5.2"/>
+            <wp:cNvGraphicFramePr>
+              <a:graphicFrameLocks xmlns:a="http://schemas.openxmlformats.org/drawingml/2006/main" noChangeAspect="1"/>
+            </wp:cNvGraphicFramePr>
+            <a:graphic xmlns:a="http://schemas.openxmlformats.org/drawingml/2006/main">
+              <a:graphicData uri="http://schemas.openxmlformats.org/drawingml/2006/picture">
+                <pic:pic xmlns:pic="http://schemas.openxmlformats.org/drawingml/2006/picture">
+                  <pic:nvPicPr>
+                    <pic:cNvPr id="0" name="screenshot_placeholder.png"/>
+                    <pic:cNvPicPr/>
+                  </pic:nvPicPr>
+                  <pic:blipFill>
+                    <a:blip r:embed="rId8"/>
+                    <a:stretch>
+                      <a:fillRect/>
+                    </a:stretch>
+                  </pic:blipFill>
+                  <pic:spPr>
+                    <a:xfrm>
+                      <a:off x="0" y="0"/>
+                      <a:ext cx="5328000" cy="2202240"/>
+                    </a:xfrm>
+                    <a:prstGeom prst="rect">
+                      <a:avLst/>
+                    </a:prstGeom>
+                  </pic:spPr>
+                </pic:pic>
+              </a:graphicData>
+            </a:graphic>
+          </wp:inline>
+        </w:drawing>
+      </w:r>
+    </w:p>
+    <w:p>
+      <w:pPr>
+        <w:keepNext/>
+        <w:spacing w:after="280"/>
+        <w:ind w:firstLine="0"/>
+        <w:jc w:val="center"/>
+      </w:pPr>
+      <w:r>
+        <w:t>Рисунок 5.2 – Сведения о процессах через ps и каталог proc</w:t>
+      </w:r>
+    </w:p>
+    <w:p>
+      <w:r>
+        <w:t>Рисунок 5.2 подтверждает значения PID и PPID, наблюдавшиеся во время работы.</w:t>
+      </w:r>
+    </w:p>
+    <w:p>
+      <w:pPr>
+        <w:pStyle w:val="1"/>
+      </w:pPr>
+      <w:bookmarkStart w:id="17" w:name="_Toc242198902"/>
+      <w:r>
+        <w:rPr>
+          <w:rFonts w:ascii="Times New Roman" w:hAnsi="Times New Roman"/>
+        </w:rPr>
+        <w:lastRenderedPageBreak/>
+        <w:t>6 Анонимные каналы Linux</w:t>
+      </w:r>
+      <w:bookmarkEnd w:id="17"/>
+    </w:p>
+    <w:p>
+      <w:r>
+        <w:t>Перед каждым fork создаётся отдельный pipe. Клиент наследует его дескриптор записи, закрывает неиспользуемый конец чтения и после exec отправляет найденные числа в свой канал. Родитель закрывает свою копию записи, читает каждый поток до EOF, объединяет результаты и вызывает waitpid для всех детей.</w:t>
+      </w:r>
+    </w:p>
+    <w:p>
+      <w:r>
+        <w:t>Для сохранения структуры вызова клиента дескриптор канала перенаправляется в стандартный вывод функцией dup2 непосредственно перед exec. Клиент не знает внутреннего номера унаследованного файлового дескриптора.</w:t>
+      </w:r>
+    </w:p>
+    <w:p>
+      <w:pPr>
+        <w:keepNext/>
+      </w:pPr>
+      <w:r>
+        <w:t>Параметры запуска, найденные числа и время необходимо показать на рисунке 6.1.</w:t>
+      </w:r>
+    </w:p>
+    <w:p>
+      <w:pPr>
+        <w:keepNext/>
+        <w:spacing w:before="280" w:after="80"/>
+        <w:ind w:firstLine="0"/>
+        <w:jc w:val="center"/>
+      </w:pPr>
+      <w:r>
+        <w:rPr>
+          <w:noProof/>
+        </w:rPr>
+        <w:drawing>
+          <wp:inline distT="0" distB="0" distL="0" distR="0" wp14:anchorId="43EF389D" wp14:editId="4B5BA70A">
+            <wp:extent cx="5328000" cy="2202240"/>
+            <wp:effectExtent l="0" t="0" r="0" b="0"/>
+            <wp:docPr id="15" name="Picture 14" descr="Заменить собственным скриншотом: Результат параллельного поиска Linux" title="Место для рисунка 6.1"/>
+            <wp:cNvGraphicFramePr>
+              <a:graphicFrameLocks xmlns:a="http://schemas.openxmlformats.org/drawingml/2006/main" noChangeAspect="1"/>
+            </wp:cNvGraphicFramePr>
+            <a:graphic xmlns:a="http://schemas.openxmlformats.org/drawingml/2006/main">
+              <a:graphicData uri="http://schemas.openxmlformats.org/drawingml/2006/picture">
+                <pic:pic xmlns:pic="http://schemas.openxmlformats.org/drawingml/2006/picture">
+                  <pic:nvPicPr>
+                    <pic:cNvPr id="0" name="screenshot_placeholder.png"/>
+                    <pic:cNvPicPr/>
+                  </pic:nvPicPr>
+                  <pic:blipFill>
+                    <a:blip r:embed="rId8"/>
+                    <a:stretch>
+                      <a:fillRect/>
+                    </a:stretch>
+                  </pic:blipFill>
+                  <pic:spPr>
+                    <a:xfrm>
+                      <a:off x="0" y="0"/>
+                      <a:ext cx="5328000" cy="2202240"/>
+                    </a:xfrm>
+                    <a:prstGeom prst="rect">
+                      <a:avLst/>
+                    </a:prstGeom>
+                  </pic:spPr>
+                </pic:pic>
+              </a:graphicData>
+            </a:graphic>
+          </wp:inline>
+        </w:drawing>
+      </w:r>
+    </w:p>
+    <w:p>
+      <w:pPr>
+        <w:keepNext/>
+        <w:spacing w:after="280"/>
+        <w:ind w:firstLine="0"/>
+        <w:jc w:val="center"/>
+      </w:pPr>
+      <w:r>
+        <w:t>Рисунок 6.1 – Результат параллельного поиска Linux</w:t>
+      </w:r>
+    </w:p>
+    <w:p>
+      <w:r>
+        <w:t>Рисунок 6.1 подтверждает разбиение диапазона и объединение данных из анонимного канала.</w:t>
+      </w:r>
+    </w:p>
+    <w:p>
+      <w:pPr>
+        <w:keepNext/>
+      </w:pPr>
+      <w:r>
+        <w:lastRenderedPageBreak/>
+        <w:t>Ссылки pipe:[номер] в /proc/&lt;pid&gt;/fd следует показать на рисунке 6.2.</w:t>
+      </w:r>
+    </w:p>
+    <w:p>
+      <w:pPr>
+        <w:keepNext/>
+        <w:spacing w:before="280" w:after="80"/>
+        <w:ind w:firstLine="0"/>
+        <w:jc w:val="center"/>
+      </w:pPr>
+      <w:r>
+        <w:rPr>
+          <w:noProof/>
+        </w:rPr>
+        <w:drawing>
+          <wp:inline distT="0" distB="0" distL="0" distR="0" wp14:anchorId="162419D4" wp14:editId="01FFA2C6">
+            <wp:extent cx="5328000" cy="2202240"/>
+            <wp:effectExtent l="0" t="0" r="0" b="0"/>
+            <wp:docPr id="16" name="Picture 15" descr="Заменить собственным скриншотом: Дескрипторы канала в proc" title="Место для рисунка 6.2"/>
+            <wp:cNvGraphicFramePr>
+              <a:graphicFrameLocks xmlns:a="http://schemas.openxmlformats.org/drawingml/2006/main" noChangeAspect="1"/>
+            </wp:cNvGraphicFramePr>
+            <a:graphic xmlns:a="http://schemas.openxmlformats.org/drawingml/2006/main">
+              <a:graphicData uri="http://schemas.openxmlformats.org/drawingml/2006/picture">
+                <pic:pic xmlns:pic="http://schemas.openxmlformats.org/drawingml/2006/picture">
+                  <pic:nvPicPr>
+                    <pic:cNvPr id="0" name="screenshot_placeholder.png"/>
+                    <pic:cNvPicPr/>
+                  </pic:nvPicPr>
+                  <pic:blipFill>
+                    <a:blip r:embed="rId8"/>
+                    <a:stretch>
+                      <a:fillRect/>
+                    </a:stretch>
+                  </pic:blipFill>
+                  <pic:spPr>
+                    <a:xfrm>
+                      <a:off x="0" y="0"/>
+                      <a:ext cx="5328000" cy="2202240"/>
+                    </a:xfrm>
+                    <a:prstGeom prst="rect">
+                      <a:avLst/>
+                    </a:prstGeom>
+                  </pic:spPr>
+                </pic:pic>
+              </a:graphicData>
+            </a:graphic>
+          </wp:inline>
+        </w:drawing>
+      </w:r>
+    </w:p>
+    <w:p>
+      <w:pPr>
+        <w:keepNext/>
+        <w:spacing w:after="280"/>
+        <w:ind w:firstLine="0"/>
+        <w:jc w:val="center"/>
+      </w:pPr>
+      <w:r>
+        <w:t>Рисунок 6.2 – Дескрипторы канала в proc</w:t>
+      </w:r>
+    </w:p>
+    <w:p>
+      <w:r>
+        <w:t>Рисунок 6.2 демонстрирует наследование файлового описания канала родственными процессами.</w:t>
+      </w:r>
+    </w:p>
+    <w:p>
+      <w:pPr>
+        <w:pStyle w:val="1"/>
+      </w:pPr>
+      <w:bookmarkStart w:id="18" w:name="_Toc242198903"/>
+      <w:r>
+        <w:rPr>
+          <w:rFonts w:ascii="Times New Roman" w:hAnsi="Times New Roman"/>
+        </w:rPr>
+        <w:lastRenderedPageBreak/>
+        <w:t>7 Обработка сигналов Linux</w:t>
+      </w:r>
+      <w:bookmarkEnd w:id="18"/>
+    </w:p>
+    <w:p>
+      <w:r>
+        <w:t>Программа устанавливает обработчики SIGUSR1 и SIGUSR2 через sigaction, игнорирует SIGINT и сохраняет стандартное действие SIGTERM. После вывода PID процесс ожидает сигналы в pause. Команда kill -INT проверяет игнорирование SIGINT; для проверки именно сочетания Ctrl+C программу нужно запустить на переднем плане и нажать клавиши в её терминале. Завершение выполняется командой kill -TERM из другого терминала.</w:t>
+      </w:r>
+    </w:p>
+    <w:p>
+      <w:pPr>
+        <w:keepNext/>
+      </w:pPr>
+      <w:r>
+        <w:t>Сведения для выполнения данного этапа приведены в таблице 7.1.</w:t>
+      </w:r>
+    </w:p>
+    <w:p>
+      <w:pPr>
+        <w:keepNext/>
+        <w:spacing w:before="280" w:after="80"/>
+        <w:ind w:firstLine="0"/>
+      </w:pPr>
+      <w:r>
+        <w:t>Таблица 7.1 – Сигналы тестового приложения</w:t>
+      </w:r>
+    </w:p>
+    <w:tbl>
+      <w:tblPr>
+        <w:tblW w:w="0" w:type="auto"/>
+        <w:jc w:val="center"/>
+        <w:tblBorders>
+          <w:top w:val="single" w:sz="6" w:space="0" w:color="808080"/>
+          <w:left w:val="single" w:sz="6" w:space="0" w:color="808080"/>
+          <w:bottom w:val="single" w:sz="6" w:space="0" w:color="808080"/>
+          <w:right w:val="single" w:sz="6" w:space="0" w:color="808080"/>
+          <w:insideH w:val="single" w:sz="6" w:space="0" w:color="808080"/>
+          <w:insideV w:val="single" w:sz="6" w:space="0" w:color="808080"/>
+        </w:tblBorders>
+        <w:tblLayout w:type="fixed"/>
+        <w:tblLook w:val="04A0" w:firstRow="1" w:lastRow="0" w:firstColumn="1" w:lastColumn="0" w:noHBand="0" w:noVBand="1"/>
+      </w:tblPr>
+      <w:tblGrid>
+        <w:gridCol w:w="4677"/>
+        <w:gridCol w:w="5499"/>
+      </w:tblGrid>
+      <w:tr>
+        <w:trPr>
+          <w:tblHeader/>
+          <w:jc w:val="center"/>
+        </w:trPr>
+        <w:tc>
+          <w:tcPr>
+            <w:tcW w:w="3175" w:type="dxa"/>
+            <w:tcMar>
+              <w:top w:w="90" w:type="dxa"/>
+              <w:left w:w="100" w:type="dxa"/>
+              <w:bottom w:w="90" w:type="dxa"/>
+              <w:right w:w="100" w:type="dxa"/>
+            </w:tcMar>
+            <w:vAlign w:val="center"/>
+          </w:tcPr>
+          <w:p>
+            <w:pPr>
+              <w:keepNext/>
+              <w:ind w:firstLine="0"/>
+              <w:jc w:val="center"/>
+            </w:pPr>
+            <w:r>
+              <w:rPr>
+                <w:b/>
+                <w:sz w:val="24"/>
+              </w:rPr>
+              <w:t>Элемент</w:t>
+            </w:r>
+          </w:p>
+        </w:tc>
+        <w:tc>
+          <w:tcPr>
+            <w:tcW w:w="5499" w:type="dxa"/>
+            <w:tcMar>
+              <w:top w:w="90" w:type="dxa"/>
+              <w:left w:w="100" w:type="dxa"/>
+              <w:bottom w:w="90" w:type="dxa"/>
+              <w:right w:w="100" w:type="dxa"/>
+            </w:tcMar>
+            <w:vAlign w:val="center"/>
+          </w:tcPr>
+          <w:p>
+            <w:pPr>
+              <w:keepNext/>
+              <w:ind w:firstLine="0"/>
+              <w:jc w:val="center"/>
+            </w:pPr>
+            <w:r>
+              <w:rPr>
+                <w:b/>
+                <w:sz w:val="24"/>
+              </w:rPr>
+              <w:t>Назначение и ожидаемый результат</w:t>
+            </w:r>
+          </w:p>
+        </w:tc>
+      </w:tr>
+      <w:tr>
+        <w:trPr>
+          <w:jc w:val="center"/>
+        </w:trPr>
+        <w:tc>
+          <w:tcPr>
+            <w:tcW w:w="4677" w:type="dxa"/>
+            <w:tcMar>
+              <w:top w:w="90" w:type="dxa"/>
+              <w:left w:w="100" w:type="dxa"/>
+              <w:bottom w:w="90" w:type="dxa"/>
+              <w:right w:w="100" w:type="dxa"/>
+            </w:tcMar>
+            <w:vAlign w:val="center"/>
+          </w:tcPr>
+          <w:p>
+            <w:pPr>
+              <w:keepNext/>
+              <w:ind w:firstLine="0"/>
+              <w:jc w:val="left"/>
+            </w:pPr>
+            <w:r>
+              <w:rPr>
+                <w:rFonts w:eastAsia="Courier New" w:cs="Courier New"/>
+                <w:sz w:val="24"/>
+              </w:rPr>
+              <w:t>SIGUSR1</w:t>
+            </w:r>
+          </w:p>
+        </w:tc>
+        <w:tc>
+          <w:tcPr>
+            <w:tcW w:w="4677" w:type="dxa"/>
+            <w:tcMar>
+              <w:top w:w="90" w:type="dxa"/>
+              <w:left w:w="100" w:type="dxa"/>
+              <w:bottom w:w="90" w:type="dxa"/>
+              <w:right w:w="100" w:type="dxa"/>
+            </w:tcMar>
+            <w:vAlign w:val="center"/>
+          </w:tcPr>
+          <w:p>
+            <w:pPr>
+              <w:keepNext/>
+              <w:ind w:firstLine="0"/>
+              <w:jc w:val="left"/>
+            </w:pPr>
+            <w:r>
+              <w:t>Пользовательский сигнал; обработчик выводит Received USR1 signal.</w:t>
+            </w:r>
+          </w:p>
+        </w:tc>
+      </w:tr>
+      <w:tr>
+        <w:trPr>
+          <w:jc w:val="center"/>
+        </w:trPr>
+        <w:tc>
+          <w:tcPr>
+            <w:tcW w:w="4677" w:type="dxa"/>
+            <w:tcMar>
+              <w:top w:w="90" w:type="dxa"/>
+              <w:left w:w="100" w:type="dxa"/>
+              <w:bottom w:w="90" w:type="dxa"/>
+              <w:right w:w="100" w:type="dxa"/>
+            </w:tcMar>
+            <w:vAlign w:val="center"/>
+          </w:tcPr>
+          <w:p>
+            <w:pPr>
+              <w:keepNext/>
+              <w:ind w:firstLine="0"/>
+              <w:jc w:val="left"/>
+            </w:pPr>
+            <w:r>
+              <w:rPr>
+                <w:rFonts w:eastAsia="Courier New" w:cs="Courier New"/>
                 <w:sz w:val="24"/>
               </w:rPr>
               <w:t>SIGUSR2</w:t>
@@ -6804,7 +7048,7 @@
             </w:pPr>
             <w:r>
               <w:rPr>
-                <w:rFonts w:ascii="Courier New" w:eastAsia="Courier New" w:hAnsi="Courier New" w:cs="Courier New"/>
+                <w:rFonts w:eastAsia="Courier New" w:cs="Courier New"/>
                 <w:sz w:val="24"/>
               </w:rPr>
               <w:t>SIGINT</w:t>
@@ -6856,7 +7100,7 @@
             </w:pPr>
             <w:r>
               <w:rPr>
-                <w:rFonts w:ascii="Courier New" w:eastAsia="Courier New" w:hAnsi="Courier New" w:cs="Courier New"/>
+                <w:rFonts w:eastAsia="Courier New" w:cs="Courier New"/>
                 <w:sz w:val="24"/>
               </w:rPr>
               <w:t>SIGTERM</w:t>
@@ -6888,10 +7132,7 @@
     </w:tbl>
     <w:p>
       <w:r>
-        <w:t xml:space="preserve">После выполнения этапа из </w:t>
-      </w:r>
-      <w:r>
-        <w:t>таблицы 7.1 необходимо зафиксировать результат и проверить освобождение ресурсов.</w:t>
+        <w:t>После выполнения этапа из таблицы 7.1 необходимо зафиксировать результат и проверить освобождение ресурсов.</w:t>
       </w:r>
     </w:p>
     <w:p>
@@ -6899,7 +7140,7 @@
         <w:keepNext/>
       </w:pPr>
       <w:r>
-        <w:t>Полную последовательность запуска в фоне и команд kill следует показать на рисунке 7.1.</w:t>
+        <w:t>Последовательность запуска в фоне и команд kill следует показать на рисунке 7.1. Отдельную проверку Ctrl+C при запуске на переднем плане следует показать на рисунке 7.2.</w:t>
       </w:r>
     </w:p>
     <w:p>
@@ -6914,10 +7155,10 @@
           <w:noProof/>
         </w:rPr>
         <w:drawing>
-          <wp:inline distT="0" distB="0" distL="0" distR="0" wp14:anchorId="37C4E1FF" wp14:editId="171EBCFF">
+          <wp:inline distT="0" distB="0" distL="0" distR="0" wp14:anchorId="471447B7" wp14:editId="701023C0">
             <wp:extent cx="5328000" cy="2202240"/>
             <wp:effectExtent l="0" t="0" r="0" b="0"/>
-            <wp:docPr id="16" name="Picture 16" descr="Заменить собственным скриншотом: Обработка USR1, USR2, INT и TERM" title="Место для рисунка 7.1"/>
+            <wp:docPr id="17" name="Picture 16" descr="Заменить собственным скриншотом: Обработка USR1, USR2, INT и TERM" title="Место для рисунка 7.1"/>
             <wp:cNvGraphicFramePr>
               <a:graphicFrameLocks xmlns:a="http://schemas.openxmlformats.org/drawingml/2006/main" noChangeAspect="1"/>
             </wp:cNvGraphicFramePr>
@@ -6958,22 +7199,90 @@
         <w:jc w:val="center"/>
       </w:pPr>
       <w:r>
-        <w:t>Рисунок 7.1 – Обработка USR1, USR2, INT и TERM</w:t>
-      </w:r>
-    </w:p>
-    <w:p>
-      <w:r>
-        <w:t>Рисунок 7.1 подтверждает работу польз</w:t>
-      </w:r>
-      <w:r>
-        <w:t>овательских обработчиков, игнорирование Ctrl+C и завершение по SIGTERM.</w:t>
+        <w:t>Рисунок 7.1 – Обработка USR1, USR2, INT и TERM командами kill</w:t>
+      </w:r>
+    </w:p>
+    <w:p>
+      <w:r>
+        <w:t>По рисунку 7.1 проверяются обработчики SIGUSR1 и SIGUSR2, игнорирование SIGINT и завершение по SIGTERM.</w:t>
+      </w:r>
+    </w:p>
+    <w:p>
+      <w:r>
+        <w:lastRenderedPageBreak/>
+        <w:t>При запуске signals на переднем плане Ctrl+C не должен завершать процесс; команда kill -TERM из соседнего терминала завершает его. Обе консоли следует показать на р</w:t>
+      </w:r>
+      <w:r>
+        <w:t>исунке 7.2.</w:t>
+      </w:r>
+    </w:p>
+    <w:p>
+      <w:pPr>
+        <w:keepNext/>
+        <w:spacing w:before="280" w:after="80"/>
+        <w:ind w:firstLine="0"/>
+        <w:jc w:val="center"/>
+      </w:pPr>
+      <w:r>
+        <w:rPr>
+          <w:noProof/>
+        </w:rPr>
+        <w:drawing>
+          <wp:inline distT="0" distB="0" distL="0" distR="0" wp14:anchorId="36387FA7" wp14:editId="3085E9BC">
+            <wp:extent cx="5328000" cy="2202240"/>
+            <wp:effectExtent l="0" t="0" r="0" b="0"/>
+            <wp:docPr id="18" name="Picture 7" descr="Заменить собственным скриншотом: Список процессов, сформированный Lab-03c" title="Место для рисунка 2.7"/>
+            <wp:cNvGraphicFramePr>
+              <a:graphicFrameLocks xmlns:a="http://schemas.openxmlformats.org/drawingml/2006/main" noChangeAspect="1"/>
+            </wp:cNvGraphicFramePr>
+            <a:graphic xmlns:a="http://schemas.openxmlformats.org/drawingml/2006/main">
+              <a:graphicData uri="http://schemas.openxmlformats.org/drawingml/2006/picture">
+                <pic:pic xmlns:pic="http://schemas.openxmlformats.org/drawingml/2006/picture">
+                  <pic:nvPicPr>
+                    <pic:cNvPr id="0" name="screenshot_placeholder.png"/>
+                    <pic:cNvPicPr/>
+                  </pic:nvPicPr>
+                  <pic:blipFill>
+                    <a:blip r:embed="rId8"/>
+                    <a:stretch>
+                      <a:fillRect/>
+                    </a:stretch>
+                  </pic:blipFill>
+                  <pic:spPr>
+                    <a:xfrm>
+                      <a:off x="0" y="0"/>
+                      <a:ext cx="5328000" cy="2202240"/>
+                    </a:xfrm>
+                    <a:prstGeom prst="rect">
+                      <a:avLst/>
+                    </a:prstGeom>
+                  </pic:spPr>
+                </pic:pic>
+              </a:graphicData>
+            </a:graphic>
+          </wp:inline>
+        </w:drawing>
+      </w:r>
+    </w:p>
+    <w:p>
+      <w:pPr>
+        <w:ind w:firstLine="0"/>
+        <w:jc w:val="center"/>
+      </w:pPr>
+      <w:r>
+        <w:t>Рисунок 7.2 – Проверка Ctrl+C при запуске signals на переднем плане</w:t>
+      </w:r>
+    </w:p>
+    <w:p>
+      <w:r>
+        <w:t>На рисунке 7.2 должны быть видны PID, нажатие Ctrl+C, отсутствие завершения и последующая отправка SIGTERM.</w:t>
       </w:r>
     </w:p>
     <w:p>
       <w:pPr>
         <w:pStyle w:val="1"/>
       </w:pPr>
-      <w:bookmarkStart w:id="18" w:name="_Toc241609314"/>
+      <w:bookmarkStart w:id="19" w:name="_Toc242198904"/>
       <w:r>
         <w:rPr>
           <w:rFonts w:ascii="Times New Roman" w:eastAsia="Times New Roman" w:hAnsi="Times New Roman" w:cs="Times New Roman"/>
@@ -6981,83 +7290,74 @@
         <w:lastRenderedPageBreak/>
         <w:t>8 Ответы на вопросы для самоконтроля</w:t>
       </w:r>
-      <w:bookmarkEnd w:id="18"/>
+      <w:bookmarkEnd w:id="19"/>
     </w:p>
     <w:p>
       <w:pPr>
         <w:pStyle w:val="21"/>
       </w:pPr>
-      <w:bookmarkStart w:id="19" w:name="_Toc241609315"/>
+      <w:bookmarkStart w:id="20" w:name="_Toc242198905"/>
       <w:r>
         <w:rPr>
           <w:rFonts w:ascii="Times New Roman" w:eastAsia="Times New Roman" w:hAnsi="Times New Roman" w:cs="Times New Roman"/>
         </w:rPr>
         <w:t>8.1 Что такое процесс и чем он отличается от программы</w:t>
       </w:r>
-      <w:bookmarkEnd w:id="19"/>
-    </w:p>
-    <w:p>
-      <w:r>
-        <w:t xml:space="preserve">Программа – пассивный файл с кодом и данными. Процесс – выполняющийся экземпляр программы с </w:t>
-      </w:r>
-      <w:r>
-        <w:t>состоянием процессора, виртуальной памятью, потоками и ресурсами ядра.</w:t>
+      <w:bookmarkEnd w:id="20"/>
+    </w:p>
+    <w:p>
+      <w:r>
+        <w:t>Программа – пассивный файл с кодом и данными. Процесс – выполняющийся экземпляр программы с состоянием процессора, виртуальной памятью, потоками и ресурсами ядра.</w:t>
       </w:r>
     </w:p>
     <w:p>
       <w:pPr>
         <w:pStyle w:val="21"/>
       </w:pPr>
-      <w:bookmarkStart w:id="20" w:name="_Toc241609316"/>
+      <w:bookmarkStart w:id="21" w:name="_Toc242198906"/>
       <w:r>
         <w:rPr>
           <w:rFonts w:ascii="Times New Roman" w:eastAsia="Times New Roman" w:hAnsi="Times New Roman" w:cs="Times New Roman"/>
         </w:rPr>
         <w:t>8.2 Какие ресурсы доступны процессу</w:t>
       </w:r>
-      <w:bookmarkEnd w:id="20"/>
-    </w:p>
-    <w:p>
-      <w:r>
-        <w:t>Процесс использует виртуальное адресное пространство, потоки, дескрипторы файлов и объектов ядра, переменные окружения, текущий каталог, права доступ</w:t>
-      </w:r>
-      <w:r>
-        <w:t>а, время процессора и средства IPC.</w:t>
+      <w:bookmarkEnd w:id="21"/>
+    </w:p>
+    <w:p>
+      <w:r>
+        <w:t>Процесс использует виртуальное адресное пространство, потоки, дескрипторы файлов и объектов ядра, переменные окружения, текущий каталог, права доступа, время процессора и средства IPC.</w:t>
       </w:r>
     </w:p>
     <w:p>
       <w:pPr>
         <w:pStyle w:val="21"/>
       </w:pPr>
-      <w:bookmarkStart w:id="21" w:name="_Toc241609317"/>
+      <w:bookmarkStart w:id="22" w:name="_Toc242198907"/>
       <w:r>
         <w:rPr>
           <w:rFonts w:ascii="Times New Roman" w:eastAsia="Times New Roman" w:hAnsi="Times New Roman" w:cs="Times New Roman"/>
         </w:rPr>
         <w:t>8.3 Что такое родительский и дочерний процессы</w:t>
       </w:r>
-      <w:bookmarkEnd w:id="21"/>
-    </w:p>
-    <w:p>
-      <w:r>
-        <w:t>Дочерний процесс создаётся родительским. Они имеют разные PID, могут наследовать среду и дескрипторы, а родитель обычно получает средство ожидания и статус завершения ребёнк</w:t>
-      </w:r>
-      <w:r>
-        <w:t>а.</w:t>
+      <w:bookmarkEnd w:id="22"/>
+    </w:p>
+    <w:p>
+      <w:r>
+        <w:t>Дочерний процесс создаётся родительским. Они имеют разные PID, могут наследовать среду и дескрипторы, а родитель обычно получает средство ожидания и статус завершения ребёнка.</w:t>
       </w:r>
     </w:p>
     <w:p>
       <w:pPr>
         <w:pStyle w:val="21"/>
       </w:pPr>
-      <w:bookmarkStart w:id="22" w:name="_Toc241609318"/>
+      <w:bookmarkStart w:id="23" w:name="_Toc242198908"/>
       <w:r>
         <w:rPr>
           <w:rFonts w:ascii="Times New Roman" w:eastAsia="Times New Roman" w:hAnsi="Times New Roman" w:cs="Times New Roman"/>
         </w:rPr>
         <w:t>8.4 Что такое системный вызов</w:t>
       </w:r>
-      <w:bookmarkEnd w:id="22"/>
+      <w:bookmarkEnd w:id="23"/>
     </w:p>
     <w:p>
       <w:r>
@@ -7068,70 +7368,61 @@
       <w:pPr>
         <w:pStyle w:val="21"/>
       </w:pPr>
-      <w:bookmarkStart w:id="23" w:name="_Toc241609319"/>
+      <w:bookmarkStart w:id="24" w:name="_Toc242198909"/>
       <w:r>
         <w:rPr>
           <w:rFonts w:ascii="Times New Roman" w:eastAsia="Times New Roman" w:hAnsi="Times New Roman" w:cs="Times New Roman"/>
         </w:rPr>
         <w:t>8.5 Какие системные вызовы создают процессы</w:t>
       </w:r>
-      <w:bookmarkEnd w:id="23"/>
-    </w:p>
-    <w:p>
-      <w:r>
-        <w:t xml:space="preserve">В </w:t>
-      </w:r>
-      <w:r>
-        <w:t>Windows пользовательский CreateProcess обращается к механизмам NtCreateUserProcess. В Linux новый процесс создаётся fork или clone, а образ программы заменяется execve.</w:t>
+      <w:bookmarkEnd w:id="24"/>
+    </w:p>
+    <w:p>
+      <w:r>
+        <w:t>В Windows пользовательский CreateProcess обращается к механизмам NtCreateUserProcess. В Linux новый процесс создаётся fork или clone, а образ программы заменяется execve.</w:t>
       </w:r>
     </w:p>
     <w:p>
       <w:pPr>
         <w:pStyle w:val="21"/>
       </w:pPr>
-      <w:bookmarkStart w:id="24" w:name="_Toc241609320"/>
+      <w:bookmarkStart w:id="25" w:name="_Toc242198910"/>
       <w:r>
         <w:rPr>
           <w:rFonts w:ascii="Times New Roman" w:eastAsia="Times New Roman" w:hAnsi="Times New Roman" w:cs="Times New Roman"/>
         </w:rPr>
         <w:t>8.6 Какие функции WinAPI и POSIX связаны с созданием</w:t>
       </w:r>
-      <w:bookmarkEnd w:id="24"/>
-    </w:p>
-    <w:p>
-      <w:r>
-        <w:t xml:space="preserve">К WinAPI относятся CreateProcess, </w:t>
-      </w:r>
-      <w:r>
-        <w:t>WaitForSingleObject, WaitForMultipleObjects и CloseHandle. В POSIX применяются fork, execve и семейство exec, wait и waitpid.</w:t>
+      <w:bookmarkEnd w:id="25"/>
+    </w:p>
+    <w:p>
+      <w:r>
+        <w:t>К WinAPI относятся CreateProcess, WaitForSingleObject, WaitForMultipleObjects и CloseHandle. В POSIX применяются fork, execve и семейство exec, wait и waitpid.</w:t>
       </w:r>
     </w:p>
     <w:p>
       <w:pPr>
         <w:pStyle w:val="21"/>
       </w:pPr>
-      <w:bookmarkStart w:id="25" w:name="_Toc241609321"/>
+      <w:bookmarkStart w:id="26" w:name="_Toc242198911"/>
       <w:r>
         <w:rPr>
           <w:rFonts w:ascii="Times New Roman" w:eastAsia="Times New Roman" w:hAnsi="Times New Roman" w:cs="Times New Roman"/>
         </w:rPr>
         <w:t>8.7 Сколько процессов создают три вызова fork</w:t>
       </w:r>
-      <w:bookmarkEnd w:id="25"/>
-    </w:p>
-    <w:p>
-      <w:r>
-        <w:t>Каждый fork удваивает число выполняющихся процессов. После трёх успешных вызовов сущ</w:t>
-      </w:r>
-      <w:r>
-        <w:t>ествует 8 процессов, то есть появляется 7 новых процессов помимо исходного.</w:t>
+      <w:bookmarkEnd w:id="26"/>
+    </w:p>
+    <w:p>
+      <w:r>
+        <w:t>Каждый fork удваивает число выполняющихся процессов. После трёх успешных вызовов существует 8 процессов, то есть появляется 7 новых процессов помимо исходного.</w:t>
       </w:r>
     </w:p>
     <w:p>
       <w:pPr>
         <w:pStyle w:val="21"/>
       </w:pPr>
-      <w:bookmarkStart w:id="26" w:name="_Toc241609322"/>
+      <w:bookmarkStart w:id="27" w:name="_Toc242198912"/>
       <w:r>
         <w:rPr>
           <w:rFonts w:ascii="Times New Roman" w:eastAsia="Times New Roman" w:hAnsi="Times New Roman" w:cs="Times New Roman"/>
@@ -7139,7 +7430,7 @@
         <w:lastRenderedPageBreak/>
         <w:t>8.8 Для чего нужен exec</w:t>
       </w:r>
-      <w:bookmarkEnd w:id="26"/>
+      <w:bookmarkEnd w:id="27"/>
     </w:p>
     <w:p>
       <w:r>
@@ -7150,56 +7441,50 @@
       <w:pPr>
         <w:pStyle w:val="21"/>
       </w:pPr>
-      <w:bookmarkStart w:id="27" w:name="_Toc241609323"/>
+      <w:bookmarkStart w:id="28" w:name="_Toc242198913"/>
       <w:r>
         <w:rPr>
           <w:rFonts w:ascii="Times New Roman" w:eastAsia="Times New Roman" w:hAnsi="Times New Roman" w:cs="Times New Roman"/>
         </w:rPr>
         <w:t>8.9 Что такое IPC</w:t>
       </w:r>
-      <w:bookmarkEnd w:id="27"/>
-    </w:p>
-    <w:p>
-      <w:r>
-        <w:t>IPC – сов</w:t>
-      </w:r>
-      <w:r>
-        <w:t>окупность механизмов обмена данными и синхронизации между процессами.</w:t>
+      <w:bookmarkEnd w:id="28"/>
+    </w:p>
+    <w:p>
+      <w:r>
+        <w:t>IPC – совокупность механизмов обмена данными и синхронизации между процессами.</w:t>
       </w:r>
     </w:p>
     <w:p>
       <w:pPr>
         <w:pStyle w:val="21"/>
       </w:pPr>
-      <w:bookmarkStart w:id="28" w:name="_Toc241609324"/>
+      <w:bookmarkStart w:id="29" w:name="_Toc242198914"/>
       <w:r>
         <w:rPr>
           <w:rFonts w:ascii="Times New Roman" w:eastAsia="Times New Roman" w:hAnsi="Times New Roman" w:cs="Times New Roman"/>
         </w:rPr>
         <w:t>8.10 Какие группы IPC известны</w:t>
       </w:r>
-      <w:bookmarkEnd w:id="28"/>
-    </w:p>
-    <w:p>
-      <w:r>
-        <w:t>К передаче сообщений относятся каналы, очереди сообщений и сокеты; к общей памяти – разделяемая память и отображаемые файлы; к синхронизации – семафоры, мь</w:t>
-      </w:r>
-      <w:r>
-        <w:t>ютексы, события и сигналы.</w:t>
+      <w:bookmarkEnd w:id="29"/>
+    </w:p>
+    <w:p>
+      <w:r>
+        <w:t>К передаче сообщений относятся каналы, очереди сообщений и сокеты; к общей памяти – разделяемая память и отображаемые файлы; к синхронизации – семафоры, мьютексы, события и сигналы.</w:t>
       </w:r>
     </w:p>
     <w:p>
       <w:pPr>
         <w:pStyle w:val="21"/>
       </w:pPr>
-      <w:bookmarkStart w:id="29" w:name="_Toc241609325"/>
+      <w:bookmarkStart w:id="30" w:name="_Toc242198915"/>
       <w:r>
         <w:rPr>
           <w:rFonts w:ascii="Times New Roman" w:eastAsia="Times New Roman" w:hAnsi="Times New Roman" w:cs="Times New Roman"/>
         </w:rPr>
         <w:t>8.11 Какой IPC выбрать для максимальной скорости</w:t>
       </w:r>
-      <w:bookmarkEnd w:id="29"/>
+      <w:bookmarkEnd w:id="30"/>
     </w:p>
     <w:p>
       <w:r>
@@ -7210,94 +7495,79 @@
       <w:pPr>
         <w:pStyle w:val="21"/>
       </w:pPr>
-      <w:bookmarkStart w:id="30" w:name="_Toc241609326"/>
+      <w:bookmarkStart w:id="31" w:name="_Toc242198916"/>
       <w:r>
         <w:rPr>
           <w:rFonts w:ascii="Times New Roman" w:eastAsia="Times New Roman" w:hAnsi="Times New Roman" w:cs="Times New Roman"/>
         </w:rPr>
-        <w:t>8.1</w:t>
-      </w:r>
+        <w:t>8.12 Какой IPC устойчивее к ошибкам</w:t>
+      </w:r>
+      <w:bookmarkEnd w:id="31"/>
+    </w:p>
+    <w:p>
+      <w:r>
+        <w:t>Для изоляции процессов и явных границ сообщений предпочтительны очереди сообщений или сокеты. Они уменьшают риск повреждения общей структуры памяти одним участником.</w:t>
+      </w:r>
+    </w:p>
+    <w:p>
+      <w:pPr>
+        <w:pStyle w:val="21"/>
+      </w:pPr>
+      <w:bookmarkStart w:id="32" w:name="_Toc242198917"/>
       <w:r>
         <w:rPr>
           <w:rFonts w:ascii="Times New Roman" w:eastAsia="Times New Roman" w:hAnsi="Times New Roman" w:cs="Times New Roman"/>
         </w:rPr>
-        <w:t>2 Какой IPC устойчивее к ошибкам</w:t>
-      </w:r>
-      <w:bookmarkEnd w:id="30"/>
-    </w:p>
-    <w:p>
-      <w:r>
-        <w:t>Для изоляции процессов и явных границ сообщений предпочтительны очереди сообщений или сокеты. Они уменьшают риск повреждения общей структуры памяти одним участником.</w:t>
+        <w:t>8.13 Какие сигналы существуют в Linux</w:t>
+      </w:r>
+      <w:bookmarkEnd w:id="32"/>
+    </w:p>
+    <w:p>
+      <w:r>
+        <w:t>SIGTERM просит завершиться, SIGKILL безусловно завершает, SIGINT обычно создаётся Ctrl+C, SIGSTOP приостанавливает, SIGCONT продолжает, SIGCHLD сообщает родителю о ребёнке, SIGUSR1 и SIGUSR2 предназначены приложению.</w:t>
       </w:r>
     </w:p>
     <w:p>
       <w:pPr>
         <w:pStyle w:val="21"/>
       </w:pPr>
-      <w:bookmarkStart w:id="31" w:name="_Toc241609327"/>
+      <w:bookmarkStart w:id="33" w:name="_Toc242198918"/>
       <w:r>
         <w:rPr>
           <w:rFonts w:ascii="Times New Roman" w:eastAsia="Times New Roman" w:hAnsi="Times New Roman" w:cs="Times New Roman"/>
         </w:rPr>
-        <w:t>8.13 Какие сигналы существуют в Linux</w:t>
-      </w:r>
-      <w:bookmarkEnd w:id="31"/>
-    </w:p>
-    <w:p>
-      <w:r>
-        <w:t>SIGTERM просит заве</w:t>
-      </w:r>
-      <w:r>
-        <w:t>ршиться, SIGKILL безусловно завершает, SIGINT обычно создаётся Ctrl+C, SIGSTOP приостанавливает, SIGCONT продолжает, SIGCHLD сообщает родителю о ребёнке, SIGUSR1 и SIGUSR2 предназначены приложению.</w:t>
+        <w:t>8.14 Как установить обработчик сигнала</w:t>
+      </w:r>
+      <w:bookmarkEnd w:id="33"/>
+    </w:p>
+    <w:p>
+      <w:r>
+        <w:t>Следует заполнить struct sigaction, назначить sa_handler или sa_sigaction, настроить маску и флаги, затем вызвать sigaction для выбранного номера сигнала.</w:t>
       </w:r>
     </w:p>
     <w:p>
       <w:pPr>
         <w:pStyle w:val="21"/>
       </w:pPr>
-      <w:bookmarkStart w:id="32" w:name="_Toc241609328"/>
+      <w:bookmarkStart w:id="34" w:name="_Toc242198919"/>
       <w:r>
         <w:rPr>
           <w:rFonts w:ascii="Times New Roman" w:eastAsia="Times New Roman" w:hAnsi="Times New Roman" w:cs="Times New Roman"/>
         </w:rPr>
-        <w:t>8.14 Как установить обработчик сигнала</w:t>
-      </w:r>
-      <w:bookmarkEnd w:id="32"/>
-    </w:p>
-    <w:p>
-      <w:r>
-        <w:t>Следует заполнить s</w:t>
-      </w:r>
-      <w:r>
-        <w:t>truct sigaction, назначить sa_handler или sa_sigaction, настроить маску и флаги, затем вызвать sigaction для выбранного номера сигнала.</w:t>
+        <w:t>8.15 Какие структуры ядра описывают процесс</w:t>
+      </w:r>
+      <w:bookmarkEnd w:id="34"/>
+    </w:p>
+    <w:p>
+      <w:r>
+        <w:t>В Windows процесс представлен объектом executive process EPROCESS и связанным kernel process KPROCESS. В Linux основная структура задачи – task_struct.</w:t>
       </w:r>
     </w:p>
     <w:p>
       <w:pPr>
         <w:pStyle w:val="21"/>
       </w:pPr>
-      <w:bookmarkStart w:id="33" w:name="_Toc241609329"/>
-      <w:r>
-        <w:rPr>
-          <w:rFonts w:ascii="Times New Roman" w:eastAsia="Times New Roman" w:hAnsi="Times New Roman" w:cs="Times New Roman"/>
-        </w:rPr>
-        <w:t>8.15 Какие структуры ядра описывают процесс</w:t>
-      </w:r>
-      <w:bookmarkEnd w:id="33"/>
-    </w:p>
-    <w:p>
-      <w:r>
-        <w:t>В Windows процесс представлен объектом executive process EPROCESS и связанны</w:t>
-      </w:r>
-      <w:r>
-        <w:t>м kernel process KPROCESS. В Linux основная структура задачи – task_struct.</w:t>
-      </w:r>
-    </w:p>
-    <w:p>
-      <w:pPr>
-        <w:pStyle w:val="21"/>
-      </w:pPr>
-      <w:bookmarkStart w:id="34" w:name="_Toc241609330"/>
+      <w:bookmarkStart w:id="35" w:name="_Toc242198920"/>
       <w:r>
         <w:rPr>
           <w:rFonts w:ascii="Times New Roman" w:eastAsia="Times New Roman" w:hAnsi="Times New Roman" w:cs="Times New Roman"/>
@@ -7305,21 +7575,18 @@
         <w:lastRenderedPageBreak/>
         <w:t>8.16 Как просмотреть структуры процессов</w:t>
       </w:r>
-      <w:bookmarkEnd w:id="34"/>
-    </w:p>
-    <w:p>
-      <w:r>
-        <w:t xml:space="preserve">В Windows применяются WinDbg, Process Explorer и системные API. В Linux доступны /proc, ps, perf, strace, gdb и отладчик ядра crash с </w:t>
-      </w:r>
-      <w:r>
-        <w:t>соответствующими символами.</w:t>
+      <w:bookmarkEnd w:id="35"/>
+    </w:p>
+    <w:p>
+      <w:r>
+        <w:t>Поля EPROCESS и KPROCESS исследуют в WinDbg с символами ядра, например командой dt nt!_EPROCESS. Поля task_struct исследуют по исходникам ядра и отладочной информации, например через pahole или crash. Process Explorer, ps и /proc показывают сведения о процессах, но не полное внутреннее устройство этих структур.</w:t>
       </w:r>
     </w:p>
     <w:p>
       <w:pPr>
         <w:pStyle w:val="1"/>
       </w:pPr>
-      <w:bookmarkStart w:id="35" w:name="_Toc241609331"/>
+      <w:bookmarkStart w:id="36" w:name="_Toc242198921"/>
       <w:r>
         <w:rPr>
           <w:rFonts w:ascii="Times New Roman" w:eastAsia="Times New Roman" w:hAnsi="Times New Roman" w:cs="Times New Roman"/>
@@ -7327,29 +7594,23 @@
         <w:lastRenderedPageBreak/>
         <w:t>Заключение</w:t>
       </w:r>
-      <w:bookmarkEnd w:id="35"/>
-    </w:p>
-    <w:p>
-      <w:r>
-        <w:t>В ходе лабораторной работы исследованы модели процессов Windows и Linux. Реализованы разные варианты CreateProcess, связка fork и exec, ожидание дочерних процессов, перечисление процессов, наследование переменных окру</w:t>
-      </w:r>
-      <w:r>
-        <w:t>жения и наблюдение через системные инструменты.</w:t>
-      </w:r>
-    </w:p>
-    <w:p>
-      <w:r>
-        <w:t>Для уровней 7–8 рассмотрена параллельная обработка диапазона с передачей результатов по анонимному каналу. Для уровней 9–10 исследованы передача строки через STARTUPINFO и сигналы Linux. Корректность выполнен</w:t>
-      </w:r>
-      <w:r>
-        <w:t>ия должна быть подтверждена собственными скриншотами, кодами завершения и проверкой освобождения всех дескрипторов.</w:t>
+      <w:bookmarkEnd w:id="36"/>
+    </w:p>
+    <w:p>
+      <w:r>
+        <w:t>В ходе лабораторной работы исследованы модели процессов Windows и Linux. Реализованы разные варианты CreateProcess, связка fork и exec, ожидание дочерних процессов, перечисление процессов, наследование переменных окружения и наблюдение через системные инструменты.</w:t>
+      </w:r>
+    </w:p>
+    <w:p>
+      <w:r>
+        <w:t>Параллельная обработка диапазона передаёт результаты по анонимным каналам. Передача строки через STARTUPINFO и обработка сигналов Linux дополняют исследование создания процессов. Перед сдачей корректность выполнения необходимо подтвердить собственными снимками экрана, кодами завершения и проверкой закрытия дескрипторов.</w:t>
       </w:r>
     </w:p>
     <w:p>
       <w:pPr>
         <w:pStyle w:val="1"/>
       </w:pPr>
-      <w:bookmarkStart w:id="36" w:name="_Toc241609332"/>
+      <w:bookmarkStart w:id="37" w:name="_Toc242198922"/>
       <w:r>
         <w:rPr>
           <w:rFonts w:ascii="Times New Roman" w:eastAsia="Times New Roman" w:hAnsi="Times New Roman" w:cs="Times New Roman"/>
@@ -7357,14 +7618,11 @@
         <w:lastRenderedPageBreak/>
         <w:t>Список использованных источников</w:t>
       </w:r>
-      <w:bookmarkEnd w:id="36"/>
-    </w:p>
-    <w:p>
-      <w:r>
-        <w:t xml:space="preserve">1 Microsoft Learn. CreateProcessW function: </w:t>
-      </w:r>
-      <w:r>
-        <w:t>https://learn.microsoft.com/windows/win32/api/processthreadsapi/nf-processthreadsapi-createprocessw</w:t>
+      <w:bookmarkEnd w:id="37"/>
+    </w:p>
+    <w:p>
+      <w:r>
+        <w:t>1 Microsoft Learn. CreateProcessW function: https://learn.microsoft.com/windows/win32/api/processthreadsapi/nf-processthreadsapi-createprocessw</w:t>
       </w:r>
     </w:p>
     <w:p>
@@ -7374,18 +7632,12 @@
     </w:p>
     <w:p>
       <w:r>
-        <w:t>3 Microsoft Learn. Creati</w:t>
-      </w:r>
-      <w:r>
-        <w:t>ng a Child Process with Redirected Input and Output: https://learn.microsoft.com/windows/win32/procthread/creating-a-child-process-with-redirected-input-and-output</w:t>
-      </w:r>
-    </w:p>
-    <w:p>
-      <w:r>
-        <w:t>4 Microsoft Learn. Tool Help Library: https://learn.microsoft.com/windows/win32/toolhelp/too</w:t>
-      </w:r>
-      <w:r>
-        <w:t>l-help-library</w:t>
+        <w:t>3 Microsoft Learn. Creating a Child Process with Redirected Input and Output: https://learn.microsoft.com/windows/win32/procthread/creating-a-child-process-with-redirected-input-and-output</w:t>
+      </w:r>
+    </w:p>
+    <w:p>
+      <w:r>
+        <w:t>4 Microsoft Learn. Tool Help Library: https://learn.microsoft.com/windows/win32/toolhelp/tool-help-library</w:t>
       </w:r>
     </w:p>
     <w:p>
@@ -7400,44 +7652,30 @@
     </w:p>
     <w:p>
       <w:r>
-        <w:t>7 Linux manual pages</w:t>
-      </w:r>
-      <w:r>
-        <w:t>. proc, pipe, sigaction and signal: https://man7.org/linux/man-pages/</w:t>
-      </w:r>
-    </w:p>
-    <w:p>
-      <w:pPr>
-        <w:pageBreakBefore/>
-        <w:ind w:firstLine="0"/>
+        <w:t>7 Linux manual pages. proc, pipe, sigaction and signal: https://man7.org/linux/man-pages/</w:t>
+      </w:r>
+    </w:p>
+    <w:p>
+      <w:pPr>
+        <w:pStyle w:val="1"/>
         <w:jc w:val="center"/>
       </w:pPr>
-      <w:r>
-        <w:rPr>
-          <w:b/>
+      <w:bookmarkStart w:id="38" w:name="_Toc242198923"/>
+      <w:r>
+        <w:rPr>
+          <w:rFonts w:ascii="Times New Roman" w:hAnsi="Times New Roman"/>
         </w:rPr>
         <w:lastRenderedPageBreak/>
-        <w:t>ПРИЛОЖЕНИЕ А</w:t>
-      </w:r>
-    </w:p>
-    <w:p>
-      <w:pPr>
-        <w:spacing w:after="240"/>
-        <w:ind w:firstLine="0"/>
-        <w:jc w:val="center"/>
-      </w:pPr>
-      <w:r>
-        <w:rPr>
-          <w:b/>
-        </w:rPr>
-        <w:t>Ключевые листинги приложений Windows</w:t>
-      </w:r>
+        <w:t>ПРИЛОЖЕНИЕ А Ключевые листинги приложений Windows</w:t>
+      </w:r>
+      <w:bookmarkEnd w:id="38"/>
     </w:p>
     <w:p>
       <w:pPr>
         <w:keepNext/>
         <w:spacing w:before="240" w:after="120"/>
         <w:ind w:firstLine="0"/>
+        <w:jc w:val="left"/>
       </w:pPr>
       <w:r>
         <w:rPr>
@@ -7448,254 +7686,240 @@
     </w:p>
     <w:p>
       <w:pPr>
-        <w:ind w:left="567" w:firstLine="0"/>
-      </w:pPr>
-      <w:r>
-        <w:rPr>
-          <w:rFonts w:ascii="Courier New" w:eastAsia="Courier New" w:hAnsi="Courier New" w:cs="Courier New"/>
-          <w:sz w:val="21"/>
+        <w:ind w:firstLine="0"/>
+        <w:jc w:val="left"/>
+      </w:pPr>
+      <w:r>
+        <w:rPr>
+          <w:rFonts w:eastAsia="Courier New" w:cs="Courier New"/>
         </w:rPr>
         <w:t>#include &lt;windows.h&gt;</w:t>
       </w:r>
     </w:p>
     <w:p>
       <w:pPr>
-        <w:ind w:left="567" w:firstLine="0"/>
-      </w:pPr>
-      <w:r>
-        <w:rPr>
-          <w:rFonts w:ascii="Courier New" w:eastAsia="Courier New" w:hAnsi="Courier New" w:cs="Courier New"/>
-          <w:sz w:val="21"/>
+        <w:ind w:firstLine="0"/>
+        <w:jc w:val="left"/>
+      </w:pPr>
+      <w:r>
+        <w:rPr>
+          <w:rFonts w:eastAsia="Courier New" w:cs="Courier New"/>
         </w:rPr>
         <w:t>#include &lt;iostream&gt;</w:t>
       </w:r>
     </w:p>
     <w:p>
       <w:pPr>
-        <w:ind w:left="567" w:firstLine="0"/>
-      </w:pPr>
-      <w:r>
-        <w:rPr>
-          <w:rFonts w:ascii="Courier New" w:eastAsia="Courier New" w:hAnsi="Courier New" w:cs="Courier New"/>
-          <w:sz w:val="21"/>
+        <w:ind w:firstLine="0"/>
+        <w:jc w:val="left"/>
+      </w:pPr>
+      <w:r>
+        <w:rPr>
+          <w:rFonts w:eastAsia="Courier New" w:cs="Courier New"/>
         </w:rPr>
         <w:t>#include &lt;string&gt;</w:t>
       </w:r>
     </w:p>
     <w:p>
       <w:pPr>
-        <w:ind w:left="567" w:firstLine="0"/>
-      </w:pPr>
-      <w:r>
-        <w:rPr>
-          <w:rFonts w:ascii="Courier New" w:eastAsia="Courier New" w:hAnsi="Courier New" w:cs="Courier New"/>
-          <w:sz w:val="21"/>
+        <w:ind w:firstLine="0"/>
+        <w:jc w:val="left"/>
+      </w:pPr>
+      <w:r>
+        <w:rPr>
+          <w:rFonts w:eastAsia="Courier New" w:cs="Courier New"/>
         </w:rPr>
         <w:t xml:space="preserve"> </w:t>
       </w:r>
     </w:p>
     <w:p>
       <w:pPr>
-        <w:ind w:left="567" w:firstLine="0"/>
-      </w:pPr>
-      <w:r>
-        <w:rPr>
-          <w:rFonts w:ascii="Courier New" w:eastAsia="Courier New" w:hAnsi="Courier New" w:cs="Courier New"/>
-          <w:sz w:val="21"/>
+        <w:ind w:firstLine="0"/>
+        <w:jc w:val="left"/>
+      </w:pPr>
+      <w:r>
+        <w:rPr>
+          <w:rFonts w:eastAsia="Courier New" w:cs="Courier New"/>
         </w:rPr>
         <w:t>int wmain(int argc, wchar_t* argv[]) {</w:t>
       </w:r>
     </w:p>
     <w:p>
       <w:pPr>
-        <w:ind w:left="567" w:firstLine="0"/>
-      </w:pPr>
-      <w:r>
-        <w:rPr>
-          <w:rFonts w:ascii="Courier New" w:eastAsia="Courier New" w:hAnsi="Courier New" w:cs="Courier New"/>
-          <w:sz w:val="21"/>
-        </w:rPr>
-        <w:t xml:space="preserve">    wchar_</w:t>
-      </w:r>
-      <w:r>
-        <w:rPr>
-          <w:rFonts w:ascii="Courier New" w:eastAsia="Courier New" w:hAnsi="Courier New" w:cs="Courier New"/>
-          <w:sz w:val="21"/>
-        </w:rPr>
-        <w:t>t env[32]{};</w:t>
-      </w:r>
-    </w:p>
-    <w:p>
-      <w:pPr>
-        <w:ind w:left="567" w:firstLine="0"/>
-      </w:pPr>
-      <w:r>
-        <w:rPr>
-          <w:rFonts w:ascii="Courier New" w:eastAsia="Courier New" w:hAnsi="Courier New" w:cs="Courier New"/>
-          <w:sz w:val="21"/>
+        <w:ind w:firstLine="0"/>
+        <w:jc w:val="left"/>
+      </w:pPr>
+      <w:r>
+        <w:rPr>
+          <w:rFonts w:eastAsia="Courier New" w:cs="Courier New"/>
+        </w:rPr>
+        <w:t xml:space="preserve">    wchar_t env[32]{};</w:t>
+      </w:r>
+    </w:p>
+    <w:p>
+      <w:pPr>
+        <w:ind w:firstLine="0"/>
+        <w:jc w:val="left"/>
+      </w:pPr>
+      <w:r>
+        <w:rPr>
+          <w:rFonts w:eastAsia="Courier New" w:cs="Courier New"/>
         </w:rPr>
         <w:t xml:space="preserve">    const wchar_t* source = argc &gt; 1 ? argv[1] : nullptr;</w:t>
       </w:r>
     </w:p>
     <w:p>
       <w:pPr>
-        <w:ind w:left="567" w:firstLine="0"/>
-      </w:pPr>
-      <w:r>
-        <w:rPr>
-          <w:rFonts w:ascii="Courier New" w:eastAsia="Courier New" w:hAnsi="Courier New" w:cs="Courier New"/>
-          <w:sz w:val="21"/>
+        <w:ind w:firstLine="0"/>
+        <w:jc w:val="left"/>
+      </w:pPr>
+      <w:r>
+        <w:rPr>
+          <w:rFonts w:eastAsia="Courier New" w:cs="Courier New"/>
         </w:rPr>
         <w:t xml:space="preserve">    if (!source &amp;&amp; GetEnvironmentVariableW(L"ITER_NUM", env, 32)) source = env;</w:t>
       </w:r>
     </w:p>
     <w:p>
       <w:pPr>
-        <w:ind w:left="567" w:firstLine="0"/>
-      </w:pPr>
-      <w:r>
-        <w:rPr>
-          <w:rFonts w:ascii="Courier New" w:eastAsia="Courier New" w:hAnsi="Courier New" w:cs="Courier New"/>
-          <w:sz w:val="21"/>
+        <w:ind w:firstLine="0"/>
+        <w:jc w:val="left"/>
+      </w:pPr>
+      <w:r>
+        <w:rPr>
+          <w:rFonts w:eastAsia="Courier New" w:cs="Courier New"/>
         </w:rPr>
         <w:t xml:space="preserve">    if (!source) ExitProcess(0xC0000005);</w:t>
       </w:r>
     </w:p>
     <w:p>
       <w:pPr>
-        <w:ind w:left="567" w:firstLine="0"/>
-      </w:pPr>
-      <w:r>
-        <w:rPr>
-          <w:rFonts w:ascii="Courier New" w:eastAsia="Courier New" w:hAnsi="Courier New" w:cs="Courier New"/>
-          <w:sz w:val="21"/>
+        <w:ind w:firstLine="0"/>
+        <w:jc w:val="left"/>
+      </w:pPr>
+      <w:r>
+        <w:rPr>
+          <w:rFonts w:eastAsia="Courier New" w:cs="Courier New"/>
         </w:rPr>
         <w:t xml:space="preserve"> </w:t>
       </w:r>
     </w:p>
     <w:p>
       <w:pPr>
-        <w:ind w:left="567" w:firstLine="0"/>
-      </w:pPr>
-      <w:r>
-        <w:rPr>
-          <w:rFonts w:ascii="Courier New" w:eastAsia="Courier New" w:hAnsi="Courier New" w:cs="Courier New"/>
-          <w:sz w:val="21"/>
+        <w:ind w:firstLine="0"/>
+        <w:jc w:val="left"/>
+      </w:pPr>
+      <w:r>
+        <w:rPr>
+          <w:rFonts w:eastAsia="Courier New" w:cs="Courier New"/>
         </w:rPr>
         <w:t xml:space="preserve">    wchar_t* end = nullptr;</w:t>
       </w:r>
     </w:p>
     <w:p>
       <w:pPr>
-        <w:ind w:left="567" w:firstLine="0"/>
-      </w:pPr>
-      <w:r>
-        <w:rPr>
-          <w:rFonts w:ascii="Courier New" w:eastAsia="Courier New" w:hAnsi="Courier New" w:cs="Courier New"/>
-          <w:sz w:val="21"/>
-        </w:rPr>
-        <w:t xml:space="preserve">    long count = wcstol(source, &amp;</w:t>
-      </w:r>
-      <w:r>
-        <w:rPr>
-          <w:rFonts w:ascii="Courier New" w:eastAsia="Courier New" w:hAnsi="Courier New" w:cs="Courier New"/>
-          <w:sz w:val="21"/>
-        </w:rPr>
-        <w:t>end, 10);</w:t>
-      </w:r>
-    </w:p>
-    <w:p>
-      <w:pPr>
-        <w:ind w:left="567" w:firstLine="0"/>
-      </w:pPr>
-      <w:r>
-        <w:rPr>
-          <w:rFonts w:ascii="Courier New" w:eastAsia="Courier New" w:hAnsi="Courier New" w:cs="Courier New"/>
-          <w:sz w:val="21"/>
+        <w:ind w:firstLine="0"/>
+        <w:jc w:val="left"/>
+      </w:pPr>
+      <w:r>
+        <w:rPr>
+          <w:rFonts w:eastAsia="Courier New" w:cs="Courier New"/>
+        </w:rPr>
+        <w:t xml:space="preserve">    long count = wcstol(source, &amp;end, 10);</w:t>
+      </w:r>
+    </w:p>
+    <w:p>
+      <w:pPr>
+        <w:ind w:firstLine="0"/>
+        <w:jc w:val="left"/>
+      </w:pPr>
+      <w:r>
+        <w:rPr>
+          <w:rFonts w:eastAsia="Courier New" w:cs="Courier New"/>
         </w:rPr>
         <w:t xml:space="preserve">    if (*source == 0 || *end != 0 || count &lt;= 0) ExitProcess(0xC0000005);</w:t>
       </w:r>
     </w:p>
     <w:p>
       <w:pPr>
-        <w:ind w:left="567" w:firstLine="0"/>
-      </w:pPr>
-      <w:r>
-        <w:rPr>
-          <w:rFonts w:ascii="Courier New" w:eastAsia="Courier New" w:hAnsi="Courier New" w:cs="Courier New"/>
-          <w:sz w:val="21"/>
+        <w:ind w:firstLine="0"/>
+        <w:jc w:val="left"/>
+      </w:pPr>
+      <w:r>
+        <w:rPr>
+          <w:rFonts w:eastAsia="Courier New" w:cs="Courier New"/>
         </w:rPr>
         <w:t xml:space="preserve">    std::wcout &lt;&lt; L"Iterations: " &lt;&lt; count &lt;&lt; L'\n';</w:t>
       </w:r>
     </w:p>
     <w:p>
       <w:pPr>
-        <w:ind w:left="567" w:firstLine="0"/>
-      </w:pPr>
-      <w:r>
-        <w:rPr>
-          <w:rFonts w:ascii="Courier New" w:eastAsia="Courier New" w:hAnsi="Courier New" w:cs="Courier New"/>
-          <w:sz w:val="21"/>
+        <w:ind w:firstLine="0"/>
+        <w:jc w:val="left"/>
+      </w:pPr>
+      <w:r>
+        <w:rPr>
+          <w:rFonts w:eastAsia="Courier New" w:cs="Courier New"/>
         </w:rPr>
         <w:t xml:space="preserve">    for (long i = 0; i &lt; count; ++i) {</w:t>
       </w:r>
     </w:p>
     <w:p>
       <w:pPr>
-        <w:ind w:left="567" w:firstLine="0"/>
-      </w:pPr>
-      <w:r>
-        <w:rPr>
-          <w:rFonts w:ascii="Courier New" w:eastAsia="Courier New" w:hAnsi="Courier New" w:cs="Courier New"/>
-          <w:sz w:val="21"/>
+        <w:ind w:firstLine="0"/>
+        <w:jc w:val="left"/>
+      </w:pPr>
+      <w:r>
+        <w:rPr>
+          <w:rFonts w:eastAsia="Courier New" w:cs="Courier New"/>
         </w:rPr>
         <w:t xml:space="preserve">        std::wcout &lt;&lt; L"PID=" &lt;&lt; GetCurrentProcessId() &lt;&lt; L" iteration=" &lt;&lt; i + 1 &lt;&lt; L'\n';</w:t>
       </w:r>
     </w:p>
     <w:p>
       <w:pPr>
-        <w:ind w:left="567" w:firstLine="0"/>
-      </w:pPr>
-      <w:r>
-        <w:rPr>
-          <w:rFonts w:ascii="Courier New" w:eastAsia="Courier New" w:hAnsi="Courier New" w:cs="Courier New"/>
-          <w:sz w:val="21"/>
+        <w:ind w:firstLine="0"/>
+        <w:jc w:val="left"/>
+      </w:pPr>
+      <w:r>
+        <w:rPr>
+          <w:rFonts w:eastAsia="Courier New" w:cs="Courier New"/>
         </w:rPr>
         <w:t xml:space="preserve">        Sleep(500);</w:t>
       </w:r>
     </w:p>
     <w:p>
       <w:pPr>
-        <w:ind w:left="567" w:firstLine="0"/>
-      </w:pPr>
-      <w:r>
-        <w:rPr>
-          <w:rFonts w:ascii="Courier New" w:eastAsia="Courier New" w:hAnsi="Courier New" w:cs="Courier New"/>
-          <w:sz w:val="21"/>
+        <w:ind w:firstLine="0"/>
+        <w:jc w:val="left"/>
+      </w:pPr>
+      <w:r>
+        <w:rPr>
+          <w:rFonts w:eastAsia="Courier New" w:cs="Courier New"/>
         </w:rPr>
         <w:t xml:space="preserve">    }</w:t>
       </w:r>
     </w:p>
     <w:p>
       <w:pPr>
-        <w:ind w:left="567" w:firstLine="0"/>
-      </w:pPr>
-      <w:r>
-        <w:rPr>
-          <w:rFonts w:ascii="Courier New" w:eastAsia="Courier New" w:hAnsi="Courier New" w:cs="Courier New"/>
-          <w:sz w:val="21"/>
+        <w:ind w:firstLine="0"/>
+        <w:jc w:val="left"/>
+      </w:pPr>
+      <w:r>
+        <w:rPr>
+          <w:rFonts w:eastAsia="Courier New" w:cs="Courier New"/>
         </w:rPr>
         <w:t xml:space="preserve">    return 0;</w:t>
       </w:r>
     </w:p>
     <w:p>
       <w:pPr>
-        <w:ind w:left="567" w:firstLine="0"/>
-      </w:pPr>
-      <w:r>
-        <w:rPr>
-          <w:rFonts w:ascii="Courier New" w:eastAsia="Courier New" w:hAnsi="Courier New" w:cs="Courier New"/>
-          <w:sz w:val="21"/>
+        <w:ind w:firstLine="0"/>
+        <w:jc w:val="left"/>
+      </w:pPr>
+      <w:r>
+        <w:rPr>
+          <w:rFonts w:eastAsia="Courier New" w:cs="Courier New"/>
         </w:rPr>
         <w:t>}</w:t>
       </w:r>
@@ -7705,6 +7929,7 @@
         <w:keepNext/>
         <w:spacing w:before="240" w:after="120"/>
         <w:ind w:firstLine="0"/>
+        <w:jc w:val="left"/>
       </w:pPr>
       <w:r>
         <w:rPr>
@@ -7715,273 +7940,250 @@
     </w:p>
     <w:p>
       <w:pPr>
+        <w:ind w:firstLine="0"/>
+        <w:jc w:val="left"/>
+      </w:pPr>
+      <w:r>
+        <w:rPr>
+          <w:rFonts w:eastAsia="Courier New" w:cs="Courier New"/>
+        </w:rPr>
+        <w:t>bool start(const wchar_t* app, std::wstring command, PROCESS_INFORMATION&amp; pi) {</w:t>
+      </w:r>
+    </w:p>
+    <w:p>
+      <w:pPr>
+        <w:ind w:firstLine="0"/>
+        <w:jc w:val="left"/>
+      </w:pPr>
+      <w:r>
+        <w:rPr>
+          <w:rFonts w:eastAsia="Courier New" w:cs="Courier New"/>
+        </w:rPr>
+        <w:t xml:space="preserve">    STARTUPINFOW si{ sizeof(si) };</w:t>
+      </w:r>
+    </w:p>
+    <w:p>
+      <w:pPr>
+        <w:ind w:firstLine="0"/>
+        <w:jc w:val="left"/>
+      </w:pPr>
+      <w:r>
+        <w:rPr>
+          <w:rFonts w:eastAsia="Courier New" w:cs="Courier New"/>
+        </w:rPr>
+        <w:t xml:space="preserve">    wchar_t* cmd = command.empty() ? nullptr : command.data();</w:t>
+      </w:r>
+    </w:p>
+    <w:p>
+      <w:pPr>
         <w:ind w:left="567" w:firstLine="0"/>
-      </w:pPr>
-      <w:r>
-        <w:rPr>
-          <w:rFonts w:ascii="Courier New" w:eastAsia="Courier New" w:hAnsi="Courier New" w:cs="Courier New"/>
-          <w:sz w:val="21"/>
-        </w:rPr>
-        <w:t>bool start(const wchar_t* app, std::wstring command, PROCESS_INFORMATION&amp; pi) {</w:t>
-      </w:r>
-    </w:p>
-    <w:p>
-      <w:pPr>
-        <w:ind w:left="567" w:firstLine="0"/>
-      </w:pPr>
-      <w:r>
-        <w:rPr>
-          <w:rFonts w:ascii="Courier New" w:eastAsia="Courier New" w:hAnsi="Courier New" w:cs="Courier New"/>
-          <w:sz w:val="21"/>
-        </w:rPr>
-        <w:t xml:space="preserve">    S</w:t>
-      </w:r>
-      <w:r>
-        <w:rPr>
-          <w:rFonts w:ascii="Courier New" w:eastAsia="Courier New" w:hAnsi="Courier New" w:cs="Courier New"/>
-          <w:sz w:val="21"/>
-        </w:rPr>
-        <w:t>TARTUPINFOW si{ sizeof(si) };</w:t>
-      </w:r>
-    </w:p>
-    <w:p>
-      <w:pPr>
-        <w:ind w:left="567" w:firstLine="0"/>
-      </w:pPr>
-      <w:r>
-        <w:rPr>
-          <w:rFonts w:ascii="Courier New" w:eastAsia="Courier New" w:hAnsi="Courier New" w:cs="Courier New"/>
-          <w:sz w:val="21"/>
-        </w:rPr>
-        <w:t xml:space="preserve">    wchar_t* cmd = command.empty() ? nullptr : command.data();</w:t>
-      </w:r>
-    </w:p>
-    <w:p>
-      <w:pPr>
-        <w:ind w:left="567" w:firstLine="0"/>
-      </w:pPr>
-      <w:r>
-        <w:rPr>
-          <w:rFonts w:ascii="Courier New" w:eastAsia="Courier New" w:hAnsi="Courier New" w:cs="Courier New"/>
-          <w:sz w:val="21"/>
-        </w:rPr>
-        <w:t xml:space="preserve">    if (!CreateProcessW(app, cmd, nullptr, nullptr, FALSE, CREATE_NEW_CONSOLE,</w:t>
-      </w:r>
-    </w:p>
-    <w:p>
-      <w:pPr>
-        <w:ind w:left="567" w:firstLine="0"/>
-      </w:pPr>
-      <w:r>
-        <w:rPr>
-          <w:rFonts w:ascii="Courier New" w:eastAsia="Courier New" w:hAnsi="Courier New" w:cs="Courier New"/>
-          <w:sz w:val="21"/>
+        <w:jc w:val="left"/>
+      </w:pPr>
+      <w:r>
+        <w:t xml:space="preserve">    if (!CreateProcessW(app, cmd, nullptr, nullptr, FALSE, 0,</w:t>
+      </w:r>
+    </w:p>
+    <w:p>
+      <w:pPr>
+        <w:ind w:firstLine="0"/>
+        <w:jc w:val="left"/>
+      </w:pPr>
+      <w:r>
+        <w:rPr>
+          <w:rFonts w:eastAsia="Courier New" w:cs="Courier New"/>
         </w:rPr>
         <w:t xml:space="preserve">                        nullptr, nullptr, &amp;si, &amp;pi)) {</w:t>
       </w:r>
     </w:p>
     <w:p>
       <w:pPr>
-        <w:ind w:left="567" w:firstLine="0"/>
-      </w:pPr>
-      <w:r>
-        <w:rPr>
-          <w:rFonts w:ascii="Courier New" w:eastAsia="Courier New" w:hAnsi="Courier New" w:cs="Courier New"/>
-          <w:sz w:val="21"/>
+        <w:ind w:firstLine="0"/>
+        <w:jc w:val="left"/>
+      </w:pPr>
+      <w:r>
+        <w:rPr>
+          <w:rFonts w:eastAsia="Courier New" w:cs="Courier New"/>
         </w:rPr>
         <w:t xml:space="preserve">        std::wcerr &lt;&lt; L"CreateProcess error: " &lt;&lt; GetLastError() &lt;&lt; L'\n';</w:t>
       </w:r>
     </w:p>
     <w:p>
       <w:pPr>
-        <w:ind w:left="567" w:firstLine="0"/>
-      </w:pPr>
-      <w:r>
-        <w:rPr>
-          <w:rFonts w:ascii="Courier New" w:eastAsia="Courier New" w:hAnsi="Courier New" w:cs="Courier New"/>
-          <w:sz w:val="21"/>
+        <w:ind w:firstLine="0"/>
+        <w:jc w:val="left"/>
+      </w:pPr>
+      <w:r>
+        <w:rPr>
+          <w:rFonts w:eastAsia="Courier New" w:cs="Courier New"/>
         </w:rPr>
         <w:t xml:space="preserve">        return false;</w:t>
       </w:r>
     </w:p>
     <w:p>
       <w:pPr>
-        <w:ind w:left="567" w:firstLine="0"/>
-      </w:pPr>
-      <w:r>
-        <w:rPr>
-          <w:rFonts w:ascii="Courier New" w:eastAsia="Courier New" w:hAnsi="Courier New" w:cs="Courier New"/>
-          <w:sz w:val="21"/>
+        <w:ind w:firstLine="0"/>
+        <w:jc w:val="left"/>
+      </w:pPr>
+      <w:r>
+        <w:rPr>
+          <w:rFonts w:eastAsia="Courier New" w:cs="Courier New"/>
         </w:rPr>
         <w:t xml:space="preserve">    }</w:t>
       </w:r>
     </w:p>
     <w:p>
       <w:pPr>
-        <w:ind w:left="567" w:firstLine="0"/>
-      </w:pPr>
-      <w:r>
-        <w:rPr>
-          <w:rFonts w:ascii="Courier New" w:eastAsia="Courier New" w:hAnsi="Courier New" w:cs="Courier New"/>
-          <w:sz w:val="21"/>
+        <w:ind w:firstLine="0"/>
+        <w:jc w:val="left"/>
+      </w:pPr>
+      <w:r>
+        <w:rPr>
+          <w:rFonts w:eastAsia="Courier New" w:cs="Courier New"/>
         </w:rPr>
         <w:t xml:space="preserve">    CloseHandle(pi.hThread);</w:t>
       </w:r>
     </w:p>
     <w:p>
       <w:pPr>
-        <w:ind w:left="567" w:firstLine="0"/>
-      </w:pPr>
-      <w:r>
-        <w:rPr>
-          <w:rFonts w:ascii="Courier New" w:eastAsia="Courier New" w:hAnsi="Courier New" w:cs="Courier New"/>
-          <w:sz w:val="21"/>
+        <w:ind w:firstLine="0"/>
+        <w:jc w:val="left"/>
+      </w:pPr>
+      <w:r>
+        <w:rPr>
+          <w:rFonts w:eastAsia="Courier New" w:cs="Courier New"/>
         </w:rPr>
         <w:t xml:space="preserve">    return true;</w:t>
       </w:r>
     </w:p>
     <w:p>
       <w:pPr>
-        <w:ind w:left="567" w:firstLine="0"/>
-      </w:pPr>
-      <w:r>
-        <w:rPr>
-          <w:rFonts w:ascii="Courier New" w:eastAsia="Courier New" w:hAnsi="Courier New" w:cs="Courier New"/>
-          <w:sz w:val="21"/>
+        <w:ind w:firstLine="0"/>
+        <w:jc w:val="left"/>
+      </w:pPr>
+      <w:r>
+        <w:rPr>
+          <w:rFonts w:eastAsia="Courier New" w:cs="Courier New"/>
         </w:rPr>
         <w:t>}</w:t>
       </w:r>
     </w:p>
     <w:p>
       <w:pPr>
-        <w:ind w:left="567" w:firstLine="0"/>
-      </w:pPr>
-      <w:r>
-        <w:rPr>
-          <w:rFonts w:ascii="Courier New" w:eastAsia="Courier New" w:hAnsi="Courier New" w:cs="Courier New"/>
-          <w:sz w:val="21"/>
+        <w:ind w:firstLine="0"/>
+        <w:jc w:val="left"/>
+      </w:pPr>
+      <w:r>
+        <w:rPr>
+          <w:rFonts w:eastAsia="Courier New" w:cs="Courier New"/>
         </w:rPr>
         <w:t xml:space="preserve"> </w:t>
       </w:r>
     </w:p>
     <w:p>
       <w:pPr>
-        <w:ind w:left="567" w:firstLine="0"/>
-      </w:pPr>
-      <w:r>
-        <w:rPr>
-          <w:rFonts w:ascii="Courier New" w:eastAsia="Courier New" w:hAnsi="Courier New" w:cs="Courier New"/>
-          <w:sz w:val="21"/>
-        </w:rPr>
-        <w:t>// Lab-03a: три требуемых варианта параметров Cr</w:t>
-      </w:r>
-      <w:r>
-        <w:rPr>
-          <w:rFonts w:ascii="Courier New" w:eastAsia="Courier New" w:hAnsi="Courier New" w:cs="Courier New"/>
-          <w:sz w:val="21"/>
-        </w:rPr>
-        <w:t>eateProcessW.</w:t>
-      </w:r>
-    </w:p>
-    <w:p>
-      <w:pPr>
-        <w:ind w:left="567" w:firstLine="0"/>
-      </w:pPr>
-      <w:r>
-        <w:rPr>
-          <w:rFonts w:ascii="Courier New" w:eastAsia="Courier New" w:hAnsi="Courier New" w:cs="Courier New"/>
-          <w:sz w:val="21"/>
+        <w:ind w:firstLine="0"/>
+        <w:jc w:val="left"/>
+      </w:pPr>
+      <w:r>
+        <w:rPr>
+          <w:rFonts w:eastAsia="Courier New" w:cs="Courier New"/>
+        </w:rPr>
+        <w:t>// Lab-03a: три требуемых варианта параметров CreateProcessW.</w:t>
+      </w:r>
+    </w:p>
+    <w:p>
+      <w:pPr>
+        <w:ind w:firstLine="0"/>
+        <w:jc w:val="left"/>
+      </w:pPr>
+      <w:r>
+        <w:rPr>
+          <w:rFonts w:eastAsia="Courier New" w:cs="Courier New"/>
         </w:rPr>
         <w:t>PROCESS_INFORMATION children[3]{};</w:t>
       </w:r>
     </w:p>
     <w:p>
       <w:pPr>
-        <w:ind w:left="567" w:firstLine="0"/>
-      </w:pPr>
-      <w:r>
-        <w:rPr>
-          <w:rFonts w:ascii="Courier New" w:eastAsia="Courier New" w:hAnsi="Courier New" w:cs="Courier New"/>
-          <w:sz w:val="21"/>
+        <w:ind w:firstLine="0"/>
+        <w:jc w:val="left"/>
+      </w:pPr>
+      <w:r>
+        <w:rPr>
+          <w:rFonts w:eastAsia="Courier New" w:cs="Courier New"/>
         </w:rPr>
         <w:t>start(L"D:\\Lab-03x.exe 50", L"", children[0]);</w:t>
       </w:r>
     </w:p>
     <w:p>
       <w:pPr>
-        <w:ind w:left="567" w:firstLine="0"/>
-      </w:pPr>
-      <w:r>
-        <w:rPr>
-          <w:rFonts w:ascii="Courier New" w:eastAsia="Courier New" w:hAnsi="Courier New" w:cs="Courier New"/>
-          <w:sz w:val="21"/>
+        <w:ind w:firstLine="0"/>
+        <w:jc w:val="left"/>
+      </w:pPr>
+      <w:r>
+        <w:rPr>
+          <w:rFonts w:eastAsia="Courier New" w:cs="Courier New"/>
         </w:rPr>
         <w:t>start(nullptr, L"\"D:\\Lab-03x.exe\" 50", children[1]);</w:t>
       </w:r>
     </w:p>
     <w:p>
       <w:pPr>
-        <w:ind w:left="567" w:firstLine="0"/>
-      </w:pPr>
-      <w:r>
-        <w:rPr>
-          <w:rFonts w:ascii="Courier New" w:eastAsia="Courier New" w:hAnsi="Courier New" w:cs="Courier New"/>
-          <w:sz w:val="21"/>
-        </w:rPr>
+        <w:ind w:firstLine="0"/>
+        <w:jc w:val="left"/>
+      </w:pPr>
+      <w:r>
+        <w:rPr>
+          <w:rFonts w:eastAsia="Courier New" w:cs="Courier New"/>
+        </w:rPr>
+        <w:lastRenderedPageBreak/>
         <w:t>start(L"D:\\Lab-03x.exe", L" 50", children[2]);</w:t>
       </w:r>
     </w:p>
     <w:p>
       <w:pPr>
-        <w:ind w:left="567" w:firstLine="0"/>
-      </w:pPr>
-      <w:r>
-        <w:rPr>
-          <w:rFonts w:ascii="Courier New" w:eastAsia="Courier New" w:hAnsi="Courier New" w:cs="Courier New"/>
-          <w:sz w:val="21"/>
+        <w:ind w:firstLine="0"/>
+        <w:jc w:val="left"/>
+      </w:pPr>
+      <w:r>
+        <w:rPr>
+          <w:rFonts w:eastAsia="Courier New" w:cs="Courier New"/>
         </w:rPr>
         <w:t xml:space="preserve"> </w:t>
       </w:r>
     </w:p>
     <w:p>
       <w:pPr>
-        <w:ind w:left="567" w:firstLine="0"/>
-      </w:pPr>
-      <w:r>
-        <w:rPr>
-          <w:rFonts w:ascii="Courier New" w:eastAsia="Courier New" w:hAnsi="Courier New" w:cs="Courier New"/>
-          <w:sz w:val="21"/>
-        </w:rPr>
-        <w:t>// Ожидать нужно только процессы, которые действитель</w:t>
-      </w:r>
-      <w:r>
-        <w:rPr>
-          <w:rFonts w:ascii="Courier New" w:eastAsia="Courier New" w:hAnsi="Courier New" w:cs="Courier New"/>
-          <w:sz w:val="21"/>
-        </w:rPr>
-        <w:t>но были созданы.</w:t>
-      </w:r>
-    </w:p>
-    <w:p>
-      <w:pPr>
-        <w:ind w:left="567" w:firstLine="0"/>
-      </w:pPr>
-      <w:r>
-        <w:rPr>
-          <w:rFonts w:ascii="Courier New" w:eastAsia="Courier New" w:hAnsi="Courier New" w:cs="Courier New"/>
-          <w:sz w:val="21"/>
+        <w:ind w:firstLine="0"/>
+        <w:jc w:val="left"/>
+      </w:pPr>
+      <w:r>
+        <w:rPr>
+          <w:rFonts w:eastAsia="Courier New" w:cs="Courier New"/>
+        </w:rPr>
+        <w:t>// Ожидать нужно только процессы, которые действительно были созданы.</w:t>
+      </w:r>
+    </w:p>
+    <w:p>
+      <w:pPr>
+        <w:ind w:firstLine="0"/>
+        <w:jc w:val="left"/>
+      </w:pPr>
+      <w:r>
+        <w:rPr>
+          <w:rFonts w:eastAsia="Courier New" w:cs="Courier New"/>
         </w:rPr>
         <w:t>WaitForMultipleObjects(createdCount, handles, TRUE, INFINITE);</w:t>
       </w:r>
     </w:p>
     <w:p>
       <w:pPr>
-        <w:ind w:left="567" w:firstLine="0"/>
-      </w:pPr>
-      <w:r>
-        <w:rPr>
-          <w:rFonts w:ascii="Courier New" w:eastAsia="Courier New" w:hAnsi="Courier New" w:cs="Courier New"/>
-          <w:sz w:val="21"/>
+        <w:ind w:firstLine="0"/>
+        <w:jc w:val="left"/>
+      </w:pPr>
+      <w:r>
+        <w:rPr>
+          <w:rFonts w:eastAsia="Courier New" w:cs="Courier New"/>
         </w:rPr>
         <w:t>for (HANDLE handle : handles) CloseHandle(handle);</w:t>
       </w:r>
@@ -7991,6 +8193,7 @@
         <w:keepNext/>
         <w:spacing w:before="240" w:after="120"/>
         <w:ind w:firstLine="0"/>
+        <w:jc w:val="left"/>
       </w:pPr>
       <w:r>
         <w:rPr>
@@ -8001,94 +8204,86 @@
     </w:p>
     <w:p>
       <w:pPr>
-        <w:ind w:left="567" w:firstLine="0"/>
-      </w:pPr>
-      <w:r>
-        <w:rPr>
-          <w:rFonts w:ascii="Courier New" w:eastAsia="Courier New" w:hAnsi="Courier New" w:cs="Courier New"/>
-          <w:sz w:val="21"/>
+        <w:ind w:firstLine="0"/>
+        <w:jc w:val="left"/>
+      </w:pPr>
+      <w:r>
+        <w:rPr>
+          <w:rFonts w:eastAsia="Courier New" w:cs="Courier New"/>
         </w:rPr>
         <w:t>// Lab-03b: глобальное значение получает первый процесс.</w:t>
       </w:r>
     </w:p>
     <w:p>
       <w:pPr>
-        <w:ind w:left="567" w:firstLine="0"/>
-      </w:pPr>
-      <w:r>
-        <w:rPr>
-          <w:rFonts w:ascii="Courier New" w:eastAsia="Courier New" w:hAnsi="Courier New" w:cs="Courier New"/>
-          <w:sz w:val="21"/>
-        </w:rPr>
-        <w:lastRenderedPageBreak/>
+        <w:ind w:firstLine="0"/>
+        <w:jc w:val="left"/>
+      </w:pPr>
+      <w:r>
+        <w:rPr>
+          <w:rFonts w:eastAsia="Courier New" w:cs="Courier New"/>
+        </w:rPr>
         <w:t>start(L"D:\\Lab-03x.exe", L"", children[0]);</w:t>
       </w:r>
     </w:p>
     <w:p>
       <w:pPr>
-        <w:ind w:left="567" w:firstLine="0"/>
-      </w:pPr>
-      <w:r>
-        <w:rPr>
-          <w:rFonts w:ascii="Courier New" w:eastAsia="Courier New" w:hAnsi="Courier New" w:cs="Courier New"/>
-          <w:sz w:val="21"/>
+        <w:ind w:firstLine="0"/>
+        <w:jc w:val="left"/>
+      </w:pPr>
+      <w:r>
+        <w:rPr>
+          <w:rFonts w:eastAsia="Courier New" w:cs="Courier New"/>
         </w:rPr>
         <w:t>// Второй получает явный аргумент.</w:t>
       </w:r>
     </w:p>
     <w:p>
       <w:pPr>
-        <w:ind w:left="567" w:firstLine="0"/>
-      </w:pPr>
-      <w:r>
-        <w:rPr>
-          <w:rFonts w:ascii="Courier New" w:eastAsia="Courier New" w:hAnsi="Courier New" w:cs="Courier New"/>
-          <w:sz w:val="21"/>
+        <w:ind w:firstLine="0"/>
+        <w:jc w:val="left"/>
+      </w:pPr>
+      <w:r>
+        <w:rPr>
+          <w:rFonts w:eastAsia="Courier New" w:cs="Courier New"/>
         </w:rPr>
         <w:t>start(nullptr, L"\"D:\\Lab-03x.exe\" 7", children[1]);</w:t>
       </w:r>
     </w:p>
     <w:p>
       <w:pPr>
-        <w:ind w:left="567" w:firstLine="0"/>
-      </w:pPr>
-      <w:r>
-        <w:rPr>
-          <w:rFonts w:ascii="Courier New" w:eastAsia="Courier New" w:hAnsi="Courier New" w:cs="Courier New"/>
-          <w:sz w:val="21"/>
+        <w:ind w:firstLine="0"/>
+        <w:jc w:val="left"/>
+      </w:pPr>
+      <w:r>
+        <w:rPr>
+          <w:rFonts w:eastAsia="Courier New" w:cs="Courier New"/>
         </w:rPr>
         <w:t>// Третий наследует локальное значение среды родителя.</w:t>
       </w:r>
     </w:p>
     <w:p>
       <w:pPr>
-        <w:ind w:left="567" w:firstLine="0"/>
-      </w:pPr>
-      <w:r>
-        <w:rPr>
-          <w:rFonts w:ascii="Courier New" w:eastAsia="Courier New" w:hAnsi="Courier New" w:cs="Courier New"/>
-          <w:sz w:val="21"/>
+        <w:ind w:firstLine="0"/>
+        <w:jc w:val="left"/>
+      </w:pPr>
+      <w:r>
+        <w:rPr>
+          <w:rFonts w:eastAsia="Courier New" w:cs="Courier New"/>
         </w:rPr>
         <w:t>SetEnvironmentVariableW(L"ITER_NUM", L"9");</w:t>
       </w:r>
     </w:p>
     <w:p>
       <w:pPr>
-        <w:ind w:left="567" w:firstLine="0"/>
-      </w:pPr>
-      <w:r>
-        <w:rPr>
-          <w:rFonts w:ascii="Courier New" w:eastAsia="Courier New" w:hAnsi="Courier New" w:cs="Courier New"/>
-          <w:sz w:val="21"/>
-        </w:rPr>
-        <w:t>start(L"D:\\Lab-03x.ex</w:t>
-      </w:r>
-      <w:r>
-        <w:rPr>
-          <w:rFonts w:ascii="Courier New" w:eastAsia="Courier New" w:hAnsi="Courier New" w:cs="Courier New"/>
-          <w:sz w:val="21"/>
-        </w:rPr>
-        <w:t>e", L"", children[2]);</w:t>
+        <w:ind w:firstLine="0"/>
+        <w:jc w:val="left"/>
+      </w:pPr>
+      <w:r>
+        <w:rPr>
+          <w:rFonts w:eastAsia="Courier New" w:cs="Courier New"/>
+        </w:rPr>
+        <w:t>start(L"D:\\Lab-03x.exe", L"", children[2]);</w:t>
       </w:r>
     </w:p>
     <w:p>
@@ -8096,6 +8291,7 @@
         <w:keepNext/>
         <w:spacing w:before="240" w:after="120"/>
         <w:ind w:firstLine="0"/>
+        <w:jc w:val="left"/>
       </w:pPr>
       <w:r>
         <w:rPr>
@@ -8106,127 +8302,120 @@
     </w:p>
     <w:p>
       <w:pPr>
-        <w:ind w:left="567" w:firstLine="0"/>
-      </w:pPr>
-      <w:r>
-        <w:rPr>
-          <w:rFonts w:ascii="Courier New" w:eastAsia="Courier New" w:hAnsi="Courier New" w:cs="Courier New"/>
-          <w:sz w:val="21"/>
+        <w:ind w:firstLine="0"/>
+        <w:jc w:val="left"/>
+      </w:pPr>
+      <w:r>
+        <w:rPr>
+          <w:rFonts w:eastAsia="Courier New" w:cs="Courier New"/>
         </w:rPr>
         <w:t>HANDLE snapshot = CreateToolhelp32Snapshot(TH32CS_SNAPPROCESS, 0);</w:t>
       </w:r>
     </w:p>
     <w:p>
       <w:pPr>
-        <w:ind w:left="567" w:firstLine="0"/>
-      </w:pPr>
-      <w:r>
-        <w:rPr>
-          <w:rFonts w:ascii="Courier New" w:eastAsia="Courier New" w:hAnsi="Courier New" w:cs="Courier New"/>
-          <w:sz w:val="21"/>
+        <w:ind w:firstLine="0"/>
+        <w:jc w:val="left"/>
+      </w:pPr>
+      <w:r>
+        <w:rPr>
+          <w:rFonts w:eastAsia="Courier New" w:cs="Courier New"/>
         </w:rPr>
         <w:t>PROCESSENTRY32W entry{ sizeof(entry) };</w:t>
       </w:r>
     </w:p>
     <w:p>
       <w:pPr>
-        <w:ind w:left="567" w:firstLine="0"/>
-      </w:pPr>
-      <w:r>
-        <w:rPr>
-          <w:rFonts w:ascii="Courier New" w:eastAsia="Courier New" w:hAnsi="Courier New" w:cs="Courier New"/>
-          <w:sz w:val="21"/>
+        <w:ind w:firstLine="0"/>
+        <w:jc w:val="left"/>
+      </w:pPr>
+      <w:r>
+        <w:rPr>
+          <w:rFonts w:eastAsia="Courier New" w:cs="Courier New"/>
         </w:rPr>
         <w:t>if (snapshot == INVALID_HANDLE_VALUE) return 1;</w:t>
       </w:r>
     </w:p>
     <w:p>
       <w:pPr>
-        <w:ind w:left="567" w:firstLine="0"/>
-      </w:pPr>
-      <w:r>
-        <w:rPr>
-          <w:rFonts w:ascii="Courier New" w:eastAsia="Courier New" w:hAnsi="Courier New" w:cs="Courier New"/>
-          <w:sz w:val="21"/>
-        </w:rPr>
-        <w:t>if (Process32FirstW(snapshot, &amp;entry))</w:t>
-      </w:r>
-      <w:r>
-        <w:rPr>
-          <w:rFonts w:ascii="Courier New" w:eastAsia="Courier New" w:hAnsi="Courier New" w:cs="Courier New"/>
-          <w:sz w:val="21"/>
-        </w:rPr>
-        <w:t xml:space="preserve"> {</w:t>
-      </w:r>
-    </w:p>
-    <w:p>
-      <w:pPr>
-        <w:ind w:left="567" w:firstLine="0"/>
-      </w:pPr>
-      <w:r>
-        <w:rPr>
-          <w:rFonts w:ascii="Courier New" w:eastAsia="Courier New" w:hAnsi="Courier New" w:cs="Courier New"/>
-          <w:sz w:val="21"/>
+        <w:ind w:firstLine="0"/>
+        <w:jc w:val="left"/>
+      </w:pPr>
+      <w:r>
+        <w:rPr>
+          <w:rFonts w:eastAsia="Courier New" w:cs="Courier New"/>
+        </w:rPr>
+        <w:t>if (Process32FirstW(snapshot, &amp;entry)) {</w:t>
+      </w:r>
+    </w:p>
+    <w:p>
+      <w:pPr>
+        <w:ind w:firstLine="0"/>
+        <w:jc w:val="left"/>
+      </w:pPr>
+      <w:r>
+        <w:rPr>
+          <w:rFonts w:eastAsia="Courier New" w:cs="Courier New"/>
         </w:rPr>
         <w:t xml:space="preserve">    do {</w:t>
       </w:r>
     </w:p>
     <w:p>
       <w:pPr>
-        <w:ind w:left="567" w:firstLine="0"/>
-      </w:pPr>
-      <w:r>
-        <w:rPr>
-          <w:rFonts w:ascii="Courier New" w:eastAsia="Courier New" w:hAnsi="Courier New" w:cs="Courier New"/>
-          <w:sz w:val="21"/>
+        <w:ind w:firstLine="0"/>
+        <w:jc w:val="left"/>
+      </w:pPr>
+      <w:r>
+        <w:rPr>
+          <w:rFonts w:eastAsia="Courier New" w:cs="Courier New"/>
         </w:rPr>
         <w:t xml:space="preserve">        std::wcout &lt;&lt; entry.szExeFile &lt;&lt; L" PID=" &lt;&lt; entry.th32ProcessID</w:t>
       </w:r>
     </w:p>
     <w:p>
       <w:pPr>
-        <w:ind w:left="567" w:firstLine="0"/>
-      </w:pPr>
-      <w:r>
-        <w:rPr>
-          <w:rFonts w:ascii="Courier New" w:eastAsia="Courier New" w:hAnsi="Courier New" w:cs="Courier New"/>
-          <w:sz w:val="21"/>
+        <w:ind w:firstLine="0"/>
+        <w:jc w:val="left"/>
+      </w:pPr>
+      <w:r>
+        <w:rPr>
+          <w:rFonts w:eastAsia="Courier New" w:cs="Courier New"/>
         </w:rPr>
         <w:t xml:space="preserve">                   &lt;&lt; L" PPID=" &lt;&lt; entry.th32ParentProcessID &lt;&lt; L'\n';</w:t>
       </w:r>
     </w:p>
     <w:p>
       <w:pPr>
-        <w:ind w:left="567" w:firstLine="0"/>
-      </w:pPr>
-      <w:r>
-        <w:rPr>
-          <w:rFonts w:ascii="Courier New" w:eastAsia="Courier New" w:hAnsi="Courier New" w:cs="Courier New"/>
-          <w:sz w:val="21"/>
+        <w:ind w:firstLine="0"/>
+        <w:jc w:val="left"/>
+      </w:pPr>
+      <w:r>
+        <w:rPr>
+          <w:rFonts w:eastAsia="Courier New" w:cs="Courier New"/>
         </w:rPr>
         <w:t xml:space="preserve">    } while (Process32NextW(snapshot, &amp;entry));</w:t>
       </w:r>
     </w:p>
     <w:p>
       <w:pPr>
-        <w:ind w:left="567" w:firstLine="0"/>
-      </w:pPr>
-      <w:r>
-        <w:rPr>
-          <w:rFonts w:ascii="Courier New" w:eastAsia="Courier New" w:hAnsi="Courier New" w:cs="Courier New"/>
-          <w:sz w:val="21"/>
+        <w:ind w:firstLine="0"/>
+        <w:jc w:val="left"/>
+      </w:pPr>
+      <w:r>
+        <w:rPr>
+          <w:rFonts w:eastAsia="Courier New" w:cs="Courier New"/>
         </w:rPr>
         <w:t>}</w:t>
       </w:r>
     </w:p>
     <w:p>
       <w:pPr>
-        <w:ind w:left="567" w:firstLine="0"/>
-      </w:pPr>
-      <w:r>
-        <w:rPr>
-          <w:rFonts w:ascii="Courier New" w:eastAsia="Courier New" w:hAnsi="Courier New" w:cs="Courier New"/>
-          <w:sz w:val="21"/>
+        <w:ind w:firstLine="0"/>
+        <w:jc w:val="left"/>
+      </w:pPr>
+      <w:r>
+        <w:rPr>
+          <w:rFonts w:eastAsia="Courier New" w:cs="Courier New"/>
         </w:rPr>
         <w:t>CloseHandle(snapshot);</w:t>
       </w:r>
@@ -8236,284 +8425,191 @@
         <w:keepNext/>
         <w:spacing w:before="240" w:after="120"/>
         <w:ind w:firstLine="0"/>
+        <w:jc w:val="left"/>
       </w:pPr>
       <w:r>
         <w:rPr>
           <w:b/>
         </w:rPr>
-        <w:t>Листинг А.5 – Основные опер</w:t>
-      </w:r>
-      <w:r>
-        <w:rPr>
-          <w:b/>
-        </w:rPr>
-        <w:t>ации Lab-03d</w:t>
-      </w:r>
-    </w:p>
-    <w:p>
-      <w:pPr>
-        <w:ind w:left="567" w:firstLine="0"/>
-      </w:pPr>
-      <w:r>
-        <w:rPr>
-          <w:rFonts w:ascii="Courier New" w:eastAsia="Courier New" w:hAnsi="Courier New" w:cs="Courier New"/>
-          <w:sz w:val="21"/>
-        </w:rPr>
-        <w:t>int gcd(int a, int b) {</w:t>
-      </w:r>
-    </w:p>
-    <w:p>
-      <w:pPr>
-        <w:ind w:left="567" w:firstLine="0"/>
-      </w:pPr>
-      <w:r>
-        <w:rPr>
-          <w:rFonts w:ascii="Courier New" w:eastAsia="Courier New" w:hAnsi="Courier New" w:cs="Courier New"/>
-          <w:sz w:val="21"/>
-        </w:rPr>
-        <w:t xml:space="preserve">    while (b != 0) { int t = a % b; a = b; b = t; }</w:t>
-      </w:r>
-    </w:p>
-    <w:p>
-      <w:pPr>
-        <w:ind w:left="567" w:firstLine="0"/>
-      </w:pPr>
-      <w:r>
-        <w:rPr>
-          <w:rFonts w:ascii="Courier New" w:eastAsia="Courier New" w:hAnsi="Courier New" w:cs="Courier New"/>
-          <w:sz w:val="21"/>
-        </w:rPr>
-        <w:t xml:space="preserve">    return a;</w:t>
-      </w:r>
-    </w:p>
-    <w:p>
-      <w:pPr>
-        <w:ind w:left="567" w:firstLine="0"/>
-      </w:pPr>
-      <w:r>
-        <w:rPr>
-          <w:rFonts w:ascii="Courier New" w:eastAsia="Courier New" w:hAnsi="Courier New" w:cs="Courier New"/>
-          <w:sz w:val="21"/>
-        </w:rPr>
+        <w:t>Листинг А.5 – Основные операции Lab-03d</w:t>
+      </w:r>
+    </w:p>
+    <w:p>
+      <w:pPr>
+        <w:ind w:firstLine="0"/>
+        <w:jc w:val="left"/>
+      </w:pPr>
+      <w:r>
+        <w:t>// Каждая итерация создаёт отдельный канал для одного клиента.</w:t>
+      </w:r>
+    </w:p>
+    <w:p>
+      <w:pPr>
+        <w:ind w:firstLine="0"/>
+        <w:jc w:val="left"/>
+      </w:pPr>
+      <w:r>
+        <w:t>for (int i = 0; i &lt; processCount; ++i) {</w:t>
+      </w:r>
+    </w:p>
+    <w:p>
+      <w:pPr>
+        <w:ind w:firstLine="0"/>
+        <w:jc w:val="left"/>
+      </w:pPr>
+      <w:r>
+        <w:t xml:space="preserve">    SECURITY_ATTRIBUTES sa{sizeof(sa), nullptr, TRUE};</w:t>
+      </w:r>
+    </w:p>
+    <w:p>
+      <w:pPr>
+        <w:ind w:firstLine="0"/>
+        <w:jc w:val="left"/>
+      </w:pPr>
+      <w:r>
+        <w:t xml:space="preserve">    HANDLE readPipe{}, writePipe{};</w:t>
+      </w:r>
+    </w:p>
+    <w:p>
+      <w:pPr>
+        <w:ind w:firstLine="0"/>
+        <w:jc w:val="left"/>
+      </w:pPr>
+      <w:r>
+        <w:t xml:space="preserve">    CreatePipe(&amp;readPipe, &amp;writePipe, &amp;sa, 0);</w:t>
+      </w:r>
+    </w:p>
+    <w:p>
+      <w:pPr>
+        <w:ind w:firstLine="0"/>
+        <w:jc w:val="left"/>
+      </w:pPr>
+      <w:r>
+        <w:t xml:space="preserve">    SetHandleInformation(readPipe, HANDLE_FLAG_INHERIT, 0);</w:t>
+      </w:r>
+    </w:p>
+    <w:p>
+      <w:pPr>
+        <w:ind w:firstLine="0"/>
+        <w:jc w:val="left"/>
+      </w:pPr>
+      <w:r>
+        <w:t xml:space="preserve">    STARTUPINFOW si{sizeof(si)};</w:t>
+      </w:r>
+    </w:p>
+    <w:p>
+      <w:pPr>
+        <w:ind w:firstLine="0"/>
+        <w:jc w:val="left"/>
+      </w:pPr>
+      <w:r>
+        <w:t xml:space="preserve">    si.dwFlags = STARTF_U</w:t>
+      </w:r>
+      <w:r>
+        <w:t>SESTDHANDLES;</w:t>
+      </w:r>
+    </w:p>
+    <w:p>
+      <w:pPr>
+        <w:ind w:firstLine="0"/>
+        <w:jc w:val="left"/>
+      </w:pPr>
+      <w:r>
+        <w:t xml:space="preserve">    si.hStdOutput = writePipe;</w:t>
+      </w:r>
+    </w:p>
+    <w:p>
+      <w:pPr>
+        <w:ind w:firstLine="0"/>
+        <w:jc w:val="left"/>
+      </w:pPr>
+      <w:r>
+        <w:t xml:space="preserve">    si.hStdInput = GetStdHandle(STD_INPUT_HANDLE);</w:t>
+      </w:r>
+    </w:p>
+    <w:p>
+      <w:pPr>
+        <w:ind w:firstLine="0"/>
+        <w:jc w:val="left"/>
+      </w:pPr>
+      <w:r>
+        <w:t xml:space="preserve">    si.hStdError = GetStdHandle(STD_ERROR_HANDLE);</w:t>
+      </w:r>
+    </w:p>
+    <w:p>
+      <w:pPr>
+        <w:ind w:firstLine="0"/>
+        <w:jc w:val="left"/>
+      </w:pPr>
+      <w:r>
+        <w:t xml:space="preserve">    CreateProcessW(clientPath, commandLine.data(), nullptr, nullptr,</w:t>
+      </w:r>
+    </w:p>
+    <w:p>
+      <w:pPr>
+        <w:ind w:firstLine="0"/>
+        <w:jc w:val="left"/>
+      </w:pPr>
+      <w:r>
+        <w:t xml:space="preserve">                   TRUE, CREATE_NO_WINDO</w:t>
+      </w:r>
+      <w:r>
+        <w:t>W, nullptr, nullptr, &amp;si, &amp;pi);</w:t>
+      </w:r>
+    </w:p>
+    <w:p>
+      <w:pPr>
+        <w:ind w:firstLine="0"/>
+        <w:jc w:val="left"/>
+      </w:pPr>
+      <w:r>
+        <w:t xml:space="preserve">    CloseHandle(writePipe);</w:t>
+      </w:r>
+    </w:p>
+    <w:p>
+      <w:pPr>
+        <w:ind w:firstLine="0"/>
+        <w:jc w:val="left"/>
+      </w:pPr>
+      <w:r>
+        <w:t xml:space="preserve">    readPipes.push_back(readPipe);</w:t>
+      </w:r>
+    </w:p>
+    <w:p>
+      <w:pPr>
+        <w:ind w:firstLine="0"/>
+        <w:jc w:val="left"/>
+      </w:pPr>
+      <w:r>
+        <w:t xml:space="preserve">    processes.push_back(pi.hProcess);</w:t>
+      </w:r>
+    </w:p>
+    <w:p>
+      <w:pPr>
+        <w:ind w:firstLine="0"/>
+        <w:jc w:val="left"/>
+      </w:pPr>
+      <w:r>
+        <w:lastRenderedPageBreak/>
+        <w:t xml:space="preserve">    CloseHandle(pi.hThread);</w:t>
+      </w:r>
+    </w:p>
+    <w:p>
+      <w:pPr>
+        <w:ind w:firstLine="0"/>
+        <w:jc w:val="left"/>
+      </w:pPr>
+      <w:r>
         <w:t>}</w:t>
       </w:r>
     </w:p>
     <w:p>
       <w:pPr>
-        <w:ind w:left="567" w:firstLine="0"/>
-      </w:pPr>
-      <w:r>
-        <w:rPr>
-          <w:rFonts w:ascii="Courier New" w:eastAsia="Courier New" w:hAnsi="Courier New" w:cs="Courier New"/>
-          <w:sz w:val="21"/>
-        </w:rPr>
-        <w:t xml:space="preserve"> </w:t>
-      </w:r>
-    </w:p>
-    <w:p>
-      <w:pPr>
-        <w:ind w:left="567" w:firstLine="0"/>
-      </w:pPr>
-      <w:r>
-        <w:rPr>
-          <w:rFonts w:ascii="Courier New" w:eastAsia="Courier New" w:hAnsi="Courier New" w:cs="Courier New"/>
-          <w:sz w:val="21"/>
-        </w:rPr>
-        <w:t>// Клиент пишет найденные числа в унаследованный stdout канала.</w:t>
-      </w:r>
-    </w:p>
-    <w:p>
-      <w:pPr>
-        <w:ind w:left="567" w:firstLine="0"/>
-      </w:pPr>
-      <w:r>
-        <w:rPr>
-          <w:rFonts w:ascii="Courier New" w:eastAsia="Courier New" w:hAnsi="Courier New" w:cs="Courier New"/>
-          <w:sz w:val="21"/>
-        </w:rPr>
-        <w:t>for (int n = left; n &lt;= right; ++n) {</w:t>
-      </w:r>
-    </w:p>
-    <w:p>
-      <w:pPr>
-        <w:ind w:left="567" w:firstLine="0"/>
-      </w:pPr>
-      <w:r>
-        <w:rPr>
-          <w:rFonts w:ascii="Courier New" w:eastAsia="Courier New" w:hAnsi="Courier New" w:cs="Courier New"/>
-          <w:sz w:val="21"/>
-        </w:rPr>
-        <w:t xml:space="preserve">    if (gcd(n, m) == 1) std::cout &lt;&lt; n &lt;&lt; ' ';</w:t>
-      </w:r>
-    </w:p>
-    <w:p>
-      <w:pPr>
-        <w:ind w:left="567" w:firstLine="0"/>
-      </w:pPr>
-      <w:r>
-        <w:rPr>
-          <w:rFonts w:ascii="Courier New" w:eastAsia="Courier New" w:hAnsi="Courier New" w:cs="Courier New"/>
-          <w:sz w:val="21"/>
-        </w:rPr>
-        <w:t>}</w:t>
-      </w:r>
-    </w:p>
-    <w:p>
-      <w:pPr>
-        <w:ind w:left="567" w:firstLine="0"/>
-      </w:pPr>
-      <w:r>
-        <w:rPr>
-          <w:rFonts w:ascii="Courier New" w:eastAsia="Courier New" w:hAnsi="Courier New" w:cs="Courier New"/>
-          <w:sz w:val="21"/>
-        </w:rPr>
-        <w:t xml:space="preserve"> </w:t>
-      </w:r>
-    </w:p>
-    <w:p>
-      <w:pPr>
-        <w:ind w:left="567" w:firstLine="0"/>
-      </w:pPr>
-      <w:r>
-        <w:rPr>
-          <w:rFonts w:ascii="Courier New" w:eastAsia="Courier New" w:hAnsi="Courier New" w:cs="Courier New"/>
-          <w:sz w:val="21"/>
-        </w:rPr>
-        <w:t>// Сервер создаёт канал до дочерних процессов.</w:t>
-      </w:r>
-    </w:p>
-    <w:p>
-      <w:pPr>
-        <w:ind w:left="567" w:firstLine="0"/>
-      </w:pPr>
-      <w:r>
-        <w:rPr>
-          <w:rFonts w:ascii="Courier New" w:eastAsia="Courier New" w:hAnsi="Courier New" w:cs="Courier New"/>
-          <w:sz w:val="21"/>
-        </w:rPr>
-        <w:t>SECURITY_ATTRIBUTES sa{ sizeof(sa), nullptr, TRUE };</w:t>
-      </w:r>
-    </w:p>
-    <w:p>
-      <w:pPr>
-        <w:ind w:left="567" w:firstLine="0"/>
-      </w:pPr>
-      <w:r>
-        <w:rPr>
-          <w:rFonts w:ascii="Courier New" w:eastAsia="Courier New" w:hAnsi="Courier New" w:cs="Courier New"/>
-          <w:sz w:val="21"/>
-        </w:rPr>
-        <w:t>HANDLE readPipe{}, writePipe{};</w:t>
-      </w:r>
-    </w:p>
-    <w:p>
-      <w:pPr>
-        <w:ind w:left="567" w:firstLine="0"/>
-      </w:pPr>
-      <w:r>
-        <w:rPr>
-          <w:rFonts w:ascii="Courier New" w:eastAsia="Courier New" w:hAnsi="Courier New" w:cs="Courier New"/>
-          <w:sz w:val="21"/>
-        </w:rPr>
-        <w:t>CreatePipe(&amp;readPipe, &amp;writePipe, &amp;sa, 0);</w:t>
-      </w:r>
-    </w:p>
-    <w:p>
-      <w:pPr>
-        <w:ind w:left="567" w:firstLine="0"/>
-      </w:pPr>
-      <w:r>
-        <w:rPr>
-          <w:rFonts w:ascii="Courier New" w:eastAsia="Courier New" w:hAnsi="Courier New" w:cs="Courier New"/>
-          <w:sz w:val="21"/>
-        </w:rPr>
-        <w:t>SetHandleInformation(readPipe,</w:t>
-      </w:r>
-      <w:r>
-        <w:rPr>
-          <w:rFonts w:ascii="Courier New" w:eastAsia="Courier New" w:hAnsi="Courier New" w:cs="Courier New"/>
-          <w:sz w:val="21"/>
-        </w:rPr>
-        <w:t xml:space="preserve"> HANDLE_FLAG_INHERIT, 0);</w:t>
-      </w:r>
-    </w:p>
-    <w:p>
-      <w:pPr>
-        <w:ind w:left="567" w:firstLine="0"/>
-      </w:pPr>
-      <w:r>
-        <w:rPr>
-          <w:rFonts w:ascii="Courier New" w:eastAsia="Courier New" w:hAnsi="Courier New" w:cs="Courier New"/>
-          <w:sz w:val="21"/>
-        </w:rPr>
-        <w:t>STARTUPINFOW si{ sizeof(si) };</w:t>
-      </w:r>
-    </w:p>
-    <w:p>
-      <w:pPr>
-        <w:ind w:left="567" w:firstLine="0"/>
-      </w:pPr>
-      <w:r>
-        <w:rPr>
-          <w:rFonts w:ascii="Courier New" w:eastAsia="Courier New" w:hAnsi="Courier New" w:cs="Courier New"/>
-          <w:sz w:val="21"/>
-        </w:rPr>
-        <w:t>si.dwFlags = STARTF_USESTDHANDLES;</w:t>
-      </w:r>
-    </w:p>
-    <w:p>
-      <w:pPr>
-        <w:ind w:left="567" w:firstLine="0"/>
-      </w:pPr>
-      <w:r>
-        <w:rPr>
-          <w:rFonts w:ascii="Courier New" w:eastAsia="Courier New" w:hAnsi="Courier New" w:cs="Courier New"/>
-          <w:sz w:val="21"/>
-        </w:rPr>
-        <w:t>si.hStdOutput = writePipe;</w:t>
-      </w:r>
-    </w:p>
-    <w:p>
-      <w:pPr>
-        <w:ind w:left="567" w:firstLine="0"/>
-      </w:pPr>
-      <w:r>
-        <w:rPr>
-          <w:rFonts w:ascii="Courier New" w:eastAsia="Courier New" w:hAnsi="Courier New" w:cs="Courier New"/>
-          <w:sz w:val="21"/>
-        </w:rPr>
-        <w:t>si.hStdError = GetStdHandle(STD_ERROR_HANDLE);</w:t>
-      </w:r>
-    </w:p>
-    <w:p>
-      <w:pPr>
-        <w:ind w:left="567" w:firstLine="0"/>
-      </w:pPr>
-      <w:r>
-        <w:rPr>
-          <w:rFonts w:ascii="Courier New" w:eastAsia="Courier New" w:hAnsi="Courier New" w:cs="Courier New"/>
-          <w:sz w:val="21"/>
-        </w:rPr>
-        <w:t>CreateProcessW(clientPath, commandLine.data(), nullptr, nullptr, TRUE,</w:t>
-      </w:r>
-    </w:p>
-    <w:p>
-      <w:pPr>
-        <w:ind w:left="567" w:firstLine="0"/>
-      </w:pPr>
-      <w:r>
-        <w:rPr>
-          <w:rFonts w:ascii="Courier New" w:eastAsia="Courier New" w:hAnsi="Courier New" w:cs="Courier New"/>
-          <w:sz w:val="21"/>
-        </w:rPr>
-        <w:t xml:space="preserve">               CREA</w:t>
-      </w:r>
-      <w:r>
-        <w:rPr>
-          <w:rFonts w:ascii="Courier New" w:eastAsia="Courier New" w:hAnsi="Courier New" w:cs="Courier New"/>
-          <w:sz w:val="21"/>
-        </w:rPr>
-        <w:t>TE_NO_WINDOW, nullptr, nullptr, &amp;si, &amp;pi);</w:t>
+        <w:ind w:firstLine="0"/>
+        <w:jc w:val="left"/>
+      </w:pPr>
+      <w:r>
+        <w:t>// После запуска всех детей сервер читает каналы и ожидает детей.</w:t>
       </w:r>
     </w:p>
     <w:p>
@@ -8521,6 +8617,7 @@
         <w:keepNext/>
         <w:spacing w:before="240" w:after="120"/>
         <w:ind w:firstLine="0"/>
+        <w:jc w:val="left"/>
       </w:pPr>
       <w:r>
         <w:rPr>
@@ -8531,163 +8628,139 @@
     </w:p>
     <w:p>
       <w:pPr>
+        <w:ind w:firstLine="0"/>
+        <w:jc w:val="left"/>
+      </w:pPr>
+      <w:r>
+        <w:rPr>
+          <w:rFonts w:eastAsia="Courier New" w:cs="Courier New"/>
+        </w:rPr>
+        <w:t>// Родитель.</w:t>
+      </w:r>
+    </w:p>
+    <w:p>
+      <w:pPr>
+        <w:ind w:firstLine="0"/>
+        <w:jc w:val="left"/>
+      </w:pPr>
+      <w:r>
+        <w:rPr>
+          <w:rFonts w:eastAsia="Courier New" w:cs="Courier New"/>
+        </w:rPr>
+        <w:t>STARTUPINFOW si{ sizeof(si) };</w:t>
+      </w:r>
+    </w:p>
+    <w:p>
+      <w:pPr>
+        <w:ind w:firstLine="0"/>
+        <w:jc w:val="left"/>
+      </w:pPr>
+      <w:r>
+        <w:rPr>
+          <w:rFonts w:eastAsia="Courier New" w:cs="Courier New"/>
+        </w:rPr>
+        <w:t>si.lpTitle = const_cast&lt;wchar_t*&gt;(L"Hello, my dear child!");</w:t>
+      </w:r>
+    </w:p>
+    <w:p>
+      <w:pPr>
         <w:ind w:left="567" w:firstLine="0"/>
-      </w:pPr>
-      <w:r>
-        <w:rPr>
-          <w:rFonts w:ascii="Courier New" w:eastAsia="Courier New" w:hAnsi="Courier New" w:cs="Courier New"/>
-          <w:sz w:val="21"/>
-        </w:rPr>
-        <w:t>// Родитель.</w:t>
+        <w:jc w:val="left"/>
+      </w:pPr>
+      <w:r>
+        <w:t>CreateProcessW(L"Lab-03-startup-child.exe", nullptr, nullptr, nullptr, FALSE,</w:t>
       </w:r>
     </w:p>
     <w:p>
       <w:pPr>
         <w:ind w:left="567" w:firstLine="0"/>
-      </w:pPr>
-      <w:r>
-        <w:rPr>
-          <w:rFonts w:ascii="Courier New" w:eastAsia="Courier New" w:hAnsi="Courier New" w:cs="Courier New"/>
-          <w:sz w:val="21"/>
-        </w:rPr>
-        <w:t>STARTUPINFOW si{ sizeof(si) };</w:t>
-      </w:r>
-    </w:p>
-    <w:p>
-      <w:pPr>
-        <w:ind w:left="567" w:firstLine="0"/>
-      </w:pPr>
-      <w:r>
-        <w:rPr>
-          <w:rFonts w:ascii="Courier New" w:eastAsia="Courier New" w:hAnsi="Courier New" w:cs="Courier New"/>
-          <w:sz w:val="21"/>
-        </w:rPr>
-        <w:t>si.lpTitle = const_cast&lt;wchar_t*&gt;(L"Hello, my dear child!");</w:t>
-      </w:r>
-    </w:p>
-    <w:p>
-      <w:pPr>
-        <w:ind w:left="567" w:firstLine="0"/>
-      </w:pPr>
-      <w:r>
-        <w:rPr>
-          <w:rFonts w:ascii="Courier New" w:eastAsia="Courier New" w:hAnsi="Courier New" w:cs="Courier New"/>
-          <w:sz w:val="21"/>
-        </w:rPr>
-        <w:t>CreateProcessW(L"Lab-03-startup-child.exe", nullptr, nullptr</w:t>
-      </w:r>
-      <w:r>
-        <w:rPr>
-          <w:rFonts w:ascii="Courier New" w:eastAsia="Courier New" w:hAnsi="Courier New" w:cs="Courier New"/>
-          <w:sz w:val="21"/>
-        </w:rPr>
-        <w:t>, nullptr, FALSE,</w:t>
-      </w:r>
-    </w:p>
-    <w:p>
-      <w:pPr>
-        <w:ind w:left="567" w:firstLine="0"/>
-      </w:pPr>
-      <w:r>
-        <w:rPr>
-          <w:rFonts w:ascii="Courier New" w:eastAsia="Courier New" w:hAnsi="Courier New" w:cs="Courier New"/>
-          <w:sz w:val="21"/>
-        </w:rPr>
-        <w:t xml:space="preserve">               0, nullptr, nullptr, &amp;si, &amp;pi);</w:t>
-      </w:r>
-    </w:p>
-    <w:p>
-      <w:pPr>
-        <w:ind w:left="567" w:firstLine="0"/>
-      </w:pPr>
-      <w:r>
-        <w:rPr>
-          <w:rFonts w:ascii="Courier New" w:eastAsia="Courier New" w:hAnsi="Courier New" w:cs="Courier New"/>
-          <w:sz w:val="21"/>
+        <w:jc w:val="left"/>
+      </w:pPr>
+      <w:r>
+        <w:t xml:space="preserve">               CREATE_NEW_CONSOLE, nullptr, nullptr, &amp;si, &amp;pi);</w:t>
+      </w:r>
+    </w:p>
+    <w:p>
+      <w:pPr>
+        <w:ind w:firstLine="0"/>
+        <w:jc w:val="left"/>
+      </w:pPr>
+      <w:r>
+        <w:rPr>
+          <w:rFonts w:eastAsia="Courier New" w:cs="Courier New"/>
         </w:rPr>
         <w:t xml:space="preserve"> </w:t>
       </w:r>
     </w:p>
     <w:p>
       <w:pPr>
-        <w:ind w:left="567" w:firstLine="0"/>
-      </w:pPr>
-      <w:r>
-        <w:rPr>
-          <w:rFonts w:ascii="Courier New" w:eastAsia="Courier New" w:hAnsi="Courier New" w:cs="Courier New"/>
-          <w:sz w:val="21"/>
+        <w:ind w:firstLine="0"/>
+        <w:jc w:val="left"/>
+      </w:pPr>
+      <w:r>
+        <w:rPr>
+          <w:rFonts w:eastAsia="Courier New" w:cs="Courier New"/>
         </w:rPr>
         <w:t>// Ребёнок.</w:t>
       </w:r>
     </w:p>
     <w:p>
       <w:pPr>
-        <w:ind w:left="567" w:firstLine="0"/>
-      </w:pPr>
-      <w:r>
-        <w:rPr>
-          <w:rFonts w:ascii="Courier New" w:eastAsia="Courier New" w:hAnsi="Courier New" w:cs="Courier New"/>
-          <w:sz w:val="21"/>
+        <w:ind w:firstLine="0"/>
+        <w:jc w:val="left"/>
+      </w:pPr>
+      <w:r>
+        <w:rPr>
+          <w:rFonts w:eastAsia="Courier New" w:cs="Courier New"/>
         </w:rPr>
         <w:t>STARTUPINFOW received{};</w:t>
       </w:r>
     </w:p>
     <w:p>
       <w:pPr>
-        <w:ind w:left="567" w:firstLine="0"/>
-      </w:pPr>
-      <w:r>
-        <w:rPr>
-          <w:rFonts w:ascii="Courier New" w:eastAsia="Courier New" w:hAnsi="Courier New" w:cs="Courier New"/>
-          <w:sz w:val="21"/>
+        <w:ind w:firstLine="0"/>
+        <w:jc w:val="left"/>
+      </w:pPr>
+      <w:r>
+        <w:rPr>
+          <w:rFonts w:eastAsia="Courier New" w:cs="Courier New"/>
         </w:rPr>
         <w:t>GetStartupInfoW(&amp;received);</w:t>
       </w:r>
     </w:p>
     <w:p>
       <w:pPr>
-        <w:ind w:left="567" w:firstLine="0"/>
-      </w:pPr>
-      <w:r>
-        <w:rPr>
-          <w:rFonts w:ascii="Courier New" w:eastAsia="Courier New" w:hAnsi="Courier New" w:cs="Courier New"/>
-          <w:sz w:val="21"/>
+        <w:ind w:firstLine="0"/>
+        <w:jc w:val="left"/>
+      </w:pPr>
+      <w:r>
+        <w:rPr>
+          <w:rFonts w:eastAsia="Courier New" w:cs="Courier New"/>
         </w:rPr>
         <w:t>if (received.lpTitle) std::wcout &lt;&lt; received.lpTitle &lt;&lt; L'\n';</w:t>
       </w:r>
     </w:p>
     <w:p>
       <w:pPr>
-        <w:pageBreakBefore/>
-        <w:ind w:firstLine="0"/>
+        <w:pStyle w:val="1"/>
         <w:jc w:val="center"/>
       </w:pPr>
-      <w:r>
-        <w:rPr>
-          <w:b/>
+      <w:bookmarkStart w:id="39" w:name="_Toc242198924"/>
+      <w:r>
+        <w:rPr>
+          <w:rFonts w:ascii="Times New Roman" w:hAnsi="Times New Roman"/>
         </w:rPr>
         <w:lastRenderedPageBreak/>
-        <w:t>ПРИЛОЖЕНИЕ Б</w:t>
-      </w:r>
-    </w:p>
-    <w:p>
-      <w:pPr>
-        <w:spacing w:after="240"/>
-        <w:ind w:firstLine="0"/>
-        <w:jc w:val="center"/>
-      </w:pPr>
-      <w:r>
-        <w:rPr>
-          <w:b/>
-        </w:rPr>
-        <w:t>Ключевые листинги приложений Linux</w:t>
-      </w:r>
+        <w:t>ПРИЛОЖЕНИЕ Б Ключевые листинги приложений Linux</w:t>
+      </w:r>
+      <w:bookmarkEnd w:id="39"/>
     </w:p>
     <w:p>
       <w:pPr>
         <w:keepNext/>
         <w:spacing w:before="240" w:after="120"/>
         <w:ind w:firstLine="0"/>
+        <w:jc w:val="left"/>
       </w:pPr>
       <w:r>
         <w:rPr>
@@ -8698,223 +8771,226 @@
     </w:p>
     <w:p>
       <w:pPr>
+        <w:ind w:firstLine="0"/>
+        <w:jc w:val="left"/>
+      </w:pPr>
+      <w:r>
+        <w:rPr>
+          <w:rFonts w:eastAsia="Courier New" w:cs="Courier New"/>
+        </w:rPr>
+        <w:t>#include &lt;stdio.h&gt;</w:t>
+      </w:r>
+    </w:p>
+    <w:p>
+      <w:pPr>
+        <w:ind w:firstLine="0"/>
+        <w:jc w:val="left"/>
+      </w:pPr>
+      <w:r>
+        <w:rPr>
+          <w:rFonts w:eastAsia="Courier New" w:cs="Courier New"/>
+        </w:rPr>
+        <w:t>#include &lt;stdlib.h&gt;</w:t>
+      </w:r>
+    </w:p>
+    <w:p>
+      <w:pPr>
+        <w:ind w:firstLine="0"/>
+        <w:jc w:val="left"/>
+      </w:pPr>
+      <w:r>
+        <w:rPr>
+          <w:rFonts w:eastAsia="Courier New" w:cs="Courier New"/>
+        </w:rPr>
+        <w:t>#include &lt;unistd.h&gt;</w:t>
+      </w:r>
+    </w:p>
+    <w:p>
+      <w:pPr>
+        <w:ind w:firstLine="0"/>
+        <w:jc w:val="left"/>
+      </w:pPr>
+      <w:r>
+        <w:rPr>
+          <w:rFonts w:eastAsia="Courier New" w:cs="Courier New"/>
+        </w:rPr>
+        <w:t xml:space="preserve"> </w:t>
+      </w:r>
+    </w:p>
+    <w:p>
+      <w:pPr>
+        <w:ind w:firstLine="0"/>
+        <w:jc w:val="left"/>
+      </w:pPr>
+      <w:r>
+        <w:t>#include &lt;time.h&gt;</w:t>
+      </w:r>
+    </w:p>
+    <w:p>
+      <w:pPr>
+        <w:ind w:firstLine="0"/>
+        <w:jc w:val="left"/>
+      </w:pPr>
+      <w:r>
+        <w:rPr>
+          <w:rFonts w:eastAsia="Courier New" w:cs="Courier New"/>
+        </w:rPr>
+        <w:t>int main(int argc, char** argv) {</w:t>
+      </w:r>
+    </w:p>
+    <w:p>
+      <w:pPr>
+        <w:ind w:firstLine="0"/>
+        <w:jc w:val="left"/>
+      </w:pPr>
+      <w:r>
+        <w:rPr>
+          <w:rFonts w:eastAsia="Courier New" w:cs="Courier New"/>
+        </w:rPr>
+        <w:t xml:space="preserve">    const char* source = argc &gt; 1 ? argv[1] : getenv("ITER_NUM");</w:t>
+      </w:r>
+    </w:p>
+    <w:p>
+      <w:pPr>
+        <w:ind w:firstLine="0"/>
+        <w:jc w:val="left"/>
+      </w:pPr>
+      <w:r>
+        <w:rPr>
+          <w:rFonts w:eastAsia="Courier New" w:cs="Courier New"/>
+        </w:rPr>
+        <w:t xml:space="preserve">    if (!source) return 1;</w:t>
+      </w:r>
+    </w:p>
+    <w:p>
+      <w:pPr>
+        <w:ind w:firstLine="0"/>
+        <w:jc w:val="left"/>
+      </w:pPr>
+      <w:r>
+        <w:rPr>
+          <w:rFonts w:eastAsia="Courier New" w:cs="Courier New"/>
+        </w:rPr>
+        <w:t xml:space="preserve">    char* end = NULL;</w:t>
+      </w:r>
+    </w:p>
+    <w:p>
+      <w:pPr>
+        <w:ind w:firstLine="0"/>
+        <w:jc w:val="left"/>
+      </w:pPr>
+      <w:r>
+        <w:rPr>
+          <w:rFonts w:eastAsia="Courier New" w:cs="Courier New"/>
+        </w:rPr>
+        <w:t xml:space="preserve">    long count = strtol(source, &amp;end, 10);</w:t>
+      </w:r>
+    </w:p>
+    <w:p>
+      <w:pPr>
+        <w:ind w:firstLine="0"/>
+        <w:jc w:val="left"/>
+      </w:pPr>
+      <w:r>
+        <w:rPr>
+          <w:rFonts w:eastAsia="Courier New" w:cs="Courier New"/>
+        </w:rPr>
+        <w:t xml:space="preserve">    if (*source == '\0' || *end != '\0' || count &lt;= 0) return 1;</w:t>
+      </w:r>
+    </w:p>
+    <w:p>
+      <w:pPr>
+        <w:ind w:firstLine="0"/>
+        <w:jc w:val="left"/>
+      </w:pPr>
+      <w:r>
+        <w:rPr>
+          <w:rFonts w:eastAsia="Courier New" w:cs="Courier New"/>
+        </w:rPr>
+        <w:t xml:space="preserve">    printf("Iterations: %ld\n", count);</w:t>
+      </w:r>
+    </w:p>
+    <w:p>
+      <w:pPr>
+        <w:ind w:firstLine="0"/>
+        <w:jc w:val="left"/>
+      </w:pPr>
+      <w:r>
+        <w:rPr>
+          <w:rFonts w:eastAsia="Courier New" w:cs="Courier New"/>
+        </w:rPr>
+        <w:t xml:space="preserve">    for (long i = 0; i &lt; count; ++i) {</w:t>
+      </w:r>
+    </w:p>
+    <w:p>
+      <w:pPr>
+        <w:ind w:firstLine="0"/>
+        <w:jc w:val="left"/>
+      </w:pPr>
+      <w:r>
+        <w:rPr>
+          <w:rFonts w:eastAsia="Courier New" w:cs="Courier New"/>
+        </w:rPr>
+        <w:t xml:space="preserve">        printf("PID=%ld iteration=%ld\n", (long)getpid(), i + 1);</w:t>
+      </w:r>
+    </w:p>
+    <w:p>
+      <w:pPr>
+        <w:ind w:firstLine="0"/>
+        <w:jc w:val="left"/>
+      </w:pPr>
+      <w:r>
+        <w:rPr>
+          <w:rFonts w:eastAsia="Courier New" w:cs="Courier New"/>
+        </w:rPr>
+        <w:t xml:space="preserve">        fflush(stdout);</w:t>
+      </w:r>
+    </w:p>
+    <w:p>
+      <w:pPr>
         <w:ind w:left="567" w:firstLine="0"/>
-      </w:pPr>
-      <w:r>
-        <w:rPr>
-          <w:rFonts w:ascii="Courier New" w:eastAsia="Courier New" w:hAnsi="Courier New" w:cs="Courier New"/>
-          <w:sz w:val="21"/>
-        </w:rPr>
-        <w:t>#include &lt;stdio.h&gt;</w:t>
-      </w:r>
-    </w:p>
-    <w:p>
-      <w:pPr>
-        <w:ind w:left="567" w:firstLine="0"/>
-      </w:pPr>
-      <w:r>
-        <w:rPr>
-          <w:rFonts w:ascii="Courier New" w:eastAsia="Courier New" w:hAnsi="Courier New" w:cs="Courier New"/>
-          <w:sz w:val="21"/>
-        </w:rPr>
-        <w:t>#include &lt;stdlib.h&gt;</w:t>
-      </w:r>
-    </w:p>
-    <w:p>
-      <w:pPr>
-        <w:ind w:left="567" w:firstLine="0"/>
-      </w:pPr>
-      <w:r>
-        <w:rPr>
-          <w:rFonts w:ascii="Courier New" w:eastAsia="Courier New" w:hAnsi="Courier New" w:cs="Courier New"/>
-          <w:sz w:val="21"/>
-        </w:rPr>
-        <w:t>#include &lt;unistd.h&gt;</w:t>
-      </w:r>
-    </w:p>
-    <w:p>
-      <w:pPr>
-        <w:ind w:left="567" w:firstLine="0"/>
-      </w:pPr>
-      <w:r>
-        <w:rPr>
-          <w:rFonts w:ascii="Courier New" w:eastAsia="Courier New" w:hAnsi="Courier New" w:cs="Courier New"/>
-          <w:sz w:val="21"/>
-        </w:rPr>
-        <w:t xml:space="preserve"> </w:t>
-      </w:r>
-    </w:p>
-    <w:p>
-      <w:pPr>
-        <w:ind w:left="567" w:firstLine="0"/>
-      </w:pPr>
-      <w:r>
-        <w:rPr>
-          <w:rFonts w:ascii="Courier New" w:eastAsia="Courier New" w:hAnsi="Courier New" w:cs="Courier New"/>
-          <w:sz w:val="21"/>
-        </w:rPr>
-        <w:t>int main(int argc, char** argv) {</w:t>
-      </w:r>
-    </w:p>
-    <w:p>
-      <w:pPr>
-        <w:ind w:left="567" w:firstLine="0"/>
-      </w:pPr>
-      <w:r>
-        <w:rPr>
-          <w:rFonts w:ascii="Courier New" w:eastAsia="Courier New" w:hAnsi="Courier New" w:cs="Courier New"/>
-          <w:sz w:val="21"/>
-        </w:rPr>
-        <w:t xml:space="preserve">    const char* source = argc &gt; 1 ? argv[1] : getenv("ITER_NUM");</w:t>
-      </w:r>
-    </w:p>
-    <w:p>
-      <w:pPr>
-        <w:ind w:left="567" w:firstLine="0"/>
-      </w:pPr>
-      <w:r>
-        <w:rPr>
-          <w:rFonts w:ascii="Courier New" w:eastAsia="Courier New" w:hAnsi="Courier New" w:cs="Courier New"/>
-          <w:sz w:val="21"/>
-        </w:rPr>
-        <w:t xml:space="preserve">    if (!source) return 1;</w:t>
-      </w:r>
-    </w:p>
-    <w:p>
-      <w:pPr>
-        <w:ind w:left="567" w:firstLine="0"/>
-      </w:pPr>
-      <w:r>
-        <w:rPr>
-          <w:rFonts w:ascii="Courier New" w:eastAsia="Courier New" w:hAnsi="Courier New" w:cs="Courier New"/>
-          <w:sz w:val="21"/>
-        </w:rPr>
-        <w:t xml:space="preserve">    char* end = NULL;</w:t>
-      </w:r>
-    </w:p>
-    <w:p>
-      <w:pPr>
-        <w:ind w:left="567" w:firstLine="0"/>
-      </w:pPr>
-      <w:r>
-        <w:rPr>
-          <w:rFonts w:ascii="Courier New" w:eastAsia="Courier New" w:hAnsi="Courier New" w:cs="Courier New"/>
-          <w:sz w:val="21"/>
-        </w:rPr>
-        <w:t xml:space="preserve">    long count = strtol</w:t>
-      </w:r>
-      <w:r>
-        <w:rPr>
-          <w:rFonts w:ascii="Courier New" w:eastAsia="Courier New" w:hAnsi="Courier New" w:cs="Courier New"/>
-          <w:sz w:val="21"/>
-        </w:rPr>
-        <w:t>(source, &amp;end, 10);</w:t>
-      </w:r>
-    </w:p>
-    <w:p>
-      <w:pPr>
-        <w:ind w:left="567" w:firstLine="0"/>
-      </w:pPr>
-      <w:r>
-        <w:rPr>
-          <w:rFonts w:ascii="Courier New" w:eastAsia="Courier New" w:hAnsi="Courier New" w:cs="Courier New"/>
-          <w:sz w:val="21"/>
-        </w:rPr>
-        <w:t xml:space="preserve">    if (*source == '\0' || *end != '\0' || count &lt;= 0) return 1;</w:t>
-      </w:r>
-    </w:p>
-    <w:p>
-      <w:pPr>
-        <w:ind w:left="567" w:firstLine="0"/>
-      </w:pPr>
-      <w:r>
-        <w:rPr>
-          <w:rFonts w:ascii="Courier New" w:eastAsia="Courier New" w:hAnsi="Courier New" w:cs="Courier New"/>
-          <w:sz w:val="21"/>
-        </w:rPr>
-        <w:t xml:space="preserve">    printf("Iterations: %ld\n", count);</w:t>
-      </w:r>
-    </w:p>
-    <w:p>
-      <w:pPr>
-        <w:ind w:left="567" w:firstLine="0"/>
-      </w:pPr>
-      <w:r>
-        <w:rPr>
-          <w:rFonts w:ascii="Courier New" w:eastAsia="Courier New" w:hAnsi="Courier New" w:cs="Courier New"/>
-          <w:sz w:val="21"/>
-        </w:rPr>
-        <w:t xml:space="preserve">    for (long i = 0; i &lt; count; ++i) {</w:t>
-      </w:r>
-    </w:p>
-    <w:p>
-      <w:pPr>
-        <w:ind w:left="567" w:firstLine="0"/>
-      </w:pPr>
-      <w:r>
-        <w:rPr>
-          <w:rFonts w:ascii="Courier New" w:eastAsia="Courier New" w:hAnsi="Courier New" w:cs="Courier New"/>
-          <w:sz w:val="21"/>
-        </w:rPr>
-        <w:t xml:space="preserve">        printf("PID=%ld iteration=%ld\n", (long)getpid(), i + 1);</w:t>
-      </w:r>
-    </w:p>
-    <w:p>
-      <w:pPr>
-        <w:ind w:left="567" w:firstLine="0"/>
-      </w:pPr>
-      <w:r>
-        <w:rPr>
-          <w:rFonts w:ascii="Courier New" w:eastAsia="Courier New" w:hAnsi="Courier New" w:cs="Courier New"/>
-          <w:sz w:val="21"/>
-        </w:rPr>
-        <w:t xml:space="preserve">        fflush(stdout);</w:t>
-      </w:r>
-    </w:p>
-    <w:p>
-      <w:pPr>
-        <w:ind w:left="567" w:firstLine="0"/>
-      </w:pPr>
-      <w:r>
-        <w:rPr>
-          <w:rFonts w:ascii="Courier New" w:eastAsia="Courier New" w:hAnsi="Courier New" w:cs="Courier New"/>
-          <w:sz w:val="21"/>
-        </w:rPr>
-        <w:t xml:space="preserve">        usleep(500000);</w:t>
-      </w:r>
-    </w:p>
-    <w:p>
-      <w:pPr>
-        <w:ind w:left="567" w:firstLine="0"/>
-      </w:pPr>
-      <w:r>
-        <w:rPr>
-          <w:rFonts w:ascii="Courier New" w:eastAsia="Courier New" w:hAnsi="Courier New" w:cs="Courier New"/>
-          <w:sz w:val="21"/>
+        <w:jc w:val="left"/>
+      </w:pPr>
+      <w:r>
+        <w:t xml:space="preserve">        struct timespec delay = {0, 500000000L};</w:t>
+      </w:r>
+      <w:r>
+        <w:br/>
+        <w:t xml:space="preserve">        nanosleep(&amp;delay, NULL);</w:t>
+      </w:r>
+    </w:p>
+    <w:p>
+      <w:pPr>
+        <w:ind w:firstLine="0"/>
+        <w:jc w:val="left"/>
+      </w:pPr>
+      <w:r>
+        <w:rPr>
+          <w:rFonts w:eastAsia="Courier New" w:cs="Courier New"/>
         </w:rPr>
         <w:t xml:space="preserve">    }</w:t>
       </w:r>
     </w:p>
     <w:p>
       <w:pPr>
-        <w:ind w:left="567" w:firstLine="0"/>
-      </w:pPr>
-      <w:r>
-        <w:rPr>
-          <w:rFonts w:ascii="Courier New" w:eastAsia="Courier New" w:hAnsi="Courier New" w:cs="Courier New"/>
-          <w:sz w:val="21"/>
+        <w:ind w:firstLine="0"/>
+        <w:jc w:val="left"/>
+      </w:pPr>
+      <w:r>
+        <w:rPr>
+          <w:rFonts w:eastAsia="Courier New" w:cs="Courier New"/>
         </w:rPr>
         <w:t xml:space="preserve">    return 0;</w:t>
       </w:r>
     </w:p>
     <w:p>
       <w:pPr>
-        <w:ind w:left="567" w:firstLine="0"/>
-      </w:pPr>
-      <w:r>
-        <w:rPr>
-          <w:rFonts w:ascii="Courier New" w:eastAsia="Courier New" w:hAnsi="Courier New" w:cs="Courier New"/>
-          <w:sz w:val="21"/>
+        <w:ind w:firstLine="0"/>
+        <w:jc w:val="left"/>
+      </w:pPr>
+      <w:r>
+        <w:rPr>
+          <w:rFonts w:eastAsia="Courier New" w:cs="Courier New"/>
         </w:rPr>
         <w:t>}</w:t>
       </w:r>
@@ -8924,6 +9000,7 @@
         <w:keepNext/>
         <w:spacing w:before="240" w:after="120"/>
         <w:ind w:firstLine="0"/>
+        <w:jc w:val="left"/>
       </w:pPr>
       <w:r>
         <w:rPr>
@@ -8934,168 +9011,162 @@
     </w:p>
     <w:p>
       <w:pPr>
+        <w:ind w:firstLine="0"/>
+        <w:jc w:val="left"/>
+      </w:pPr>
+      <w:r>
+        <w:rPr>
+          <w:rFonts w:eastAsia="Courier New" w:cs="Courier New"/>
+        </w:rPr>
+        <w:t>pid_t first = fork();</w:t>
+      </w:r>
+    </w:p>
+    <w:p>
+      <w:pPr>
+        <w:ind w:firstLine="0"/>
+        <w:jc w:val="left"/>
+      </w:pPr>
+      <w:r>
+        <w:rPr>
+          <w:rFonts w:eastAsia="Courier New" w:cs="Courier New"/>
+        </w:rPr>
+        <w:t>if (first == 0) {</w:t>
+      </w:r>
+    </w:p>
+    <w:p>
+      <w:pPr>
         <w:ind w:left="567" w:firstLine="0"/>
-      </w:pPr>
-      <w:r>
-        <w:rPr>
-          <w:rFonts w:ascii="Courier New" w:eastAsia="Courier New" w:hAnsi="Courier New" w:cs="Courier New"/>
-          <w:sz w:val="21"/>
-        </w:rPr>
-        <w:t>pid_t first = fork();</w:t>
+        <w:jc w:val="left"/>
+      </w:pPr>
+      <w:r>
+        <w:t xml:space="preserve">    execl("./lab03x", "lab03x", "20", (char*)NULL);</w:t>
+      </w:r>
+    </w:p>
+    <w:p>
+      <w:pPr>
+        <w:ind w:firstLine="0"/>
+        <w:jc w:val="left"/>
+      </w:pPr>
+      <w:r>
+        <w:rPr>
+          <w:rFonts w:eastAsia="Courier New" w:cs="Courier New"/>
+        </w:rPr>
+        <w:t xml:space="preserve">    perror("execl"); _exit(127);</w:t>
+      </w:r>
+    </w:p>
+    <w:p>
+      <w:pPr>
+        <w:ind w:firstLine="0"/>
+        <w:jc w:val="left"/>
+      </w:pPr>
+      <w:r>
+        <w:rPr>
+          <w:rFonts w:eastAsia="Courier New" w:cs="Courier New"/>
+        </w:rPr>
+        <w:t>}</w:t>
+      </w:r>
+    </w:p>
+    <w:p>
+      <w:pPr>
+        <w:ind w:firstLine="0"/>
+        <w:jc w:val="left"/>
+      </w:pPr>
+      <w:r>
+        <w:rPr>
+          <w:rFonts w:eastAsia="Courier New" w:cs="Courier New"/>
+        </w:rPr>
+        <w:t>pid_t second = fork();</w:t>
+      </w:r>
+    </w:p>
+    <w:p>
+      <w:pPr>
+        <w:ind w:firstLine="0"/>
+        <w:jc w:val="left"/>
+      </w:pPr>
+      <w:r>
+        <w:rPr>
+          <w:rFonts w:eastAsia="Courier New" w:cs="Courier New"/>
+        </w:rPr>
+        <w:t>if (second == 0) {</w:t>
       </w:r>
     </w:p>
     <w:p>
       <w:pPr>
         <w:ind w:left="567" w:firstLine="0"/>
-      </w:pPr>
-      <w:r>
-        <w:rPr>
-          <w:rFonts w:ascii="Courier New" w:eastAsia="Courier New" w:hAnsi="Courier New" w:cs="Courier New"/>
-          <w:sz w:val="21"/>
-        </w:rPr>
-        <w:t>if (first == 0) {</w:t>
-      </w:r>
-    </w:p>
-    <w:p>
-      <w:pPr>
-        <w:ind w:left="567" w:firstLine="0"/>
-      </w:pPr>
-      <w:r>
-        <w:rPr>
-          <w:rFonts w:ascii="Courier New" w:eastAsia="Courier New" w:hAnsi="Courier New" w:cs="Courier New"/>
-          <w:sz w:val="21"/>
-        </w:rPr>
-        <w:t xml:space="preserve">    execl("./lab03x", "lab03x", "8", (char*)NULL);</w:t>
-      </w:r>
-    </w:p>
-    <w:p>
-      <w:pPr>
-        <w:ind w:left="567" w:firstLine="0"/>
-      </w:pPr>
-      <w:r>
-        <w:rPr>
-          <w:rFonts w:ascii="Courier New" w:eastAsia="Courier New" w:hAnsi="Courier New" w:cs="Courier New"/>
-          <w:sz w:val="21"/>
+        <w:jc w:val="left"/>
+      </w:pPr>
+      <w:r>
+        <w:t xml:space="preserve">    setenv("ITER_NUM", "18", 1);</w:t>
+      </w:r>
+    </w:p>
+    <w:p>
+      <w:pPr>
+        <w:ind w:firstLine="0"/>
+        <w:jc w:val="left"/>
+      </w:pPr>
+      <w:r>
+        <w:rPr>
+          <w:rFonts w:eastAsia="Courier New" w:cs="Courier New"/>
+        </w:rPr>
+        <w:t xml:space="preserve">    execl("./lab03x", "lab03x", (char*)NULL);</w:t>
+      </w:r>
+    </w:p>
+    <w:p>
+      <w:pPr>
+        <w:ind w:firstLine="0"/>
+        <w:jc w:val="left"/>
+      </w:pPr>
+      <w:r>
+        <w:rPr>
+          <w:rFonts w:eastAsia="Courier New" w:cs="Courier New"/>
         </w:rPr>
         <w:t xml:space="preserve">    perror("execl"); _exit(127);</w:t>
       </w:r>
     </w:p>
     <w:p>
       <w:pPr>
-        <w:ind w:left="567" w:firstLine="0"/>
-      </w:pPr>
-      <w:r>
-        <w:rPr>
-          <w:rFonts w:ascii="Courier New" w:eastAsia="Courier New" w:hAnsi="Courier New" w:cs="Courier New"/>
-          <w:sz w:val="21"/>
+        <w:ind w:firstLine="0"/>
+        <w:jc w:val="left"/>
+      </w:pPr>
+      <w:r>
+        <w:rPr>
+          <w:rFonts w:eastAsia="Courier New" w:cs="Courier New"/>
         </w:rPr>
         <w:t>}</w:t>
       </w:r>
     </w:p>
     <w:p>
       <w:pPr>
-        <w:ind w:left="567" w:firstLine="0"/>
-      </w:pPr>
-      <w:r>
-        <w:rPr>
-          <w:rFonts w:ascii="Courier New" w:eastAsia="Courier New" w:hAnsi="Courier New" w:cs="Courier New"/>
-          <w:sz w:val="21"/>
-        </w:rPr>
-        <w:t>pid_t second = fork();</w:t>
-      </w:r>
-    </w:p>
-    <w:p>
-      <w:pPr>
-        <w:ind w:left="567" w:firstLine="0"/>
-      </w:pPr>
-      <w:r>
-        <w:rPr>
-          <w:rFonts w:ascii="Courier New" w:eastAsia="Courier New" w:hAnsi="Courier New" w:cs="Courier New"/>
-          <w:sz w:val="21"/>
-        </w:rPr>
-        <w:t>if (second == 0) {</w:t>
-      </w:r>
-    </w:p>
-    <w:p>
-      <w:pPr>
-        <w:ind w:left="567" w:firstLine="0"/>
-      </w:pPr>
-      <w:r>
-        <w:rPr>
-          <w:rFonts w:ascii="Courier New" w:eastAsia="Courier New" w:hAnsi="Courier New" w:cs="Courier New"/>
-          <w:sz w:val="21"/>
-        </w:rPr>
-        <w:t xml:space="preserve">    setenv("ITER_NUM", "6", 1);</w:t>
-      </w:r>
-    </w:p>
-    <w:p>
-      <w:pPr>
-        <w:ind w:left="567" w:firstLine="0"/>
-      </w:pPr>
-      <w:r>
-        <w:rPr>
-          <w:rFonts w:ascii="Courier New" w:eastAsia="Courier New" w:hAnsi="Courier New" w:cs="Courier New"/>
-          <w:sz w:val="21"/>
-        </w:rPr>
-        <w:t xml:space="preserve">    execl("./lab03x", "lab03x", (char*)NULL);</w:t>
-      </w:r>
-    </w:p>
-    <w:p>
-      <w:pPr>
-        <w:ind w:left="567" w:firstLine="0"/>
-      </w:pPr>
-      <w:r>
-        <w:rPr>
-          <w:rFonts w:ascii="Courier New" w:eastAsia="Courier New" w:hAnsi="Courier New" w:cs="Courier New"/>
-          <w:sz w:val="21"/>
-        </w:rPr>
-        <w:t xml:space="preserve">    perror("execl"); _exit(127);</w:t>
-      </w:r>
-    </w:p>
-    <w:p>
-      <w:pPr>
-        <w:ind w:left="567" w:firstLine="0"/>
-      </w:pPr>
-      <w:r>
-        <w:rPr>
-          <w:rFonts w:ascii="Courier New" w:eastAsia="Courier New" w:hAnsi="Courier New" w:cs="Courier New"/>
-          <w:sz w:val="21"/>
-        </w:rPr>
-        <w:t>}</w:t>
-      </w:r>
-    </w:p>
-    <w:p>
-      <w:pPr>
-        <w:ind w:left="567" w:firstLine="0"/>
-      </w:pPr>
-      <w:r>
-        <w:rPr>
-          <w:rFonts w:ascii="Courier New" w:eastAsia="Courier New" w:hAnsi="Courier New" w:cs="Courier New"/>
-          <w:sz w:val="21"/>
+        <w:ind w:firstLine="0"/>
+        <w:jc w:val="left"/>
+      </w:pPr>
+      <w:r>
+        <w:rPr>
+          <w:rFonts w:eastAsia="Courier New" w:cs="Courier New"/>
         </w:rPr>
         <w:t>int status = 0;</w:t>
       </w:r>
     </w:p>
     <w:p>
       <w:pPr>
-        <w:ind w:left="567" w:firstLine="0"/>
-      </w:pPr>
-      <w:r>
-        <w:rPr>
-          <w:rFonts w:ascii="Courier New" w:eastAsia="Courier New" w:hAnsi="Courier New" w:cs="Courier New"/>
-          <w:sz w:val="21"/>
+        <w:ind w:firstLine="0"/>
+        <w:jc w:val="left"/>
+      </w:pPr>
+      <w:r>
+        <w:rPr>
+          <w:rFonts w:eastAsia="Courier New" w:cs="Courier New"/>
         </w:rPr>
         <w:t>waitpid(first, &amp;status, 0);</w:t>
       </w:r>
     </w:p>
     <w:p>
       <w:pPr>
-        <w:ind w:left="567" w:firstLine="0"/>
-      </w:pPr>
-      <w:r>
-        <w:rPr>
-          <w:rFonts w:ascii="Courier New" w:eastAsia="Courier New" w:hAnsi="Courier New" w:cs="Courier New"/>
-          <w:sz w:val="21"/>
+        <w:ind w:firstLine="0"/>
+        <w:jc w:val="left"/>
+      </w:pPr>
+      <w:r>
+        <w:rPr>
+          <w:rFonts w:eastAsia="Courier New" w:cs="Courier New"/>
         </w:rPr>
         <w:t>waitpid(second, &amp;status, 0);</w:t>
       </w:r>
@@ -9105,6 +9176,7 @@
         <w:keepNext/>
         <w:spacing w:before="240" w:after="120"/>
         <w:ind w:firstLine="0"/>
+        <w:jc w:val="left"/>
       </w:pPr>
       <w:r>
         <w:rPr>
@@ -9115,240 +9187,156 @@
     </w:p>
     <w:p>
       <w:pPr>
-        <w:ind w:left="567" w:firstLine="0"/>
-      </w:pPr>
-      <w:r>
-        <w:rPr>
-          <w:rFonts w:ascii="Courier New" w:eastAsia="Courier New" w:hAnsi="Courier New" w:cs="Courier New"/>
-          <w:sz w:val="21"/>
-        </w:rPr>
-        <w:t>int channel[2];</w:t>
-      </w:r>
-    </w:p>
-    <w:p>
-      <w:pPr>
-        <w:ind w:left="567" w:firstLine="0"/>
-      </w:pPr>
-      <w:r>
-        <w:rPr>
-          <w:rFonts w:ascii="Courier New" w:eastAsia="Courier New" w:hAnsi="Courier New" w:cs="Courier New"/>
-          <w:sz w:val="21"/>
-        </w:rPr>
-        <w:t xml:space="preserve">if (pipe(channel) </w:t>
-      </w:r>
-      <w:r>
-        <w:rPr>
-          <w:rFonts w:ascii="Courier New" w:eastAsia="Courier New" w:hAnsi="Courier New" w:cs="Courier New"/>
-          <w:sz w:val="21"/>
-        </w:rPr>
-        <w:t>== -1) { perror("pipe"); return 1; }</w:t>
-      </w:r>
-    </w:p>
-    <w:p>
-      <w:pPr>
-        <w:ind w:left="567" w:firstLine="0"/>
-      </w:pPr>
-      <w:r>
-        <w:rPr>
-          <w:rFonts w:ascii="Courier New" w:eastAsia="Courier New" w:hAnsi="Courier New" w:cs="Courier New"/>
-          <w:sz w:val="21"/>
-        </w:rPr>
+        <w:ind w:firstLine="0"/>
+        <w:jc w:val="left"/>
+      </w:pPr>
+      <w:r>
         <w:t>for (int i = 0; i &lt; process_count; ++i) {</w:t>
       </w:r>
     </w:p>
     <w:p>
       <w:pPr>
-        <w:ind w:left="567" w:firstLine="0"/>
-      </w:pPr>
-      <w:r>
-        <w:rPr>
-          <w:rFonts w:ascii="Courier New" w:eastAsia="Courier New" w:hAnsi="Courier New" w:cs="Courier New"/>
-          <w:sz w:val="21"/>
-        </w:rPr>
+        <w:ind w:firstLine="0"/>
+        <w:jc w:val="left"/>
+      </w:pPr>
+      <w:r>
+        <w:t xml:space="preserve">    int channel[2];</w:t>
+      </w:r>
+    </w:p>
+    <w:p>
+      <w:pPr>
+        <w:ind w:firstLine="0"/>
+        <w:jc w:val="left"/>
+      </w:pPr>
+      <w:r>
+        <w:t xml:space="preserve">    pipe(channel);</w:t>
+      </w:r>
+    </w:p>
+    <w:p>
+      <w:pPr>
+        <w:ind w:firstLine="0"/>
+        <w:jc w:val="left"/>
+      </w:pPr>
+      <w:r>
+        <w:lastRenderedPageBreak/>
         <w:t xml:space="preserve">    pid_t pid = fork();</w:t>
       </w:r>
     </w:p>
     <w:p>
       <w:pPr>
-        <w:ind w:left="567" w:firstLine="0"/>
-      </w:pPr>
-      <w:r>
-        <w:rPr>
-          <w:rFonts w:ascii="Courier New" w:eastAsia="Courier New" w:hAnsi="Courier New" w:cs="Courier New"/>
-          <w:sz w:val="21"/>
-        </w:rPr>
+        <w:ind w:firstLine="0"/>
+        <w:jc w:val="left"/>
+      </w:pPr>
+      <w:r>
         <w:t xml:space="preserve">    if (pid == 0) {</w:t>
       </w:r>
     </w:p>
     <w:p>
       <w:pPr>
-        <w:ind w:left="567" w:firstLine="0"/>
-      </w:pPr>
-      <w:r>
-        <w:rPr>
-          <w:rFonts w:ascii="Courier New" w:eastAsia="Courier New" w:hAnsi="Courier New" w:cs="Courier New"/>
-          <w:sz w:val="21"/>
-        </w:rPr>
+        <w:ind w:firstLine="0"/>
+        <w:jc w:val="left"/>
+      </w:pPr>
+      <w:r>
         <w:t xml:space="preserve">        close(channel[0]);</w:t>
       </w:r>
     </w:p>
     <w:p>
       <w:pPr>
-        <w:ind w:left="567" w:firstLine="0"/>
-      </w:pPr>
-      <w:r>
-        <w:rPr>
-          <w:rFonts w:ascii="Courier New" w:eastAsia="Courier New" w:hAnsi="Courier New" w:cs="Courier New"/>
-          <w:sz w:val="21"/>
-        </w:rPr>
+        <w:ind w:firstLine="0"/>
+        <w:jc w:val="left"/>
+      </w:pPr>
+      <w:r>
         <w:t xml:space="preserve">        dup2(channel[1], STDOUT_FILENO);</w:t>
       </w:r>
     </w:p>
     <w:p>
       <w:pPr>
-        <w:ind w:left="567" w:firstLine="0"/>
-      </w:pPr>
-      <w:r>
-        <w:rPr>
-          <w:rFonts w:ascii="Courier New" w:eastAsia="Courier New" w:hAnsi="Courier New" w:cs="Courier New"/>
-          <w:sz w:val="21"/>
-        </w:rPr>
+        <w:ind w:firstLine="0"/>
+        <w:jc w:val="left"/>
+      </w:pPr>
+      <w:r>
         <w:t xml:space="preserve">        close(channel[1]);</w:t>
       </w:r>
     </w:p>
     <w:p>
       <w:pPr>
-        <w:ind w:left="567" w:firstLine="0"/>
-      </w:pPr>
-      <w:r>
-        <w:rPr>
-          <w:rFonts w:ascii="Courier New" w:eastAsia="Courier New" w:hAnsi="Courier New" w:cs="Courier New"/>
-          <w:sz w:val="21"/>
-        </w:rPr>
-        <w:t xml:space="preserve">        execl("./lab03d-client", "lab0</w:t>
-      </w:r>
-      <w:r>
-        <w:rPr>
-          <w:rFonts w:ascii="Courier New" w:eastAsia="Courier New" w:hAnsi="Courier New" w:cs="Courier New"/>
-          <w:sz w:val="21"/>
-        </w:rPr>
-        <w:t>3d-client", m_arg, left_arg,</w:t>
-      </w:r>
-    </w:p>
-    <w:p>
-      <w:pPr>
-        <w:ind w:left="567" w:firstLine="0"/>
-      </w:pPr>
-      <w:r>
-        <w:rPr>
-          <w:rFonts w:ascii="Courier New" w:eastAsia="Courier New" w:hAnsi="Courier New" w:cs="Courier New"/>
-          <w:sz w:val="21"/>
-        </w:rPr>
+        <w:ind w:firstLine="0"/>
+        <w:jc w:val="left"/>
+      </w:pPr>
+      <w:r>
+        <w:t xml:space="preserve">        execl("./lab03d-client", "lab03d-client", m_arg, left_arg,</w:t>
+      </w:r>
+    </w:p>
+    <w:p>
+      <w:pPr>
+        <w:ind w:firstLine="0"/>
+        <w:jc w:val="left"/>
+      </w:pPr>
+      <w:r>
         <w:t xml:space="preserve">              right_arg, (char*)NULL);</w:t>
       </w:r>
     </w:p>
     <w:p>
       <w:pPr>
-        <w:ind w:left="567" w:firstLine="0"/>
-      </w:pPr>
-      <w:r>
-        <w:rPr>
-          <w:rFonts w:ascii="Courier New" w:eastAsia="Courier New" w:hAnsi="Courier New" w:cs="Courier New"/>
-          <w:sz w:val="21"/>
-        </w:rPr>
+        <w:ind w:firstLine="0"/>
+        <w:jc w:val="left"/>
+      </w:pPr>
+      <w:r>
         <w:t xml:space="preserve">        _exit(127);</w:t>
       </w:r>
     </w:p>
     <w:p>
       <w:pPr>
-        <w:ind w:left="567" w:firstLine="0"/>
-      </w:pPr>
-      <w:r>
-        <w:rPr>
-          <w:rFonts w:ascii="Courier New" w:eastAsia="Courier New" w:hAnsi="Courier New" w:cs="Courier New"/>
-          <w:sz w:val="21"/>
-        </w:rPr>
+        <w:ind w:firstLine="0"/>
+        <w:jc w:val="left"/>
+      </w:pPr>
+      <w:r>
         <w:t xml:space="preserve">    }</w:t>
       </w:r>
     </w:p>
     <w:p>
       <w:pPr>
-        <w:ind w:left="567" w:firstLine="0"/>
-      </w:pPr>
-      <w:r>
-        <w:rPr>
-          <w:rFonts w:ascii="Courier New" w:eastAsia="Courier New" w:hAnsi="Courier New" w:cs="Courier New"/>
-          <w:sz w:val="21"/>
-        </w:rPr>
+        <w:ind w:firstLine="0"/>
+        <w:jc w:val="left"/>
+      </w:pPr>
+      <w:r>
+        <w:t xml:space="preserve">    close(channel[1]);</w:t>
+      </w:r>
+    </w:p>
+    <w:p>
+      <w:pPr>
+        <w:ind w:firstLine="0"/>
+        <w:jc w:val="left"/>
+      </w:pPr>
+      <w:r>
+        <w:t xml:space="preserve">    children[i].read_fd = channel[0];</w:t>
+      </w:r>
+    </w:p>
+    <w:p>
+      <w:pPr>
+        <w:ind w:firstLine="0"/>
+        <w:jc w:val="left"/>
+      </w:pPr>
+      <w:r>
+        <w:t xml:space="preserve">    children[i].pid = pid;</w:t>
+      </w:r>
+    </w:p>
+    <w:p>
+      <w:pPr>
+        <w:ind w:firstLine="0"/>
+        <w:jc w:val="left"/>
+      </w:pPr>
+      <w:r>
         <w:t>}</w:t>
       </w:r>
     </w:p>
     <w:p>
       <w:pPr>
-        <w:ind w:left="567" w:firstLine="0"/>
-      </w:pPr>
-      <w:r>
-        <w:rPr>
-          <w:rFonts w:ascii="Courier New" w:eastAsia="Courier New" w:hAnsi="Courier New" w:cs="Courier New"/>
-          <w:sz w:val="21"/>
-        </w:rPr>
-        <w:t>close(channel[1]);</w:t>
-      </w:r>
-    </w:p>
-    <w:p>
-      <w:pPr>
-        <w:ind w:left="567" w:firstLine="0"/>
-      </w:pPr>
-      <w:r>
-        <w:rPr>
-          <w:rFonts w:ascii="Courier New" w:eastAsia="Courier New" w:hAnsi="Courier New" w:cs="Courier New"/>
-          <w:sz w:val="21"/>
-        </w:rPr>
-        <w:t>while ((count = read(channel[0], buffer, sizeof(buffer))) &gt; 0)</w:t>
-      </w:r>
-    </w:p>
-    <w:p>
-      <w:pPr>
-        <w:ind w:left="567" w:firstLine="0"/>
-      </w:pPr>
-      <w:r>
-        <w:rPr>
-          <w:rFonts w:ascii="Courier New" w:eastAsia="Courier New" w:hAnsi="Courier New" w:cs="Courier New"/>
-          <w:sz w:val="21"/>
-        </w:rPr>
-        <w:t xml:space="preserve">    fwrite(buffer, 1, count, stdout);</w:t>
-      </w:r>
-    </w:p>
-    <w:p>
-      <w:pPr>
-        <w:ind w:left="567" w:firstLine="0"/>
-      </w:pPr>
-      <w:r>
-        <w:rPr>
-          <w:rFonts w:ascii="Courier New" w:eastAsia="Courier New" w:hAnsi="Courier New" w:cs="Courier New"/>
-          <w:sz w:val="21"/>
-        </w:rPr>
-        <w:t>close(channel[0]);</w:t>
-      </w:r>
-    </w:p>
-    <w:p>
-      <w:pPr>
-        <w:ind w:left="567" w:firstLine="0"/>
-      </w:pPr>
-      <w:r>
-        <w:rPr>
-          <w:rFonts w:ascii="Courier New" w:eastAsia="Courier New" w:hAnsi="Courier New" w:cs="Courier New"/>
-          <w:sz w:val="21"/>
-        </w:rPr>
-        <w:lastRenderedPageBreak/>
-        <w:t xml:space="preserve">while </w:t>
-      </w:r>
-      <w:r>
-        <w:rPr>
-          <w:rFonts w:ascii="Courier New" w:eastAsia="Courier New" w:hAnsi="Courier New" w:cs="Courier New"/>
-          <w:sz w:val="21"/>
-        </w:rPr>
-        <w:t>(wait(NULL) &gt; 0) {}</w:t>
+        <w:ind w:firstLine="0"/>
+        <w:jc w:val="left"/>
+      </w:pPr>
+      <w:r>
+        <w:t>// Затем сервер читает каждый канал до EOF и вызывает waitpid.</w:t>
       </w:r>
     </w:p>
     <w:p>
@@ -9356,6 +9344,7 @@
         <w:keepNext/>
         <w:spacing w:before="240" w:after="120"/>
         <w:ind w:firstLine="0"/>
+        <w:jc w:val="left"/>
       </w:pPr>
       <w:r>
         <w:rPr>
@@ -9366,344 +9355,322 @@
     </w:p>
     <w:p>
       <w:pPr>
-        <w:ind w:left="567" w:firstLine="0"/>
-      </w:pPr>
-      <w:r>
-        <w:rPr>
-          <w:rFonts w:ascii="Courier New" w:eastAsia="Courier New" w:hAnsi="Courier New" w:cs="Courier New"/>
-          <w:sz w:val="21"/>
+        <w:ind w:firstLine="0"/>
+        <w:jc w:val="left"/>
+      </w:pPr>
+      <w:r>
+        <w:rPr>
+          <w:rFonts w:eastAsia="Courier New" w:cs="Courier New"/>
         </w:rPr>
         <w:t>#include &lt;signal.h&gt;</w:t>
       </w:r>
     </w:p>
     <w:p>
       <w:pPr>
-        <w:ind w:left="567" w:firstLine="0"/>
-      </w:pPr>
-      <w:r>
-        <w:rPr>
-          <w:rFonts w:ascii="Courier New" w:eastAsia="Courier New" w:hAnsi="Courier New" w:cs="Courier New"/>
-          <w:sz w:val="21"/>
+        <w:ind w:firstLine="0"/>
+        <w:jc w:val="left"/>
+      </w:pPr>
+      <w:r>
+        <w:rPr>
+          <w:rFonts w:eastAsia="Courier New" w:cs="Courier New"/>
         </w:rPr>
         <w:t>#include &lt;stdio.h&gt;</w:t>
       </w:r>
     </w:p>
     <w:p>
       <w:pPr>
-        <w:ind w:left="567" w:firstLine="0"/>
-      </w:pPr>
-      <w:r>
-        <w:rPr>
-          <w:rFonts w:ascii="Courier New" w:eastAsia="Courier New" w:hAnsi="Courier New" w:cs="Courier New"/>
-          <w:sz w:val="21"/>
+        <w:ind w:firstLine="0"/>
+        <w:jc w:val="left"/>
+      </w:pPr>
+      <w:r>
+        <w:rPr>
+          <w:rFonts w:eastAsia="Courier New" w:cs="Courier New"/>
         </w:rPr>
         <w:t>#include &lt;unistd.h&gt;</w:t>
       </w:r>
     </w:p>
     <w:p>
       <w:pPr>
-        <w:ind w:left="567" w:firstLine="0"/>
-      </w:pPr>
-      <w:r>
-        <w:rPr>
-          <w:rFonts w:ascii="Courier New" w:eastAsia="Courier New" w:hAnsi="Courier New" w:cs="Courier New"/>
-          <w:sz w:val="21"/>
+        <w:ind w:firstLine="0"/>
+        <w:jc w:val="left"/>
+      </w:pPr>
+      <w:r>
+        <w:rPr>
+          <w:rFonts w:eastAsia="Courier New" w:cs="Courier New"/>
         </w:rPr>
         <w:t xml:space="preserve"> </w:t>
       </w:r>
     </w:p>
     <w:p>
       <w:pPr>
-        <w:ind w:left="567" w:firstLine="0"/>
-      </w:pPr>
-      <w:r>
-        <w:rPr>
-          <w:rFonts w:ascii="Courier New" w:eastAsia="Courier New" w:hAnsi="Courier New" w:cs="Courier New"/>
-          <w:sz w:val="21"/>
+        <w:ind w:firstLine="0"/>
+        <w:jc w:val="left"/>
+      </w:pPr>
+      <w:r>
+        <w:rPr>
+          <w:rFonts w:eastAsia="Courier New" w:cs="Courier New"/>
         </w:rPr>
         <w:t>static void on_usr1(int signal) {</w:t>
       </w:r>
     </w:p>
     <w:p>
       <w:pPr>
-        <w:ind w:left="567" w:firstLine="0"/>
-      </w:pPr>
-      <w:r>
-        <w:rPr>
-          <w:rFonts w:ascii="Courier New" w:eastAsia="Courier New" w:hAnsi="Courier New" w:cs="Courier New"/>
-          <w:sz w:val="21"/>
+        <w:ind w:firstLine="0"/>
+        <w:jc w:val="left"/>
+      </w:pPr>
+      <w:r>
+        <w:rPr>
+          <w:rFonts w:eastAsia="Courier New" w:cs="Courier New"/>
         </w:rPr>
         <w:t xml:space="preserve">    const char message[] = "Received USR1 signal\n";</w:t>
       </w:r>
     </w:p>
     <w:p>
       <w:pPr>
-        <w:ind w:left="567" w:firstLine="0"/>
-      </w:pPr>
-      <w:r>
-        <w:rPr>
-          <w:rFonts w:ascii="Courier New" w:eastAsia="Courier New" w:hAnsi="Courier New" w:cs="Courier New"/>
-          <w:sz w:val="21"/>
+        <w:ind w:firstLine="0"/>
+        <w:jc w:val="left"/>
+      </w:pPr>
+      <w:r>
+        <w:rPr>
+          <w:rFonts w:eastAsia="Courier New" w:cs="Courier New"/>
         </w:rPr>
         <w:t xml:space="preserve">    write(STDOUT_FILENO, message, sizeof(message) - 1);</w:t>
       </w:r>
     </w:p>
     <w:p>
       <w:pPr>
-        <w:ind w:left="567" w:firstLine="0"/>
-      </w:pPr>
-      <w:r>
-        <w:rPr>
-          <w:rFonts w:ascii="Courier New" w:eastAsia="Courier New" w:hAnsi="Courier New" w:cs="Courier New"/>
-          <w:sz w:val="21"/>
+        <w:ind w:firstLine="0"/>
+        <w:jc w:val="left"/>
+      </w:pPr>
+      <w:r>
+        <w:rPr>
+          <w:rFonts w:eastAsia="Courier New" w:cs="Courier New"/>
         </w:rPr>
         <w:t>}</w:t>
       </w:r>
     </w:p>
     <w:p>
       <w:pPr>
-        <w:ind w:left="567" w:firstLine="0"/>
-      </w:pPr>
-      <w:r>
-        <w:rPr>
-          <w:rFonts w:ascii="Courier New" w:eastAsia="Courier New" w:hAnsi="Courier New" w:cs="Courier New"/>
-          <w:sz w:val="21"/>
+        <w:ind w:firstLine="0"/>
+        <w:jc w:val="left"/>
+      </w:pPr>
+      <w:r>
+        <w:rPr>
+          <w:rFonts w:eastAsia="Courier New" w:cs="Courier New"/>
         </w:rPr>
         <w:t>static void on_usr2(int signal) {</w:t>
       </w:r>
     </w:p>
     <w:p>
       <w:pPr>
-        <w:ind w:left="567" w:firstLine="0"/>
-      </w:pPr>
-      <w:r>
-        <w:rPr>
-          <w:rFonts w:ascii="Courier New" w:eastAsia="Courier New" w:hAnsi="Courier New" w:cs="Courier New"/>
-          <w:sz w:val="21"/>
+        <w:ind w:firstLine="0"/>
+        <w:jc w:val="left"/>
+      </w:pPr>
+      <w:r>
+        <w:rPr>
+          <w:rFonts w:eastAsia="Courier New" w:cs="Courier New"/>
         </w:rPr>
         <w:t xml:space="preserve">    const char message[] = "Received USR2 signal\n";</w:t>
       </w:r>
     </w:p>
     <w:p>
       <w:pPr>
-        <w:ind w:left="567" w:firstLine="0"/>
-      </w:pPr>
-      <w:r>
-        <w:rPr>
-          <w:rFonts w:ascii="Courier New" w:eastAsia="Courier New" w:hAnsi="Courier New" w:cs="Courier New"/>
-          <w:sz w:val="21"/>
+        <w:ind w:firstLine="0"/>
+        <w:jc w:val="left"/>
+      </w:pPr>
+      <w:r>
+        <w:rPr>
+          <w:rFonts w:eastAsia="Courier New" w:cs="Courier New"/>
         </w:rPr>
         <w:t xml:space="preserve">    write(STDOUT_FILENO, message, sizeof(message) - 1);</w:t>
       </w:r>
     </w:p>
     <w:p>
       <w:pPr>
-        <w:ind w:left="567" w:firstLine="0"/>
-      </w:pPr>
-      <w:r>
-        <w:rPr>
-          <w:rFonts w:ascii="Courier New" w:eastAsia="Courier New" w:hAnsi="Courier New" w:cs="Courier New"/>
-          <w:sz w:val="21"/>
+        <w:ind w:firstLine="0"/>
+        <w:jc w:val="left"/>
+      </w:pPr>
+      <w:r>
+        <w:rPr>
+          <w:rFonts w:eastAsia="Courier New" w:cs="Courier New"/>
         </w:rPr>
         <w:t>}</w:t>
       </w:r>
     </w:p>
     <w:p>
       <w:pPr>
-        <w:ind w:left="567" w:firstLine="0"/>
-      </w:pPr>
-      <w:r>
-        <w:rPr>
-          <w:rFonts w:ascii="Courier New" w:eastAsia="Courier New" w:hAnsi="Courier New" w:cs="Courier New"/>
-          <w:sz w:val="21"/>
+        <w:ind w:firstLine="0"/>
+        <w:jc w:val="left"/>
+      </w:pPr>
+      <w:r>
+        <w:rPr>
+          <w:rFonts w:eastAsia="Courier New" w:cs="Courier New"/>
         </w:rPr>
         <w:t xml:space="preserve"> </w:t>
       </w:r>
     </w:p>
     <w:p>
       <w:pPr>
-        <w:ind w:left="567" w:firstLine="0"/>
-      </w:pPr>
-      <w:r>
-        <w:rPr>
-          <w:rFonts w:ascii="Courier New" w:eastAsia="Courier New" w:hAnsi="Courier New" w:cs="Courier New"/>
-          <w:sz w:val="21"/>
+        <w:ind w:firstLine="0"/>
+        <w:jc w:val="left"/>
+      </w:pPr>
+      <w:r>
+        <w:rPr>
+          <w:rFonts w:eastAsia="Courier New" w:cs="Courier New"/>
         </w:rPr>
         <w:t>int main(void) {</w:t>
       </w:r>
     </w:p>
     <w:p>
       <w:pPr>
-        <w:ind w:left="567" w:firstLine="0"/>
-      </w:pPr>
-      <w:r>
-        <w:rPr>
-          <w:rFonts w:ascii="Courier New" w:eastAsia="Courier New" w:hAnsi="Courier New" w:cs="Courier New"/>
-          <w:sz w:val="21"/>
+        <w:ind w:firstLine="0"/>
+        <w:jc w:val="left"/>
+      </w:pPr>
+      <w:r>
+        <w:rPr>
+          <w:rFonts w:eastAsia="Courier New" w:cs="Courier New"/>
         </w:rPr>
         <w:t xml:space="preserve">    struct sigaction action = {0};</w:t>
       </w:r>
     </w:p>
     <w:p>
       <w:pPr>
-        <w:ind w:left="567" w:firstLine="0"/>
-      </w:pPr>
-      <w:r>
-        <w:rPr>
-          <w:rFonts w:ascii="Courier New" w:eastAsia="Courier New" w:hAnsi="Courier New" w:cs="Courier New"/>
-          <w:sz w:val="21"/>
+        <w:ind w:firstLine="0"/>
+        <w:jc w:val="left"/>
+      </w:pPr>
+      <w:r>
+        <w:rPr>
+          <w:rFonts w:eastAsia="Courier New" w:cs="Courier New"/>
         </w:rPr>
         <w:t xml:space="preserve">    sigemptyset(&amp;action.sa_mask);</w:t>
       </w:r>
     </w:p>
     <w:p>
       <w:pPr>
-        <w:ind w:left="567" w:firstLine="0"/>
-      </w:pPr>
-      <w:r>
-        <w:rPr>
-          <w:rFonts w:ascii="Courier New" w:eastAsia="Courier New" w:hAnsi="Courier New" w:cs="Courier New"/>
-          <w:sz w:val="21"/>
+        <w:ind w:firstLine="0"/>
+        <w:jc w:val="left"/>
+      </w:pPr>
+      <w:r>
+        <w:rPr>
+          <w:rFonts w:eastAsia="Courier New" w:cs="Courier New"/>
         </w:rPr>
         <w:t xml:space="preserve">    action.sa_handler = on_usr1;</w:t>
       </w:r>
     </w:p>
     <w:p>
       <w:pPr>
-        <w:ind w:left="567" w:firstLine="0"/>
-      </w:pPr>
-      <w:r>
-        <w:rPr>
-          <w:rFonts w:ascii="Courier New" w:eastAsia="Courier New" w:hAnsi="Courier New" w:cs="Courier New"/>
-          <w:sz w:val="21"/>
+        <w:ind w:firstLine="0"/>
+        <w:jc w:val="left"/>
+      </w:pPr>
+      <w:r>
+        <w:rPr>
+          <w:rFonts w:eastAsia="Courier New" w:cs="Courier New"/>
         </w:rPr>
         <w:t xml:space="preserve">    sigaction(SIGUSR1, &amp;action, NULL);</w:t>
       </w:r>
     </w:p>
     <w:p>
       <w:pPr>
-        <w:ind w:left="567" w:firstLine="0"/>
-      </w:pPr>
-      <w:r>
-        <w:rPr>
-          <w:rFonts w:ascii="Courier New" w:eastAsia="Courier New" w:hAnsi="Courier New" w:cs="Courier New"/>
-          <w:sz w:val="21"/>
+        <w:ind w:firstLine="0"/>
+        <w:jc w:val="left"/>
+      </w:pPr>
+      <w:r>
+        <w:rPr>
+          <w:rFonts w:eastAsia="Courier New" w:cs="Courier New"/>
         </w:rPr>
         <w:t xml:space="preserve">    action.sa_handler = on_usr2;</w:t>
       </w:r>
     </w:p>
     <w:p>
       <w:pPr>
-        <w:ind w:left="567" w:firstLine="0"/>
-      </w:pPr>
-      <w:r>
-        <w:rPr>
-          <w:rFonts w:ascii="Courier New" w:eastAsia="Courier New" w:hAnsi="Courier New" w:cs="Courier New"/>
-          <w:sz w:val="21"/>
+        <w:ind w:firstLine="0"/>
+        <w:jc w:val="left"/>
+      </w:pPr>
+      <w:r>
+        <w:rPr>
+          <w:rFonts w:eastAsia="Courier New" w:cs="Courier New"/>
         </w:rPr>
         <w:t xml:space="preserve">    sigaction(SIGUSR2, &amp;action, NULL);</w:t>
       </w:r>
     </w:p>
     <w:p>
       <w:pPr>
-        <w:ind w:left="567" w:firstLine="0"/>
-      </w:pPr>
-      <w:r>
-        <w:rPr>
-          <w:rFonts w:ascii="Courier New" w:eastAsia="Courier New" w:hAnsi="Courier New" w:cs="Courier New"/>
-          <w:sz w:val="21"/>
+        <w:ind w:firstLine="0"/>
+        <w:jc w:val="left"/>
+      </w:pPr>
+      <w:r>
+        <w:rPr>
+          <w:rFonts w:eastAsia="Courier New" w:cs="Courier New"/>
         </w:rPr>
         <w:t xml:space="preserve">    signal(SIGINT, SIG_IGN);</w:t>
       </w:r>
     </w:p>
     <w:p>
       <w:pPr>
-        <w:ind w:left="567" w:firstLine="0"/>
-      </w:pPr>
-      <w:r>
-        <w:rPr>
-          <w:rFonts w:ascii="Courier New" w:eastAsia="Courier New" w:hAnsi="Courier New" w:cs="Courier New"/>
-          <w:sz w:val="21"/>
-        </w:rPr>
-        <w:t xml:space="preserve">    printf("Program running with PID %ld\n", (lo</w:t>
-      </w:r>
-      <w:r>
-        <w:rPr>
-          <w:rFonts w:ascii="Courier New" w:eastAsia="Courier New" w:hAnsi="Courier New" w:cs="Courier New"/>
-          <w:sz w:val="21"/>
-        </w:rPr>
-        <w:t>ng)getpid());</w:t>
-      </w:r>
-    </w:p>
-    <w:p>
-      <w:pPr>
-        <w:ind w:left="567" w:firstLine="0"/>
-      </w:pPr>
-      <w:r>
-        <w:rPr>
-          <w:rFonts w:ascii="Courier New" w:eastAsia="Courier New" w:hAnsi="Courier New" w:cs="Courier New"/>
-          <w:sz w:val="21"/>
+        <w:ind w:firstLine="0"/>
+        <w:jc w:val="left"/>
+      </w:pPr>
+      <w:r>
+        <w:rPr>
+          <w:rFonts w:eastAsia="Courier New" w:cs="Courier New"/>
+        </w:rPr>
+        <w:t xml:space="preserve">    printf("Program running with PID %ld\n", (long)getpid());</w:t>
+      </w:r>
+    </w:p>
+    <w:p>
+      <w:pPr>
+        <w:ind w:firstLine="0"/>
+        <w:jc w:val="left"/>
+      </w:pPr>
+      <w:r>
+        <w:rPr>
+          <w:rFonts w:eastAsia="Courier New" w:cs="Courier New"/>
         </w:rPr>
         <w:t xml:space="preserve">    fflush(stdout);</w:t>
       </w:r>
     </w:p>
     <w:p>
       <w:pPr>
-        <w:ind w:left="567" w:firstLine="0"/>
-      </w:pPr>
-      <w:r>
-        <w:rPr>
-          <w:rFonts w:ascii="Courier New" w:eastAsia="Courier New" w:hAnsi="Courier New" w:cs="Courier New"/>
-          <w:sz w:val="21"/>
+        <w:ind w:firstLine="0"/>
+        <w:jc w:val="left"/>
+      </w:pPr>
+      <w:r>
+        <w:rPr>
+          <w:rFonts w:eastAsia="Courier New" w:cs="Courier New"/>
         </w:rPr>
         <w:t xml:space="preserve">    for (;;) pause();</w:t>
       </w:r>
     </w:p>
     <w:p>
       <w:pPr>
-        <w:ind w:left="567" w:firstLine="0"/>
-      </w:pPr>
-      <w:r>
-        <w:rPr>
-          <w:rFonts w:ascii="Courier New" w:eastAsia="Courier New" w:hAnsi="Courier New" w:cs="Courier New"/>
-          <w:sz w:val="21"/>
+        <w:ind w:firstLine="0"/>
+        <w:jc w:val="left"/>
+      </w:pPr>
+      <w:r>
+        <w:rPr>
+          <w:rFonts w:eastAsia="Courier New" w:cs="Courier New"/>
         </w:rPr>
         <w:t>}</w:t>
       </w:r>
     </w:p>
     <w:p>
       <w:pPr>
-        <w:pageBreakBefore/>
-        <w:ind w:firstLine="0"/>
+        <w:pStyle w:val="1"/>
         <w:jc w:val="center"/>
       </w:pPr>
-      <w:r>
-        <w:rPr>
-          <w:b/>
+      <w:bookmarkStart w:id="40" w:name="_Toc242198925"/>
+      <w:r>
+        <w:rPr>
+          <w:rFonts w:ascii="Times New Roman" w:hAnsi="Times New Roman"/>
         </w:rPr>
         <w:lastRenderedPageBreak/>
-        <w:t>ПРИЛОЖЕНИЕ В</w:t>
-      </w:r>
-    </w:p>
-    <w:p>
-      <w:pPr>
-        <w:spacing w:after="240"/>
-        <w:ind w:firstLine="0"/>
-        <w:jc w:val="center"/>
-      </w:pPr>
-      <w:r>
-        <w:rPr>
-          <w:b/>
-        </w:rPr>
-        <w:t>Перечень необходимых скриншотов</w:t>
-      </w:r>
-    </w:p>
-    <w:p>
-      <w:r>
-        <w:t xml:space="preserve">Перед сдачей все серые блоки в основной части необходимо заменить собственными снимками экрана. На изображениях должны читаться команды, PID, </w:t>
-      </w:r>
-      <w:r>
-        <w:t>результаты и приглашение оболочки. Нельзя обрезать сведения, подтверждающие используемую операционную систему и запущенное приложение.</w:t>
+        <w:t>ПРИЛОЖЕНИЕ В Перечень необходимых скриншотов</w:t>
+      </w:r>
+      <w:bookmarkEnd w:id="40"/>
+    </w:p>
+    <w:p>
+      <w:r>
+        <w:t>Перед сдачей все серые блоки в основной части необходимо заменить собственными снимками экрана. На изображениях должны читаться команды, PID, результаты и приглашение оболочки. Нельзя обрезать сведения, подтверждающие используемую операционную систему и запущенное приложение.</w:t>
       </w:r>
     </w:p>
     <w:p>
@@ -9711,7 +9678,7 @@
         <w:ind w:left="709" w:firstLine="0"/>
       </w:pPr>
       <w:r>
-        <w:t>– Lab-03x: аргумент, ITER_NUM и ошибочный запуск;</w:t>
+        <w:t>– Lab-03x: аргумент, ITER_NUM, ошибочный запуск и код 0xC0000005;</w:t>
       </w:r>
     </w:p>
     <w:p>
@@ -9719,7 +9686,7 @@
         <w:ind w:left="709" w:firstLine="0"/>
       </w:pPr>
       <w:r>
-        <w:t>– Lab-03a: консоль, дерево процессов и дескрипторы в Process Explorer;</w:t>
+        <w:t>– Lab-03a: консоль, дерево процессов и дескрипторы в Process Explorer; процессы в cmd и Диспетчере задач;</w:t>
       </w:r>
     </w:p>
     <w:p>
@@ -9759,10 +9726,7 @@
         <w:ind w:left="709" w:firstLine="0"/>
       </w:pPr>
       <w:r>
-        <w:t>– передача Hello, my dear child! через ST</w:t>
-      </w:r>
-      <w:r>
-        <w:t>ARTUPINFO;</w:t>
+        <w:t>– передача Hello, my dear child! через STARTUPINFO;</w:t>
       </w:r>
     </w:p>
     <w:p>
@@ -9786,7 +9750,7 @@
         <w:ind w:left="709" w:firstLine="0"/>
       </w:pPr>
       <w:r>
-        <w:t>– signals: USR1, USR2, Ctrl+C и TERM одной последовательностью.</w:t>
+        <w:t>– signals: USR1, USR2, INT и TERM командами kill; отдельно Ctrl+C при работе на переднем плане.</w:t>
       </w:r>
     </w:p>
     <w:sectPr>
@@ -10357,11 +10321,6 @@
     <w:lsdException w:name="Book Title" w:uiPriority="33" w:qFormat="1"/>
     <w:lsdException w:name="Bibliography" w:semiHidden="1" w:uiPriority="37" w:unhideWhenUsed="1"/>
     <w:lsdException w:name="TOC Heading" w:semiHidden="1" w:uiPriority="39" w:unhideWhenUsed="1" w:qFormat="1"/>
-    <w:lsdException w:name="Plain Table 5" w:semiHidden="1" w:unhideWhenUsed="1"/>
-    <w:lsdException w:name="Grid Table Light" w:semiHidden="1" w:unhideWhenUsed="1"/>
-    <w:lsdException w:name="Grid Table 1 Light" w:semiHidden="1" w:unhideWhenUsed="1"/>
-    <w:lsdException w:name="Grid Table 2" w:semiHidden="1" w:unhideWhenUsed="1"/>
-    <w:lsdException w:name="Grid Table 3" w:semiHidden="1" w:unhideWhenUsed="1"/>
     <w:lsdException w:name="Grid Table 4" w:uiPriority="49"/>
     <w:lsdException w:name="Grid Table 5 Dark" w:uiPriority="50"/>
     <w:lsdException w:name="Grid Table 6 Colorful" w:uiPriority="51"/>
